--- a/writing/Chapter 5 - 5.3 Statistical Analysis/WRITING_GUIDE.docx
+++ b/writing/Chapter 5 - 5.3 Statistical Analysis/WRITING_GUIDE.docx
@@ -348,7 +348,7 @@
                 <w:rFonts w:ascii="Consolas" w:hAnsi="Consolas"/>
                 <w:sz w:val="16"/>
               </w:rPr>
-              <w:t>tables/ai_judge_agreement_PENDING.csv</w:t>
+              <w:t>tables/detector_sensitivity_robertalarge.csv</w:t>
             </w:r>
           </w:p>
         </w:tc>
@@ -362,7 +362,69 @@
               <w:rPr>
                 <w:sz w:val="16"/>
               </w:rPr>
-              <w:t>Inter-judge agreement, to compute</w:t>
+              <w:t>RoBERTa-large swapped into the final pipeline (5.3.3)</w:t>
+            </w:r>
+          </w:p>
+        </w:tc>
+      </w:tr>
+      <w:tr>
+        <w:tc>
+          <w:tcPr>
+            <w:tcW w:type="dxa" w:w="4968"/>
+          </w:tcPr>
+          <w:p>
+            <w:r/>
+            <w:r>
+              <w:rPr>
+                <w:rFonts w:ascii="Consolas" w:hAnsi="Consolas"/>
+                <w:sz w:val="16"/>
+              </w:rPr>
+              <w:t>tables/wassa_validity.csv</w:t>
+            </w:r>
+          </w:p>
+        </w:tc>
+        <w:tc>
+          <w:tcPr>
+            <w:tcW w:type="dxa" w:w="4968"/>
+          </w:tcPr>
+          <w:p>
+            <w:r/>
+            <w:r>
+              <w:rPr>
+                <w:sz w:val="16"/>
+              </w:rPr>
+              <w:t>How far the WASSA classifier can be trusted (5.3.6)</w:t>
+            </w:r>
+          </w:p>
+        </w:tc>
+      </w:tr>
+      <w:tr>
+        <w:tc>
+          <w:tcPr>
+            <w:tcW w:type="dxa" w:w="4968"/>
+          </w:tcPr>
+          <w:p>
+            <w:r/>
+            <w:r>
+              <w:rPr>
+                <w:rFonts w:ascii="Consolas" w:hAnsi="Consolas"/>
+                <w:sz w:val="16"/>
+              </w:rPr>
+              <w:t>tables/ai_judge_agreement.csv</w:t>
+            </w:r>
+          </w:p>
+        </w:tc>
+        <w:tc>
+          <w:tcPr>
+            <w:tcW w:type="dxa" w:w="4968"/>
+          </w:tcPr>
+          <w:p>
+            <w:r/>
+            <w:r>
+              <w:rPr>
+                <w:sz w:val="16"/>
+              </w:rPr>
+              <w:t>Inter-judge agreement for systems judged so far (5.3.7)</w:t>
             </w:r>
           </w:p>
         </w:tc>
@@ -453,7 +515,32 @@
         <w:pStyle w:val="ListBullet"/>
       </w:pPr>
       <w:r>
-        <w:t xml:space="preserve">☐ 5.3.6 AI-judge reliability and agreement </w:t>
+        <w:t>☐ 5.3.6 Validity of the WASSA classifier</w:t>
+      </w:r>
+    </w:p>
+    <w:p>
+      <w:pPr>
+        <w:pStyle w:val="ListBullet"/>
+      </w:pPr>
+      <w:r>
+        <w:t xml:space="preserve">☐ 5.3.7 AI-judge reliability and agreement (final-system rows </w:t>
+      </w:r>
+      <w:r>
+        <w:rPr>
+          <w:rFonts w:ascii="Consolas" w:hAnsi="Consolas"/>
+        </w:rPr>
+        <w:t>[[PENDING]]</w:t>
+      </w:r>
+      <w:r>
+        <w:t>)</w:t>
+      </w:r>
+    </w:p>
+    <w:p>
+      <w:pPr>
+        <w:pStyle w:val="ListBullet"/>
+      </w:pPr>
+      <w:r>
+        <w:t xml:space="preserve">☐ 5.3.8 Human evaluation statistics </w:t>
       </w:r>
       <w:r>
         <w:rPr>
@@ -467,21 +554,7 @@
         <w:pStyle w:val="ListBullet"/>
       </w:pPr>
       <w:r>
-        <w:t xml:space="preserve">☐ 5.3.7 Human evaluation statistics </w:t>
-      </w:r>
-      <w:r>
-        <w:rPr>
-          <w:rFonts w:ascii="Consolas" w:hAnsi="Consolas"/>
-        </w:rPr>
-        <w:t>[[PENDING]]</w:t>
-      </w:r>
-    </w:p>
-    <w:p>
-      <w:pPr>
-        <w:pStyle w:val="ListBullet"/>
-      </w:pPr>
-      <w:r>
-        <w:t>☐ 5.3.8 Limitations of the analysis</w:t>
+        <w:t>☐ 5.3.9 Limitations of the analysis</w:t>
       </w:r>
     </w:p>
     <w:p>
@@ -6345,7 +6418,16 @@
         <w:t>controlled detector swap</w:t>
       </w:r>
       <w:r>
-        <w:t xml:space="preserve">: keeping the generator fixed (Qwen2.5-1.5B) and replacing the GPT-2 detector with the more accurate RoBERTa detector changes neither emotion validation (25.3% vs 26.0%, p = 0.91) nor rule adherence (57.7% vs 63.7%, p = 0.09). By contrast, the detector backbones themselves do differ significantly: RoBERTa-large beats RoBERTa-base on top-1 (+2.9 points, p = 0.0002), and RoBERTa-base beats BERT and ELECTRA on top-5 (p &lt;= 0.0001). Together these results indicate that, within the accuracy range studied, </w:t>
+        <w:t xml:space="preserve">: keeping the generator fixed (Qwen2.5-1.5B) and replacing the GPT-2 detector with the more accurate RoBERTa detector changes neither emotion validation (25.3% vs 26.0%, p = 0.91) nor rule adherence (57.7% vs 63.7%, p = 0.09). By contrast, the detector backbones themselves do differ significantly: RoBERTa-large beats RoBERTa-base on top-1 (+2.9 points, p = 0.0002), and RoBERTa-base beats BERT and ELECTRA on top-5 (p &lt;= 0.0001). Third, and most directly, we </w:t>
+      </w:r>
+      <w:r>
+        <w:rPr>
+          <w:b/>
+        </w:rPr>
+        <w:t>swapped RoBERTa-large into the final system</w:t>
+      </w:r>
+      <w:r>
+        <w:t xml:space="preserve"> and regenerated the same 300 conversations, changing nothing else (Table 5.x). The larger detector was 3.0 points more accurate on these conversations (53.3% vs 50.3%, p = 0.21), but no reply-quality measure improved: all rules 60.0% vs 54.7% (Holm-adjusted p = 0.60), WASSA 5.05 vs 5.01 (p = 0.85), emotion validation 36.7% vs 38.0% (p = 0.85) and one question 92.7% vs 95.7% (p = 0.60). Acknowledgement was nominally lower with the larger detector (66.3% vs 57.7%, unadjusted p = 0.012) but not significantly after correction (p = 0.06). Together these results indicate that </w:t>
       </w:r>
       <w:r>
         <w:rPr>
@@ -6354,7 +6436,7 @@
         <w:t>detection accuracy is not the factor limiting reply quality</w:t>
       </w:r>
       <w:r>
-        <w:t>.</w:t>
+        <w:t>, which justifies the smaller detector.</w:t>
       </w:r>
     </w:p>
     <w:p>
@@ -9787,6 +9869,1355 @@
                 <w:sz w:val="13"/>
               </w:rPr>
               <w:t>Is the larger model's advantage real? (why not bigger)</w:t>
+            </w:r>
+          </w:p>
+        </w:tc>
+      </w:tr>
+    </w:tbl>
+    <w:p/>
+    <w:p>
+      <w:r>
+        <w:rPr>
+          <w:i/>
+          <w:sz w:val="18"/>
+        </w:rPr>
+        <w:t>Table: detector_sensitivity_robertalarge.csv</w:t>
+      </w:r>
+    </w:p>
+    <w:tbl>
+      <w:tblPr>
+        <w:tblStyle w:val="TableGrid"/>
+        <w:tblW w:type="auto" w:w="0"/>
+        <w:tblLook w:firstColumn="1" w:firstRow="1" w:lastColumn="0" w:lastRow="0" w:noHBand="0" w:noVBand="1" w:val="04A0"/>
+      </w:tblPr>
+      <w:tblGrid>
+        <w:gridCol w:w="994"/>
+        <w:gridCol w:w="994"/>
+        <w:gridCol w:w="994"/>
+        <w:gridCol w:w="994"/>
+        <w:gridCol w:w="994"/>
+        <w:gridCol w:w="994"/>
+        <w:gridCol w:w="994"/>
+        <w:gridCol w:w="994"/>
+        <w:gridCol w:w="994"/>
+        <w:gridCol w:w="994"/>
+      </w:tblGrid>
+      <w:tr>
+        <w:tc>
+          <w:tcPr>
+            <w:tcW w:type="dxa" w:w="994"/>
+            <w:shd w:val="clear" w:color="auto" w:fill="E3EEFB"/>
+          </w:tcPr>
+          <w:p>
+            <w:r>
+              <w:rPr>
+                <w:b/>
+              </w:rPr>
+            </w:r>
+            <w:r>
+              <w:rPr>
+                <w:b/>
+                <w:sz w:val="13"/>
+              </w:rPr>
+              <w:t>Group</w:t>
+            </w:r>
+          </w:p>
+        </w:tc>
+        <w:tc>
+          <w:tcPr>
+            <w:tcW w:type="dxa" w:w="994"/>
+            <w:shd w:val="clear" w:color="auto" w:fill="E3EEFB"/>
+          </w:tcPr>
+          <w:p>
+            <w:r>
+              <w:rPr>
+                <w:b/>
+              </w:rPr>
+            </w:r>
+            <w:r>
+              <w:rPr>
+                <w:b/>
+                <w:sz w:val="13"/>
+              </w:rPr>
+              <w:t>Measure</w:t>
+            </w:r>
+          </w:p>
+        </w:tc>
+        <w:tc>
+          <w:tcPr>
+            <w:tcW w:type="dxa" w:w="994"/>
+            <w:shd w:val="clear" w:color="auto" w:fill="E3EEFB"/>
+          </w:tcPr>
+          <w:p>
+            <w:r>
+              <w:rPr>
+                <w:b/>
+              </w:rPr>
+            </w:r>
+            <w:r>
+              <w:rPr>
+                <w:b/>
+                <w:sz w:val="13"/>
+              </w:rPr>
+              <w:t>RoBERTa-base d1 (%)</w:t>
+            </w:r>
+          </w:p>
+        </w:tc>
+        <w:tc>
+          <w:tcPr>
+            <w:tcW w:type="dxa" w:w="994"/>
+            <w:shd w:val="clear" w:color="auto" w:fill="E3EEFB"/>
+          </w:tcPr>
+          <w:p>
+            <w:r>
+              <w:rPr>
+                <w:b/>
+              </w:rPr>
+            </w:r>
+            <w:r>
+              <w:rPr>
+                <w:b/>
+                <w:sz w:val="13"/>
+              </w:rPr>
+              <w:t>RoBERTa-large d1 (%)</w:t>
+            </w:r>
+          </w:p>
+        </w:tc>
+        <w:tc>
+          <w:tcPr>
+            <w:tcW w:type="dxa" w:w="994"/>
+            <w:shd w:val="clear" w:color="auto" w:fill="E3EEFB"/>
+          </w:tcPr>
+          <w:p>
+            <w:r>
+              <w:rPr>
+                <w:b/>
+              </w:rPr>
+            </w:r>
+            <w:r>
+              <w:rPr>
+                <w:b/>
+                <w:sz w:val="13"/>
+              </w:rPr>
+              <w:t>Difference</w:t>
+            </w:r>
+          </w:p>
+        </w:tc>
+        <w:tc>
+          <w:tcPr>
+            <w:tcW w:type="dxa" w:w="994"/>
+            <w:shd w:val="clear" w:color="auto" w:fill="E3EEFB"/>
+          </w:tcPr>
+          <w:p>
+            <w:r>
+              <w:rPr>
+                <w:b/>
+              </w:rPr>
+            </w:r>
+            <w:r>
+              <w:rPr>
+                <w:b/>
+                <w:sz w:val="13"/>
+              </w:rPr>
+              <w:t>95% CI</w:t>
+            </w:r>
+          </w:p>
+        </w:tc>
+        <w:tc>
+          <w:tcPr>
+            <w:tcW w:type="dxa" w:w="994"/>
+            <w:shd w:val="clear" w:color="auto" w:fill="E3EEFB"/>
+          </w:tcPr>
+          <w:p>
+            <w:r>
+              <w:rPr>
+                <w:b/>
+              </w:rPr>
+            </w:r>
+            <w:r>
+              <w:rPr>
+                <w:b/>
+                <w:sz w:val="13"/>
+              </w:rPr>
+              <w:t>Test</w:t>
+            </w:r>
+          </w:p>
+        </w:tc>
+        <w:tc>
+          <w:tcPr>
+            <w:tcW w:type="dxa" w:w="994"/>
+            <w:shd w:val="clear" w:color="auto" w:fill="E3EEFB"/>
+          </w:tcPr>
+          <w:p>
+            <w:r>
+              <w:rPr>
+                <w:b/>
+              </w:rPr>
+            </w:r>
+            <w:r>
+              <w:rPr>
+                <w:b/>
+                <w:sz w:val="13"/>
+              </w:rPr>
+              <w:t>p</w:t>
+            </w:r>
+          </w:p>
+        </w:tc>
+        <w:tc>
+          <w:tcPr>
+            <w:tcW w:type="dxa" w:w="994"/>
+            <w:shd w:val="clear" w:color="auto" w:fill="E3EEFB"/>
+          </w:tcPr>
+          <w:p>
+            <w:r>
+              <w:rPr>
+                <w:b/>
+              </w:rPr>
+            </w:r>
+            <w:r>
+              <w:rPr>
+                <w:b/>
+                <w:sz w:val="13"/>
+              </w:rPr>
+              <w:t>p (Holm over reply-quality measures)</w:t>
+            </w:r>
+          </w:p>
+        </w:tc>
+        <w:tc>
+          <w:tcPr>
+            <w:tcW w:type="dxa" w:w="994"/>
+            <w:shd w:val="clear" w:color="auto" w:fill="E3EEFB"/>
+          </w:tcPr>
+          <w:p>
+            <w:r>
+              <w:rPr>
+                <w:b/>
+              </w:rPr>
+            </w:r>
+            <w:r>
+              <w:rPr>
+                <w:b/>
+                <w:sz w:val="13"/>
+              </w:rPr>
+              <w:t>Significant?</w:t>
+            </w:r>
+          </w:p>
+        </w:tc>
+      </w:tr>
+      <w:tr>
+        <w:tc>
+          <w:tcPr>
+            <w:tcW w:type="dxa" w:w="994"/>
+          </w:tcPr>
+          <w:p>
+            <w:r/>
+            <w:r>
+              <w:rPr>
+                <w:sz w:val="13"/>
+              </w:rPr>
+              <w:t>Detection</w:t>
+            </w:r>
+          </w:p>
+        </w:tc>
+        <w:tc>
+          <w:tcPr>
+            <w:tcW w:type="dxa" w:w="994"/>
+          </w:tcPr>
+          <w:p>
+            <w:r/>
+            <w:r>
+              <w:rPr>
+                <w:sz w:val="13"/>
+              </w:rPr>
+              <w:t>d1 top-1 correct</w:t>
+            </w:r>
+          </w:p>
+        </w:tc>
+        <w:tc>
+          <w:tcPr>
+            <w:tcW w:type="dxa" w:w="994"/>
+          </w:tcPr>
+          <w:p>
+            <w:r/>
+            <w:r>
+              <w:rPr>
+                <w:sz w:val="13"/>
+              </w:rPr>
+              <w:t>50.3</w:t>
+            </w:r>
+          </w:p>
+        </w:tc>
+        <w:tc>
+          <w:tcPr>
+            <w:tcW w:type="dxa" w:w="994"/>
+          </w:tcPr>
+          <w:p>
+            <w:r/>
+            <w:r>
+              <w:rPr>
+                <w:sz w:val="13"/>
+              </w:rPr>
+              <w:t>53.3</w:t>
+            </w:r>
+          </w:p>
+        </w:tc>
+        <w:tc>
+          <w:tcPr>
+            <w:tcW w:type="dxa" w:w="994"/>
+          </w:tcPr>
+          <w:p>
+            <w:r/>
+            <w:r>
+              <w:rPr>
+                <w:sz w:val="13"/>
+              </w:rPr>
+              <w:t>3</w:t>
+            </w:r>
+          </w:p>
+        </w:tc>
+        <w:tc>
+          <w:tcPr>
+            <w:tcW w:type="dxa" w:w="994"/>
+          </w:tcPr>
+          <w:p>
+            <w:r/>
+            <w:r>
+              <w:rPr>
+                <w:sz w:val="13"/>
+              </w:rPr>
+              <w:t>[-1.0, +7.3]</w:t>
+            </w:r>
+          </w:p>
+        </w:tc>
+        <w:tc>
+          <w:tcPr>
+            <w:tcW w:type="dxa" w:w="994"/>
+          </w:tcPr>
+          <w:p>
+            <w:r/>
+            <w:r>
+              <w:rPr>
+                <w:sz w:val="13"/>
+              </w:rPr>
+              <w:t>McNemar exact</w:t>
+            </w:r>
+          </w:p>
+        </w:tc>
+        <w:tc>
+          <w:tcPr>
+            <w:tcW w:type="dxa" w:w="994"/>
+          </w:tcPr>
+          <w:p>
+            <w:r/>
+            <w:r>
+              <w:rPr>
+                <w:sz w:val="13"/>
+              </w:rPr>
+              <w:t>0.21</w:t>
+            </w:r>
+          </w:p>
+        </w:tc>
+        <w:tc>
+          <w:tcPr>
+            <w:tcW w:type="dxa" w:w="994"/>
+          </w:tcPr>
+          <w:p>
+            <w:r/>
+          </w:p>
+        </w:tc>
+        <w:tc>
+          <w:tcPr>
+            <w:tcW w:type="dxa" w:w="994"/>
+          </w:tcPr>
+          <w:p>
+            <w:r/>
+            <w:r>
+              <w:rPr>
+                <w:sz w:val="13"/>
+              </w:rPr>
+              <w:t>no</w:t>
+            </w:r>
+          </w:p>
+        </w:tc>
+      </w:tr>
+      <w:tr>
+        <w:tc>
+          <w:tcPr>
+            <w:tcW w:type="dxa" w:w="994"/>
+          </w:tcPr>
+          <w:p>
+            <w:r/>
+            <w:r>
+              <w:rPr>
+                <w:sz w:val="13"/>
+              </w:rPr>
+              <w:t>Detection</w:t>
+            </w:r>
+          </w:p>
+        </w:tc>
+        <w:tc>
+          <w:tcPr>
+            <w:tcW w:type="dxa" w:w="994"/>
+          </w:tcPr>
+          <w:p>
+            <w:r/>
+            <w:r>
+              <w:rPr>
+                <w:sz w:val="13"/>
+              </w:rPr>
+              <w:t>True emotion in d1 top-3</w:t>
+            </w:r>
+          </w:p>
+        </w:tc>
+        <w:tc>
+          <w:tcPr>
+            <w:tcW w:type="dxa" w:w="994"/>
+          </w:tcPr>
+          <w:p>
+            <w:r/>
+            <w:r>
+              <w:rPr>
+                <w:sz w:val="13"/>
+              </w:rPr>
+              <w:t>78</w:t>
+            </w:r>
+          </w:p>
+        </w:tc>
+        <w:tc>
+          <w:tcPr>
+            <w:tcW w:type="dxa" w:w="994"/>
+          </w:tcPr>
+          <w:p>
+            <w:r/>
+            <w:r>
+              <w:rPr>
+                <w:sz w:val="13"/>
+              </w:rPr>
+              <w:t>79.3</w:t>
+            </w:r>
+          </w:p>
+        </w:tc>
+        <w:tc>
+          <w:tcPr>
+            <w:tcW w:type="dxa" w:w="994"/>
+          </w:tcPr>
+          <w:p>
+            <w:r/>
+            <w:r>
+              <w:rPr>
+                <w:sz w:val="13"/>
+              </w:rPr>
+              <w:t>1.3</w:t>
+            </w:r>
+          </w:p>
+        </w:tc>
+        <w:tc>
+          <w:tcPr>
+            <w:tcW w:type="dxa" w:w="994"/>
+          </w:tcPr>
+          <w:p>
+            <w:r/>
+            <w:r>
+              <w:rPr>
+                <w:sz w:val="13"/>
+              </w:rPr>
+              <w:t>[-2.0, +4.7]</w:t>
+            </w:r>
+          </w:p>
+        </w:tc>
+        <w:tc>
+          <w:tcPr>
+            <w:tcW w:type="dxa" w:w="994"/>
+          </w:tcPr>
+          <w:p>
+            <w:r/>
+            <w:r>
+              <w:rPr>
+                <w:sz w:val="13"/>
+              </w:rPr>
+              <w:t>McNemar exact</w:t>
+            </w:r>
+          </w:p>
+        </w:tc>
+        <w:tc>
+          <w:tcPr>
+            <w:tcW w:type="dxa" w:w="994"/>
+          </w:tcPr>
+          <w:p>
+            <w:r/>
+            <w:r>
+              <w:rPr>
+                <w:sz w:val="13"/>
+              </w:rPr>
+              <w:t>0.54</w:t>
+            </w:r>
+          </w:p>
+        </w:tc>
+        <w:tc>
+          <w:tcPr>
+            <w:tcW w:type="dxa" w:w="994"/>
+          </w:tcPr>
+          <w:p>
+            <w:r/>
+          </w:p>
+        </w:tc>
+        <w:tc>
+          <w:tcPr>
+            <w:tcW w:type="dxa" w:w="994"/>
+          </w:tcPr>
+          <w:p>
+            <w:r/>
+            <w:r>
+              <w:rPr>
+                <w:sz w:val="13"/>
+              </w:rPr>
+              <w:t>no</w:t>
+            </w:r>
+          </w:p>
+        </w:tc>
+      </w:tr>
+      <w:tr>
+        <w:tc>
+          <w:tcPr>
+            <w:tcW w:type="dxa" w:w="994"/>
+          </w:tcPr>
+          <w:p>
+            <w:r/>
+            <w:r>
+              <w:rPr>
+                <w:sz w:val="13"/>
+              </w:rPr>
+              <w:t>Detection</w:t>
+            </w:r>
+          </w:p>
+        </w:tc>
+        <w:tc>
+          <w:tcPr>
+            <w:tcW w:type="dxa" w:w="994"/>
+          </w:tcPr>
+          <w:p>
+            <w:r/>
+            <w:r>
+              <w:rPr>
+                <w:sz w:val="13"/>
+              </w:rPr>
+              <w:t>Stage-1 pick correct</w:t>
+            </w:r>
+          </w:p>
+        </w:tc>
+        <w:tc>
+          <w:tcPr>
+            <w:tcW w:type="dxa" w:w="994"/>
+          </w:tcPr>
+          <w:p>
+            <w:r/>
+            <w:r>
+              <w:rPr>
+                <w:sz w:val="13"/>
+              </w:rPr>
+              <w:t>42.3</w:t>
+            </w:r>
+          </w:p>
+        </w:tc>
+        <w:tc>
+          <w:tcPr>
+            <w:tcW w:type="dxa" w:w="994"/>
+          </w:tcPr>
+          <w:p>
+            <w:r/>
+            <w:r>
+              <w:rPr>
+                <w:sz w:val="13"/>
+              </w:rPr>
+              <w:t>44.7</w:t>
+            </w:r>
+          </w:p>
+        </w:tc>
+        <w:tc>
+          <w:tcPr>
+            <w:tcW w:type="dxa" w:w="994"/>
+          </w:tcPr>
+          <w:p>
+            <w:r/>
+            <w:r>
+              <w:rPr>
+                <w:sz w:val="13"/>
+              </w:rPr>
+              <w:t>2.3</w:t>
+            </w:r>
+          </w:p>
+        </w:tc>
+        <w:tc>
+          <w:tcPr>
+            <w:tcW w:type="dxa" w:w="994"/>
+          </w:tcPr>
+          <w:p>
+            <w:r/>
+            <w:r>
+              <w:rPr>
+                <w:sz w:val="13"/>
+              </w:rPr>
+              <w:t>[-2.3, +7.0]</w:t>
+            </w:r>
+          </w:p>
+        </w:tc>
+        <w:tc>
+          <w:tcPr>
+            <w:tcW w:type="dxa" w:w="994"/>
+          </w:tcPr>
+          <w:p>
+            <w:r/>
+            <w:r>
+              <w:rPr>
+                <w:sz w:val="13"/>
+              </w:rPr>
+              <w:t>McNemar exact</w:t>
+            </w:r>
+          </w:p>
+        </w:tc>
+        <w:tc>
+          <w:tcPr>
+            <w:tcW w:type="dxa" w:w="994"/>
+          </w:tcPr>
+          <w:p>
+            <w:r/>
+            <w:r>
+              <w:rPr>
+                <w:sz w:val="13"/>
+              </w:rPr>
+              <w:t>0.39</w:t>
+            </w:r>
+          </w:p>
+        </w:tc>
+        <w:tc>
+          <w:tcPr>
+            <w:tcW w:type="dxa" w:w="994"/>
+          </w:tcPr>
+          <w:p>
+            <w:r/>
+          </w:p>
+        </w:tc>
+        <w:tc>
+          <w:tcPr>
+            <w:tcW w:type="dxa" w:w="994"/>
+          </w:tcPr>
+          <w:p>
+            <w:r/>
+            <w:r>
+              <w:rPr>
+                <w:sz w:val="13"/>
+              </w:rPr>
+              <w:t>no</w:t>
+            </w:r>
+          </w:p>
+        </w:tc>
+      </w:tr>
+      <w:tr>
+        <w:tc>
+          <w:tcPr>
+            <w:tcW w:type="dxa" w:w="994"/>
+          </w:tcPr>
+          <w:p>
+            <w:r/>
+            <w:r>
+              <w:rPr>
+                <w:sz w:val="13"/>
+              </w:rPr>
+              <w:t>Reply quality</w:t>
+            </w:r>
+          </w:p>
+        </w:tc>
+        <w:tc>
+          <w:tcPr>
+            <w:tcW w:type="dxa" w:w="994"/>
+          </w:tcPr>
+          <w:p>
+            <w:r/>
+            <w:r>
+              <w:rPr>
+                <w:sz w:val="13"/>
+              </w:rPr>
+              <w:t>All rules</w:t>
+            </w:r>
+          </w:p>
+        </w:tc>
+        <w:tc>
+          <w:tcPr>
+            <w:tcW w:type="dxa" w:w="994"/>
+          </w:tcPr>
+          <w:p>
+            <w:r/>
+            <w:r>
+              <w:rPr>
+                <w:sz w:val="13"/>
+              </w:rPr>
+              <w:t>60</w:t>
+            </w:r>
+          </w:p>
+        </w:tc>
+        <w:tc>
+          <w:tcPr>
+            <w:tcW w:type="dxa" w:w="994"/>
+          </w:tcPr>
+          <w:p>
+            <w:r/>
+            <w:r>
+              <w:rPr>
+                <w:sz w:val="13"/>
+              </w:rPr>
+              <w:t>54.7</w:t>
+            </w:r>
+          </w:p>
+        </w:tc>
+        <w:tc>
+          <w:tcPr>
+            <w:tcW w:type="dxa" w:w="994"/>
+          </w:tcPr>
+          <w:p>
+            <w:r/>
+            <w:r>
+              <w:rPr>
+                <w:sz w:val="13"/>
+              </w:rPr>
+              <w:t>-5.3</w:t>
+            </w:r>
+          </w:p>
+        </w:tc>
+        <w:tc>
+          <w:tcPr>
+            <w:tcW w:type="dxa" w:w="994"/>
+          </w:tcPr>
+          <w:p>
+            <w:r/>
+            <w:r>
+              <w:rPr>
+                <w:sz w:val="13"/>
+              </w:rPr>
+              <w:t>[-12.3, +1.7]</w:t>
+            </w:r>
+          </w:p>
+        </w:tc>
+        <w:tc>
+          <w:tcPr>
+            <w:tcW w:type="dxa" w:w="994"/>
+          </w:tcPr>
+          <w:p>
+            <w:r/>
+            <w:r>
+              <w:rPr>
+                <w:sz w:val="13"/>
+              </w:rPr>
+              <w:t>McNemar exact</w:t>
+            </w:r>
+          </w:p>
+        </w:tc>
+        <w:tc>
+          <w:tcPr>
+            <w:tcW w:type="dxa" w:w="994"/>
+          </w:tcPr>
+          <w:p>
+            <w:r/>
+            <w:r>
+              <w:rPr>
+                <w:sz w:val="13"/>
+              </w:rPr>
+              <w:t>0.16</w:t>
+            </w:r>
+          </w:p>
+        </w:tc>
+        <w:tc>
+          <w:tcPr>
+            <w:tcW w:type="dxa" w:w="994"/>
+          </w:tcPr>
+          <w:p>
+            <w:r/>
+            <w:r>
+              <w:rPr>
+                <w:sz w:val="13"/>
+              </w:rPr>
+              <w:t>0.6</w:t>
+            </w:r>
+          </w:p>
+        </w:tc>
+        <w:tc>
+          <w:tcPr>
+            <w:tcW w:type="dxa" w:w="994"/>
+          </w:tcPr>
+          <w:p>
+            <w:r/>
+            <w:r>
+              <w:rPr>
+                <w:sz w:val="13"/>
+              </w:rPr>
+              <w:t>no</w:t>
+            </w:r>
+          </w:p>
+        </w:tc>
+      </w:tr>
+      <w:tr>
+        <w:tc>
+          <w:tcPr>
+            <w:tcW w:type="dxa" w:w="994"/>
+          </w:tcPr>
+          <w:p>
+            <w:r/>
+            <w:r>
+              <w:rPr>
+                <w:sz w:val="13"/>
+              </w:rPr>
+              <w:t>Reply quality</w:t>
+            </w:r>
+          </w:p>
+        </w:tc>
+        <w:tc>
+          <w:tcPr>
+            <w:tcW w:type="dxa" w:w="994"/>
+          </w:tcPr>
+          <w:p>
+            <w:r/>
+            <w:r>
+              <w:rPr>
+                <w:sz w:val="13"/>
+              </w:rPr>
+              <w:t>Acknowledgement</w:t>
+            </w:r>
+          </w:p>
+        </w:tc>
+        <w:tc>
+          <w:tcPr>
+            <w:tcW w:type="dxa" w:w="994"/>
+          </w:tcPr>
+          <w:p>
+            <w:r/>
+            <w:r>
+              <w:rPr>
+                <w:sz w:val="13"/>
+              </w:rPr>
+              <w:t>66.3</w:t>
+            </w:r>
+          </w:p>
+        </w:tc>
+        <w:tc>
+          <w:tcPr>
+            <w:tcW w:type="dxa" w:w="994"/>
+          </w:tcPr>
+          <w:p>
+            <w:r/>
+            <w:r>
+              <w:rPr>
+                <w:sz w:val="13"/>
+              </w:rPr>
+              <w:t>57.7</w:t>
+            </w:r>
+          </w:p>
+        </w:tc>
+        <w:tc>
+          <w:tcPr>
+            <w:tcW w:type="dxa" w:w="994"/>
+          </w:tcPr>
+          <w:p>
+            <w:r/>
+            <w:r>
+              <w:rPr>
+                <w:sz w:val="13"/>
+              </w:rPr>
+              <w:t>-8.7</w:t>
+            </w:r>
+          </w:p>
+        </w:tc>
+        <w:tc>
+          <w:tcPr>
+            <w:tcW w:type="dxa" w:w="994"/>
+          </w:tcPr>
+          <w:p>
+            <w:r/>
+            <w:r>
+              <w:rPr>
+                <w:sz w:val="13"/>
+              </w:rPr>
+              <w:t>[-15.0, -2.0]</w:t>
+            </w:r>
+          </w:p>
+        </w:tc>
+        <w:tc>
+          <w:tcPr>
+            <w:tcW w:type="dxa" w:w="994"/>
+          </w:tcPr>
+          <w:p>
+            <w:r/>
+            <w:r>
+              <w:rPr>
+                <w:sz w:val="13"/>
+              </w:rPr>
+              <w:t>McNemar exact</w:t>
+            </w:r>
+          </w:p>
+        </w:tc>
+        <w:tc>
+          <w:tcPr>
+            <w:tcW w:type="dxa" w:w="994"/>
+          </w:tcPr>
+          <w:p>
+            <w:r/>
+            <w:r>
+              <w:rPr>
+                <w:sz w:val="13"/>
+              </w:rPr>
+              <w:t>0.01</w:t>
+            </w:r>
+          </w:p>
+        </w:tc>
+        <w:tc>
+          <w:tcPr>
+            <w:tcW w:type="dxa" w:w="994"/>
+          </w:tcPr>
+          <w:p>
+            <w:r/>
+            <w:r>
+              <w:rPr>
+                <w:sz w:val="13"/>
+              </w:rPr>
+              <w:t>0.06</w:t>
+            </w:r>
+          </w:p>
+        </w:tc>
+        <w:tc>
+          <w:tcPr>
+            <w:tcW w:type="dxa" w:w="994"/>
+          </w:tcPr>
+          <w:p>
+            <w:r/>
+            <w:r>
+              <w:rPr>
+                <w:sz w:val="13"/>
+              </w:rPr>
+              <w:t>no</w:t>
+            </w:r>
+          </w:p>
+        </w:tc>
+      </w:tr>
+      <w:tr>
+        <w:tc>
+          <w:tcPr>
+            <w:tcW w:type="dxa" w:w="994"/>
+          </w:tcPr>
+          <w:p>
+            <w:r/>
+            <w:r>
+              <w:rPr>
+                <w:sz w:val="13"/>
+              </w:rPr>
+              <w:t>Reply quality</w:t>
+            </w:r>
+          </w:p>
+        </w:tc>
+        <w:tc>
+          <w:tcPr>
+            <w:tcW w:type="dxa" w:w="994"/>
+          </w:tcPr>
+          <w:p>
+            <w:r/>
+            <w:r>
+              <w:rPr>
+                <w:sz w:val="13"/>
+              </w:rPr>
+              <w:t>One question</w:t>
+            </w:r>
+          </w:p>
+        </w:tc>
+        <w:tc>
+          <w:tcPr>
+            <w:tcW w:type="dxa" w:w="994"/>
+          </w:tcPr>
+          <w:p>
+            <w:r/>
+            <w:r>
+              <w:rPr>
+                <w:sz w:val="13"/>
+              </w:rPr>
+              <w:t>92.7</w:t>
+            </w:r>
+          </w:p>
+        </w:tc>
+        <w:tc>
+          <w:tcPr>
+            <w:tcW w:type="dxa" w:w="994"/>
+          </w:tcPr>
+          <w:p>
+            <w:r/>
+            <w:r>
+              <w:rPr>
+                <w:sz w:val="13"/>
+              </w:rPr>
+              <w:t>95.7</w:t>
+            </w:r>
+          </w:p>
+        </w:tc>
+        <w:tc>
+          <w:tcPr>
+            <w:tcW w:type="dxa" w:w="994"/>
+          </w:tcPr>
+          <w:p>
+            <w:r/>
+            <w:r>
+              <w:rPr>
+                <w:sz w:val="13"/>
+              </w:rPr>
+              <w:t>3</w:t>
+            </w:r>
+          </w:p>
+        </w:tc>
+        <w:tc>
+          <w:tcPr>
+            <w:tcW w:type="dxa" w:w="994"/>
+          </w:tcPr>
+          <w:p>
+            <w:r/>
+            <w:r>
+              <w:rPr>
+                <w:sz w:val="13"/>
+              </w:rPr>
+              <w:t>[-0.7, +6.7]</w:t>
+            </w:r>
+          </w:p>
+        </w:tc>
+        <w:tc>
+          <w:tcPr>
+            <w:tcW w:type="dxa" w:w="994"/>
+          </w:tcPr>
+          <w:p>
+            <w:r/>
+            <w:r>
+              <w:rPr>
+                <w:sz w:val="13"/>
+              </w:rPr>
+              <w:t>McNemar exact</w:t>
+            </w:r>
+          </w:p>
+        </w:tc>
+        <w:tc>
+          <w:tcPr>
+            <w:tcW w:type="dxa" w:w="994"/>
+          </w:tcPr>
+          <w:p>
+            <w:r/>
+            <w:r>
+              <w:rPr>
+                <w:sz w:val="13"/>
+              </w:rPr>
+              <w:t>0.15</w:t>
+            </w:r>
+          </w:p>
+        </w:tc>
+        <w:tc>
+          <w:tcPr>
+            <w:tcW w:type="dxa" w:w="994"/>
+          </w:tcPr>
+          <w:p>
+            <w:r/>
+            <w:r>
+              <w:rPr>
+                <w:sz w:val="13"/>
+              </w:rPr>
+              <w:t>0.6</w:t>
+            </w:r>
+          </w:p>
+        </w:tc>
+        <w:tc>
+          <w:tcPr>
+            <w:tcW w:type="dxa" w:w="994"/>
+          </w:tcPr>
+          <w:p>
+            <w:r/>
+            <w:r>
+              <w:rPr>
+                <w:sz w:val="13"/>
+              </w:rPr>
+              <w:t>no</w:t>
+            </w:r>
+          </w:p>
+        </w:tc>
+      </w:tr>
+      <w:tr>
+        <w:tc>
+          <w:tcPr>
+            <w:tcW w:type="dxa" w:w="994"/>
+          </w:tcPr>
+          <w:p>
+            <w:r/>
+            <w:r>
+              <w:rPr>
+                <w:sz w:val="13"/>
+              </w:rPr>
+              <w:t>Reply quality</w:t>
+            </w:r>
+          </w:p>
+        </w:tc>
+        <w:tc>
+          <w:tcPr>
+            <w:tcW w:type="dxa" w:w="994"/>
+          </w:tcPr>
+          <w:p>
+            <w:r/>
+            <w:r>
+              <w:rPr>
+                <w:sz w:val="13"/>
+              </w:rPr>
+              <w:t>Emotion validation</w:t>
+            </w:r>
+          </w:p>
+        </w:tc>
+        <w:tc>
+          <w:tcPr>
+            <w:tcW w:type="dxa" w:w="994"/>
+          </w:tcPr>
+          <w:p>
+            <w:r/>
+            <w:r>
+              <w:rPr>
+                <w:sz w:val="13"/>
+              </w:rPr>
+              <w:t>36.7</w:t>
+            </w:r>
+          </w:p>
+        </w:tc>
+        <w:tc>
+          <w:tcPr>
+            <w:tcW w:type="dxa" w:w="994"/>
+          </w:tcPr>
+          <w:p>
+            <w:r/>
+            <w:r>
+              <w:rPr>
+                <w:sz w:val="13"/>
+              </w:rPr>
+              <w:t>38</w:t>
+            </w:r>
+          </w:p>
+        </w:tc>
+        <w:tc>
+          <w:tcPr>
+            <w:tcW w:type="dxa" w:w="994"/>
+          </w:tcPr>
+          <w:p>
+            <w:r/>
+            <w:r>
+              <w:rPr>
+                <w:sz w:val="13"/>
+              </w:rPr>
+              <w:t>1.3</w:t>
+            </w:r>
+          </w:p>
+        </w:tc>
+        <w:tc>
+          <w:tcPr>
+            <w:tcW w:type="dxa" w:w="994"/>
+          </w:tcPr>
+          <w:p>
+            <w:r/>
+            <w:r>
+              <w:rPr>
+                <w:sz w:val="13"/>
+              </w:rPr>
+              <w:t>[-3.3, +6.0]</w:t>
+            </w:r>
+          </w:p>
+        </w:tc>
+        <w:tc>
+          <w:tcPr>
+            <w:tcW w:type="dxa" w:w="994"/>
+          </w:tcPr>
+          <w:p>
+            <w:r/>
+            <w:r>
+              <w:rPr>
+                <w:sz w:val="13"/>
+              </w:rPr>
+              <w:t>McNemar exact</w:t>
+            </w:r>
+          </w:p>
+        </w:tc>
+        <w:tc>
+          <w:tcPr>
+            <w:tcW w:type="dxa" w:w="994"/>
+          </w:tcPr>
+          <w:p>
+            <w:r/>
+            <w:r>
+              <w:rPr>
+                <w:sz w:val="13"/>
+              </w:rPr>
+              <w:t>0.68</w:t>
+            </w:r>
+          </w:p>
+        </w:tc>
+        <w:tc>
+          <w:tcPr>
+            <w:tcW w:type="dxa" w:w="994"/>
+          </w:tcPr>
+          <w:p>
+            <w:r/>
+            <w:r>
+              <w:rPr>
+                <w:sz w:val="13"/>
+              </w:rPr>
+              <w:t>0.85</w:t>
+            </w:r>
+          </w:p>
+        </w:tc>
+        <w:tc>
+          <w:tcPr>
+            <w:tcW w:type="dxa" w:w="994"/>
+          </w:tcPr>
+          <w:p>
+            <w:r/>
+            <w:r>
+              <w:rPr>
+                <w:sz w:val="13"/>
+              </w:rPr>
+              <w:t>no</w:t>
+            </w:r>
+          </w:p>
+        </w:tc>
+      </w:tr>
+      <w:tr>
+        <w:tc>
+          <w:tcPr>
+            <w:tcW w:type="dxa" w:w="994"/>
+          </w:tcPr>
+          <w:p>
+            <w:r/>
+            <w:r>
+              <w:rPr>
+                <w:sz w:val="13"/>
+              </w:rPr>
+              <w:t>Reply quality</w:t>
+            </w:r>
+          </w:p>
+        </w:tc>
+        <w:tc>
+          <w:tcPr>
+            <w:tcW w:type="dxa" w:w="994"/>
+          </w:tcPr>
+          <w:p>
+            <w:r/>
+            <w:r>
+              <w:rPr>
+                <w:sz w:val="13"/>
+              </w:rPr>
+              <w:t>WASSA empathy (0-10 points, not %)</w:t>
+            </w:r>
+          </w:p>
+        </w:tc>
+        <w:tc>
+          <w:tcPr>
+            <w:tcW w:type="dxa" w:w="994"/>
+          </w:tcPr>
+          <w:p>
+            <w:r/>
+            <w:r>
+              <w:rPr>
+                <w:sz w:val="13"/>
+              </w:rPr>
+              <w:t>5.05</w:t>
+            </w:r>
+          </w:p>
+        </w:tc>
+        <w:tc>
+          <w:tcPr>
+            <w:tcW w:type="dxa" w:w="994"/>
+          </w:tcPr>
+          <w:p>
+            <w:r/>
+            <w:r>
+              <w:rPr>
+                <w:sz w:val="13"/>
+              </w:rPr>
+              <w:t>5.01</w:t>
+            </w:r>
+          </w:p>
+        </w:tc>
+        <w:tc>
+          <w:tcPr>
+            <w:tcW w:type="dxa" w:w="994"/>
+          </w:tcPr>
+          <w:p>
+            <w:r/>
+            <w:r>
+              <w:rPr>
+                <w:sz w:val="13"/>
+              </w:rPr>
+              <w:t>-0.04</w:t>
+            </w:r>
+          </w:p>
+        </w:tc>
+        <w:tc>
+          <w:tcPr>
+            <w:tcW w:type="dxa" w:w="994"/>
+          </w:tcPr>
+          <w:p>
+            <w:r/>
+            <w:r>
+              <w:rPr>
+                <w:sz w:val="13"/>
+              </w:rPr>
+              <w:t>[-0.14, +0.06]</w:t>
+            </w:r>
+          </w:p>
+        </w:tc>
+        <w:tc>
+          <w:tcPr>
+            <w:tcW w:type="dxa" w:w="994"/>
+          </w:tcPr>
+          <w:p>
+            <w:r/>
+            <w:r>
+              <w:rPr>
+                <w:sz w:val="13"/>
+              </w:rPr>
+              <w:t>Wilcoxon signed-rank</w:t>
+            </w:r>
+          </w:p>
+        </w:tc>
+        <w:tc>
+          <w:tcPr>
+            <w:tcW w:type="dxa" w:w="994"/>
+          </w:tcPr>
+          <w:p>
+            <w:r/>
+            <w:r>
+              <w:rPr>
+                <w:sz w:val="13"/>
+              </w:rPr>
+              <w:t>0.43</w:t>
+            </w:r>
+          </w:p>
+        </w:tc>
+        <w:tc>
+          <w:tcPr>
+            <w:tcW w:type="dxa" w:w="994"/>
+          </w:tcPr>
+          <w:p>
+            <w:r/>
+            <w:r>
+              <w:rPr>
+                <w:sz w:val="13"/>
+              </w:rPr>
+              <w:t>0.85</w:t>
+            </w:r>
+          </w:p>
+        </w:tc>
+        <w:tc>
+          <w:tcPr>
+            <w:tcW w:type="dxa" w:w="994"/>
+          </w:tcPr>
+          <w:p>
+            <w:r/>
+            <w:r>
+              <w:rPr>
+                <w:sz w:val="13"/>
+              </w:rPr>
+              <w:t>no</w:t>
             </w:r>
           </w:p>
         </w:tc>
@@ -11259,27 +12690,1627 @@
         <w:pStyle w:val="Heading2"/>
       </w:pPr>
       <w:r>
-        <w:t>5.3.6 AI-Judge Reliability and Agreement</w:t>
+        <w:t>5.3.6 Validity of the WASSA Classifier</w:t>
       </w:r>
     </w:p>
     <w:p>
       <w:r>
-        <w:t xml:space="preserve">For the systems judged before the final design, the initial pipeline's AI-judge overall score (8.23) was significantly higher than zero-shot (7.73; Wilcoxon p = 0.0004) and the fine-tuned model (4.44; p &lt; 0.001), not significantly different from the same-size single model (8.38; p = 0.21), and significantly lower than the larger single model (9.02; p &lt; 0.001), on 64 conversations (Table 5.x). </w:t>
+        <w:t xml:space="preserve">Because WASSA scores support several claims, we checked how far they can be trusted, on the 320 replies that were also scored by all three AI judges (Table 5.x). At the </w:t>
+      </w:r>
+      <w:r>
+        <w:rPr>
+          <w:b/>
+        </w:rPr>
+        <w:t>system level</w:t>
+      </w:r>
+      <w:r>
+        <w:t xml:space="preserve">, WASSA ranks the five systems in exactly the same order as the judges' mean empathy score (Spearman rho = 1.00). At the </w:t>
+      </w:r>
+      <w:r>
+        <w:rPr>
+          <w:b/>
+        </w:rPr>
+        <w:t>reply level</w:t>
+      </w:r>
+      <w:r>
+        <w:t xml:space="preserve">, agreement is moderate (rho = 0.41, p &lt; 0.001) and remains after controlling for reply length (partial rho = 0.45). This shows the agreement is not merely a shared preference for longer replies. </w:t>
+      </w:r>
+      <w:r>
+        <w:rPr>
+          <w:b/>
+        </w:rPr>
+        <w:t>Within a single system</w:t>
+      </w:r>
+      <w:r>
+        <w:t>, however, agreement is weak (rho = 0.13 to 0.24, none significant), compared with 0.75 to 0.79 between the judges themselves. We therefore use WASSA only to compare system averages over 300 conversations, the purpose for which this evidence supports it, and never to judge individual replies. The model's provenance (an ACL 2024 shared-task system trained on human ratings of conversation turns, r = .544 against humans) and its limitations are listed in the same table.</w:t>
+      </w:r>
+    </w:p>
+    <w:p>
+      <w:r>
+        <w:rPr>
+          <w:i/>
+          <w:sz w:val="18"/>
+        </w:rPr>
+        <w:t>Table: wassa_validity.csv</w:t>
+      </w:r>
+    </w:p>
+    <w:tbl>
+      <w:tblPr>
+        <w:tblStyle w:val="TableGrid"/>
+        <w:tblW w:type="auto" w:w="0"/>
+        <w:tblLook w:firstColumn="1" w:firstRow="1" w:lastColumn="0" w:lastRow="0" w:noHBand="0" w:noVBand="1" w:val="04A0"/>
+      </w:tblPr>
+      <w:tblGrid>
+        <w:gridCol w:w="2484"/>
+        <w:gridCol w:w="2484"/>
+        <w:gridCol w:w="2484"/>
+        <w:gridCol w:w="2484"/>
+      </w:tblGrid>
+      <w:tr>
+        <w:tc>
+          <w:tcPr>
+            <w:tcW w:type="dxa" w:w="2484"/>
+            <w:shd w:val="clear" w:color="auto" w:fill="E3EEFB"/>
+          </w:tcPr>
+          <w:p>
+            <w:r>
+              <w:rPr>
+                <w:b/>
+              </w:rPr>
+            </w:r>
+            <w:r>
+              <w:rPr>
+                <w:b/>
+                <w:sz w:val="16"/>
+              </w:rPr>
+              <w:t>Aspect</w:t>
+            </w:r>
+          </w:p>
+        </w:tc>
+        <w:tc>
+          <w:tcPr>
+            <w:tcW w:type="dxa" w:w="2484"/>
+            <w:shd w:val="clear" w:color="auto" w:fill="E3EEFB"/>
+          </w:tcPr>
+          <w:p>
+            <w:r>
+              <w:rPr>
+                <w:b/>
+              </w:rPr>
+            </w:r>
+            <w:r>
+              <w:rPr>
+                <w:b/>
+                <w:sz w:val="16"/>
+              </w:rPr>
+              <w:t>Check</w:t>
+            </w:r>
+          </w:p>
+        </w:tc>
+        <w:tc>
+          <w:tcPr>
+            <w:tcW w:type="dxa" w:w="2484"/>
+            <w:shd w:val="clear" w:color="auto" w:fill="E3EEFB"/>
+          </w:tcPr>
+          <w:p>
+            <w:r>
+              <w:rPr>
+                <w:b/>
+              </w:rPr>
+            </w:r>
+            <w:r>
+              <w:rPr>
+                <w:b/>
+                <w:sz w:val="16"/>
+              </w:rPr>
+              <w:t>Result</w:t>
+            </w:r>
+          </w:p>
+        </w:tc>
+        <w:tc>
+          <w:tcPr>
+            <w:tcW w:type="dxa" w:w="2484"/>
+            <w:shd w:val="clear" w:color="auto" w:fill="E3EEFB"/>
+          </w:tcPr>
+          <w:p>
+            <w:r>
+              <w:rPr>
+                <w:b/>
+              </w:rPr>
+            </w:r>
+            <w:r>
+              <w:rPr>
+                <w:b/>
+                <w:sz w:val="16"/>
+              </w:rPr>
+              <w:t>Source</w:t>
+            </w:r>
+          </w:p>
+        </w:tc>
+      </w:tr>
+      <w:tr>
+        <w:tc>
+          <w:tcPr>
+            <w:tcW w:type="dxa" w:w="2484"/>
+          </w:tcPr>
+          <w:p>
+            <w:r/>
+            <w:r>
+              <w:rPr>
+                <w:sz w:val="16"/>
+              </w:rPr>
+              <w:t>Recognition</w:t>
+            </w:r>
+          </w:p>
+        </w:tc>
+        <w:tc>
+          <w:tcPr>
+            <w:tcW w:type="dxa" w:w="2484"/>
+          </w:tcPr>
+          <w:p>
+            <w:r/>
+            <w:r>
+              <w:rPr>
+                <w:sz w:val="16"/>
+              </w:rPr>
+              <w:t>Where it comes from</w:t>
+            </w:r>
+          </w:p>
+        </w:tc>
+        <w:tc>
+          <w:tcPr>
+            <w:tcW w:type="dxa" w:w="2484"/>
+          </w:tcPr>
+          <w:p>
+            <w:r/>
+            <w:r>
+              <w:rPr>
+                <w:sz w:val="16"/>
+              </w:rPr>
+              <w:t>WASSA 2024 shared task at ACL 2024 (14 teams); system paper hyy33, ACL Anthology 2024.wassa-1.39</w:t>
+            </w:r>
+          </w:p>
+        </w:tc>
+        <w:tc>
+          <w:tcPr>
+            <w:tcW w:type="dxa" w:w="2484"/>
+          </w:tcPr>
+          <w:p>
+            <w:r/>
+            <w:r>
+              <w:rPr>
+                <w:sz w:val="16"/>
+              </w:rPr>
+              <w:t>Findings paper 2024.wassa-1.30</w:t>
+            </w:r>
+          </w:p>
+        </w:tc>
+      </w:tr>
+      <w:tr>
+        <w:tc>
+          <w:tcPr>
+            <w:tcW w:type="dxa" w:w="2484"/>
+          </w:tcPr>
+          <w:p>
+            <w:r/>
+            <w:r>
+              <w:rPr>
+                <w:sz w:val="16"/>
+              </w:rPr>
+              <w:t>Recognition</w:t>
+            </w:r>
+          </w:p>
+        </w:tc>
+        <w:tc>
+          <w:tcPr>
+            <w:tcW w:type="dxa" w:w="2484"/>
+          </w:tcPr>
+          <w:p>
+            <w:r/>
+            <w:r>
+              <w:rPr>
+                <w:sz w:val="16"/>
+              </w:rPr>
+              <w:t>What it was trained on</w:t>
+            </w:r>
+          </w:p>
+        </w:tc>
+        <w:tc>
+          <w:tcPr>
+            <w:tcW w:type="dxa" w:w="2484"/>
+          </w:tcPr>
+          <w:p>
+            <w:r/>
+            <w:r>
+              <w:rPr>
+                <w:sz w:val="16"/>
+              </w:rPr>
+              <w:t>Third-party human empathy ratings (ordinal 1-5) of individual conversation turns (Track 2, CONV-Turn)</w:t>
+            </w:r>
+          </w:p>
+        </w:tc>
+        <w:tc>
+          <w:tcPr>
+            <w:tcW w:type="dxa" w:w="2484"/>
+          </w:tcPr>
+          <w:p>
+            <w:r/>
+            <w:r>
+              <w:rPr>
+                <w:sz w:val="16"/>
+              </w:rPr>
+              <w:t>Findings paper</w:t>
+            </w:r>
+          </w:p>
+        </w:tc>
+      </w:tr>
+      <w:tr>
+        <w:tc>
+          <w:tcPr>
+            <w:tcW w:type="dxa" w:w="2484"/>
+          </w:tcPr>
+          <w:p>
+            <w:r/>
+            <w:r>
+              <w:rPr>
+                <w:sz w:val="16"/>
+              </w:rPr>
+              <w:t>Recognition</w:t>
+            </w:r>
+          </w:p>
+        </w:tc>
+        <w:tc>
+          <w:tcPr>
+            <w:tcW w:type="dxa" w:w="2484"/>
+          </w:tcPr>
+          <w:p>
+            <w:r/>
+            <w:r>
+              <w:rPr>
+                <w:sz w:val="16"/>
+              </w:rPr>
+              <w:t>Accuracy against humans on the task test set</w:t>
+            </w:r>
+          </w:p>
+        </w:tc>
+        <w:tc>
+          <w:tcPr>
+            <w:tcW w:type="dxa" w:w="2484"/>
+          </w:tcPr>
+          <w:p>
+            <w:r/>
+            <w:r>
+              <w:rPr>
+                <w:sz w:val="16"/>
+              </w:rPr>
+              <w:t>Pearson r = .544 for empathy; 5th of 9 teams on the track average in the findings table (the authors report 4th)</w:t>
+            </w:r>
+          </w:p>
+        </w:tc>
+        <w:tc>
+          <w:tcPr>
+            <w:tcW w:type="dxa" w:w="2484"/>
+          </w:tcPr>
+          <w:p>
+            <w:r/>
+            <w:r>
+              <w:rPr>
+                <w:sz w:val="16"/>
+              </w:rPr>
+              <w:t>Findings paper, Table 3</w:t>
+            </w:r>
+          </w:p>
+        </w:tc>
+      </w:tr>
+      <w:tr>
+        <w:tc>
+          <w:tcPr>
+            <w:tcW w:type="dxa" w:w="2484"/>
+          </w:tcPr>
+          <w:p>
+            <w:r/>
+            <w:r>
+              <w:rPr>
+                <w:sz w:val="16"/>
+              </w:rPr>
+              <w:t>Recognition</w:t>
+            </w:r>
+          </w:p>
+        </w:tc>
+        <w:tc>
+          <w:tcPr>
+            <w:tcW w:type="dxa" w:w="2484"/>
+          </w:tcPr>
+          <w:p>
+            <w:r/>
+            <w:r>
+              <w:rPr>
+                <w:sz w:val="16"/>
+              </w:rPr>
+              <w:t>Caveat</w:t>
+            </w:r>
+          </w:p>
+        </w:tc>
+        <w:tc>
+          <w:tcPr>
+            <w:tcW w:type="dxa" w:w="2484"/>
+          </w:tcPr>
+          <w:p>
+            <w:r/>
+            <w:r>
+              <w:rPr>
+                <w:sz w:val="16"/>
+              </w:rPr>
+              <w:t>The organisers' RoBERTa-base baseline reached r = .694 on empathy; the best team reached .582</w:t>
+            </w:r>
+          </w:p>
+        </w:tc>
+        <w:tc>
+          <w:tcPr>
+            <w:tcW w:type="dxa" w:w="2484"/>
+          </w:tcPr>
+          <w:p>
+            <w:r/>
+            <w:r>
+              <w:rPr>
+                <w:sz w:val="16"/>
+              </w:rPr>
+              <w:t>Findings paper, Table 3</w:t>
+            </w:r>
+          </w:p>
+        </w:tc>
+      </w:tr>
+      <w:tr>
+        <w:tc>
+          <w:tcPr>
+            <w:tcW w:type="dxa" w:w="2484"/>
+          </w:tcPr>
+          <w:p>
+            <w:r/>
+            <w:r>
+              <w:rPr>
+                <w:sz w:val="16"/>
+              </w:rPr>
+              <w:t>Recognition</w:t>
+            </w:r>
+          </w:p>
+        </w:tc>
+        <w:tc>
+          <w:tcPr>
+            <w:tcW w:type="dxa" w:w="2484"/>
+          </w:tcPr>
+          <w:p>
+            <w:r/>
+            <w:r>
+              <w:rPr>
+                <w:sz w:val="16"/>
+              </w:rPr>
+              <w:t>Output format</w:t>
+            </w:r>
+          </w:p>
+        </w:tc>
+        <w:tc>
+          <w:tcPr>
+            <w:tcW w:type="dxa" w:w="2484"/>
+          </w:tcPr>
+          <w:p>
+            <w:r/>
+            <w:r>
+              <w:rPr>
+                <w:sz w:val="16"/>
+              </w:rPr>
+              <w:t>11 ordinal classes (argmax); our replies receive classes 1-7; the authors do not document how ratings map to classes</w:t>
+            </w:r>
+          </w:p>
+        </w:tc>
+        <w:tc>
+          <w:tcPr>
+            <w:tcW w:type="dxa" w:w="2484"/>
+          </w:tcPr>
+          <w:p>
+            <w:r/>
+            <w:r>
+              <w:rPr>
+                <w:sz w:val="16"/>
+              </w:rPr>
+              <w:t>Checkpoint metadata; our scores</w:t>
+            </w:r>
+          </w:p>
+        </w:tc>
+      </w:tr>
+      <w:tr>
+        <w:tc>
+          <w:tcPr>
+            <w:tcW w:type="dxa" w:w="2484"/>
+          </w:tcPr>
+          <w:p>
+            <w:r/>
+            <w:r>
+              <w:rPr>
+                <w:sz w:val="16"/>
+              </w:rPr>
+              <w:t>Our data</w:t>
+            </w:r>
+          </w:p>
+        </w:tc>
+        <w:tc>
+          <w:tcPr>
+            <w:tcW w:type="dxa" w:w="2484"/>
+          </w:tcPr>
+          <w:p>
+            <w:r/>
+            <w:r>
+              <w:rPr>
+                <w:sz w:val="16"/>
+              </w:rPr>
+              <w:t>System-level ranking vs AI judges (5 systems)</w:t>
+            </w:r>
+          </w:p>
+        </w:tc>
+        <w:tc>
+          <w:tcPr>
+            <w:tcW w:type="dxa" w:w="2484"/>
+          </w:tcPr>
+          <w:p>
+            <w:r/>
+            <w:r>
+              <w:rPr>
+                <w:sz w:val="16"/>
+              </w:rPr>
+              <w:t>Spearman rho = 1.00</w:t>
+            </w:r>
+          </w:p>
+        </w:tc>
+        <w:tc>
+          <w:tcPr>
+            <w:tcW w:type="dxa" w:w="2484"/>
+          </w:tcPr>
+          <w:p>
+            <w:r/>
+            <w:r>
+              <w:rPr>
+                <w:sz w:val="16"/>
+              </w:rPr>
+              <w:t>computed</w:t>
+            </w:r>
+          </w:p>
+        </w:tc>
+      </w:tr>
+      <w:tr>
+        <w:tc>
+          <w:tcPr>
+            <w:tcW w:type="dxa" w:w="2484"/>
+          </w:tcPr>
+          <w:p>
+            <w:r/>
+            <w:r>
+              <w:rPr>
+                <w:sz w:val="16"/>
+              </w:rPr>
+              <w:t>Our data</w:t>
+            </w:r>
+          </w:p>
+        </w:tc>
+        <w:tc>
+          <w:tcPr>
+            <w:tcW w:type="dxa" w:w="2484"/>
+          </w:tcPr>
+          <w:p>
+            <w:r/>
+            <w:r>
+              <w:rPr>
+                <w:sz w:val="16"/>
+              </w:rPr>
+              <w:t>Per-reply agreement with the judges' mean empathy</w:t>
+            </w:r>
+          </w:p>
+        </w:tc>
+        <w:tc>
+          <w:tcPr>
+            <w:tcW w:type="dxa" w:w="2484"/>
+          </w:tcPr>
+          <w:p>
+            <w:r/>
+            <w:r>
+              <w:rPr>
+                <w:sz w:val="16"/>
+              </w:rPr>
+              <w:t>rho = 0.41 (p = 4.2e-14, N = 320)</w:t>
+            </w:r>
+          </w:p>
+        </w:tc>
+        <w:tc>
+          <w:tcPr>
+            <w:tcW w:type="dxa" w:w="2484"/>
+          </w:tcPr>
+          <w:p>
+            <w:r/>
+            <w:r>
+              <w:rPr>
+                <w:sz w:val="16"/>
+              </w:rPr>
+              <w:t>computed</w:t>
+            </w:r>
+          </w:p>
+        </w:tc>
+      </w:tr>
+      <w:tr>
+        <w:tc>
+          <w:tcPr>
+            <w:tcW w:type="dxa" w:w="2484"/>
+          </w:tcPr>
+          <w:p>
+            <w:r/>
+            <w:r>
+              <w:rPr>
+                <w:sz w:val="16"/>
+              </w:rPr>
+              <w:t>Our data</w:t>
+            </w:r>
+          </w:p>
+        </w:tc>
+        <w:tc>
+          <w:tcPr>
+            <w:tcW w:type="dxa" w:w="2484"/>
+          </w:tcPr>
+          <w:p>
+            <w:r/>
+            <w:r>
+              <w:rPr>
+                <w:sz w:val="16"/>
+              </w:rPr>
+              <w:t>Same, controlling for reply length</w:t>
+            </w:r>
+          </w:p>
+        </w:tc>
+        <w:tc>
+          <w:tcPr>
+            <w:tcW w:type="dxa" w:w="2484"/>
+          </w:tcPr>
+          <w:p>
+            <w:r/>
+            <w:r>
+              <w:rPr>
+                <w:sz w:val="16"/>
+              </w:rPr>
+              <w:t>partial rho = 0.45 (p = 3.6e-17)</w:t>
+            </w:r>
+          </w:p>
+        </w:tc>
+        <w:tc>
+          <w:tcPr>
+            <w:tcW w:type="dxa" w:w="2484"/>
+          </w:tcPr>
+          <w:p>
+            <w:r/>
+            <w:r>
+              <w:rPr>
+                <w:sz w:val="16"/>
+              </w:rPr>
+              <w:t>computed</w:t>
+            </w:r>
+          </w:p>
+        </w:tc>
+      </w:tr>
+      <w:tr>
+        <w:tc>
+          <w:tcPr>
+            <w:tcW w:type="dxa" w:w="2484"/>
+          </w:tcPr>
+          <w:p>
+            <w:r/>
+            <w:r>
+              <w:rPr>
+                <w:sz w:val="16"/>
+              </w:rPr>
+              <w:t>Our data</w:t>
+            </w:r>
+          </w:p>
+        </w:tc>
+        <w:tc>
+          <w:tcPr>
+            <w:tcW w:type="dxa" w:w="2484"/>
+          </w:tcPr>
+          <w:p>
+            <w:r/>
+            <w:r>
+              <w:rPr>
+                <w:sz w:val="16"/>
+              </w:rPr>
+              <w:t>Agreement within a single system</w:t>
+            </w:r>
+          </w:p>
+        </w:tc>
+        <w:tc>
+          <w:tcPr>
+            <w:tcW w:type="dxa" w:w="2484"/>
+          </w:tcPr>
+          <w:p>
+            <w:r/>
+            <w:r>
+              <w:rPr>
+                <w:sz w:val="16"/>
+              </w:rPr>
+              <w:t>rho = 0.13 to 0.24; 0 of 5 significant</w:t>
+            </w:r>
+          </w:p>
+        </w:tc>
+        <w:tc>
+          <w:tcPr>
+            <w:tcW w:type="dxa" w:w="2484"/>
+          </w:tcPr>
+          <w:p>
+            <w:r/>
+            <w:r>
+              <w:rPr>
+                <w:sz w:val="16"/>
+              </w:rPr>
+              <w:t>computed</w:t>
+            </w:r>
+          </w:p>
+        </w:tc>
+      </w:tr>
+      <w:tr>
+        <w:tc>
+          <w:tcPr>
+            <w:tcW w:type="dxa" w:w="2484"/>
+          </w:tcPr>
+          <w:p>
+            <w:r/>
+            <w:r>
+              <w:rPr>
+                <w:sz w:val="16"/>
+              </w:rPr>
+              <w:t>Our data</w:t>
+            </w:r>
+          </w:p>
+        </w:tc>
+        <w:tc>
+          <w:tcPr>
+            <w:tcW w:type="dxa" w:w="2484"/>
+          </w:tcPr>
+          <w:p>
+            <w:r/>
+            <w:r>
+              <w:rPr>
+                <w:sz w:val="16"/>
+              </w:rPr>
+              <w:t>For reference: judge vs judge on empathy</w:t>
+            </w:r>
+          </w:p>
+        </w:tc>
+        <w:tc>
+          <w:tcPr>
+            <w:tcW w:type="dxa" w:w="2484"/>
+          </w:tcPr>
+          <w:p>
+            <w:r/>
+            <w:r>
+              <w:rPr>
+                <w:sz w:val="16"/>
+              </w:rPr>
+              <w:t>rho = 0.75 to 0.79</w:t>
+            </w:r>
+          </w:p>
+        </w:tc>
+        <w:tc>
+          <w:tcPr>
+            <w:tcW w:type="dxa" w:w="2484"/>
+          </w:tcPr>
+          <w:p>
+            <w:r/>
+            <w:r>
+              <w:rPr>
+                <w:sz w:val="16"/>
+              </w:rPr>
+              <w:t>computed</w:t>
+            </w:r>
+          </w:p>
+        </w:tc>
+      </w:tr>
+      <w:tr>
+        <w:tc>
+          <w:tcPr>
+            <w:tcW w:type="dxa" w:w="2484"/>
+          </w:tcPr>
+          <w:p>
+            <w:r/>
+            <w:r>
+              <w:rPr>
+                <w:sz w:val="16"/>
+              </w:rPr>
+              <w:t>Reproducibility</w:t>
+            </w:r>
+          </w:p>
+        </w:tc>
+        <w:tc>
+          <w:tcPr>
+            <w:tcW w:type="dxa" w:w="2484"/>
+          </w:tcPr>
+          <w:p>
+            <w:r/>
+            <w:r>
+              <w:rPr>
+                <w:sz w:val="16"/>
+              </w:rPr>
+              <w:t>Re-implementation check after a library upgrade</w:t>
+            </w:r>
+          </w:p>
+        </w:tc>
+        <w:tc>
+          <w:tcPr>
+            <w:tcW w:type="dxa" w:w="2484"/>
+          </w:tcPr>
+          <w:p>
+            <w:r/>
+            <w:r>
+              <w:rPr>
+                <w:sz w:val="16"/>
+              </w:rPr>
+              <w:t>1,800 of 1,800 pre-upgrade scores reproduced exactly</w:t>
+            </w:r>
+          </w:p>
+        </w:tc>
+        <w:tc>
+          <w:tcPr>
+            <w:tcW w:type="dxa" w:w="2484"/>
+          </w:tcPr>
+          <w:p>
+            <w:r/>
+            <w:r>
+              <w:rPr>
+                <w:rFonts w:ascii="Consolas" w:hAnsi="Consolas"/>
+                <w:sz w:val="16"/>
+              </w:rPr>
+              <w:t>llm_judge_evaluation/wassa_empathy_scores_BACKUP_pre_upgrade.csv</w:t>
+            </w:r>
+          </w:p>
+        </w:tc>
+      </w:tr>
+    </w:tbl>
+    <w:p/>
+    <w:p>
+      <w:pPr>
+        <w:pStyle w:val="Heading2"/>
+      </w:pPr>
+      <w:r>
+        <w:t>5.3.7 AI-Judge Reliability and Agreement</w:t>
+      </w:r>
+    </w:p>
+    <w:p>
+      <w:r>
+        <w:t>For the systems judged before the final design, the initial pipeline's AI-judge overall score (8.23) was significantly higher than zero-shot (7.73; Wilcoxon p = 0.0004) and the fine-tuned model (4.44; p &lt; 0.001), not significantly different from the same-size single model (8.38; p = 0.21), and significantly lower than the larger single model (9.02; p &lt; 0.001), on 64 conversations (Table 5.x).</w:t>
+      </w:r>
+    </w:p>
+    <w:p>
+      <w:r>
+        <w:t xml:space="preserve">The three judges agree closely with each other (Table 5.x). Per-reply Spearman correlations between pairs of judges are 0.75-0.79 for empathy and 0.78-0.80 for the overall score across 320 replies, and 0.57-0.63 when the clearly broken fine-tuned system is excluded. All three judges rank the five systems in the same order, and the ranking is unchanged after z-scoring each judge's scores, so no single lenient or harsh judge drives the result. </w:t>
       </w:r>
       <w:r>
         <w:rPr>
           <w:b/>
           <w:color w:val="B03A00"/>
         </w:rPr>
-        <w:t>[[PENDING: (1) the same tests for the final system once its scores return; (2) per-example Spearman correlation between each pair of judges; (3) judge averages after z-score normalisation per judge, to rule out a lenient or harsh judge driving the ranking.]]</w:t>
+        <w:t>[[PENDING: the same agreement statistics and significance tests including the final system, once its scores are merged and the table script is re-run.]]</w:t>
       </w:r>
     </w:p>
+    <w:p>
+      <w:r>
+        <w:rPr>
+          <w:i/>
+          <w:sz w:val="18"/>
+        </w:rPr>
+        <w:t>Table: ai_judge_agreement.csv</w:t>
+      </w:r>
+    </w:p>
+    <w:tbl>
+      <w:tblPr>
+        <w:tblStyle w:val="TableGrid"/>
+        <w:tblW w:type="auto" w:w="0"/>
+        <w:tblLook w:firstColumn="1" w:firstRow="1" w:lastColumn="0" w:lastRow="0" w:noHBand="0" w:noVBand="1" w:val="04A0"/>
+      </w:tblPr>
+      <w:tblGrid>
+        <w:gridCol w:w="1656"/>
+        <w:gridCol w:w="1656"/>
+        <w:gridCol w:w="1656"/>
+        <w:gridCol w:w="1656"/>
+        <w:gridCol w:w="1656"/>
+        <w:gridCol w:w="1656"/>
+      </w:tblGrid>
+      <w:tr>
+        <w:tc>
+          <w:tcPr>
+            <w:tcW w:type="dxa" w:w="1656"/>
+            <w:shd w:val="clear" w:color="auto" w:fill="E3EEFB"/>
+          </w:tcPr>
+          <w:p>
+            <w:r>
+              <w:rPr>
+                <w:b/>
+              </w:rPr>
+            </w:r>
+            <w:r>
+              <w:rPr>
+                <w:b/>
+                <w:sz w:val="16"/>
+              </w:rPr>
+              <w:t>Dimension</w:t>
+            </w:r>
+          </w:p>
+        </w:tc>
+        <w:tc>
+          <w:tcPr>
+            <w:tcW w:type="dxa" w:w="1656"/>
+            <w:shd w:val="clear" w:color="auto" w:fill="E3EEFB"/>
+          </w:tcPr>
+          <w:p>
+            <w:r>
+              <w:rPr>
+                <w:b/>
+              </w:rPr>
+            </w:r>
+            <w:r>
+              <w:rPr>
+                <w:b/>
+                <w:sz w:val="16"/>
+              </w:rPr>
+              <w:t>Judge pair</w:t>
+            </w:r>
+          </w:p>
+        </w:tc>
+        <w:tc>
+          <w:tcPr>
+            <w:tcW w:type="dxa" w:w="1656"/>
+            <w:shd w:val="clear" w:color="auto" w:fill="E3EEFB"/>
+          </w:tcPr>
+          <w:p>
+            <w:r>
+              <w:rPr>
+                <w:b/>
+              </w:rPr>
+            </w:r>
+            <w:r>
+              <w:rPr>
+                <w:b/>
+                <w:sz w:val="16"/>
+              </w:rPr>
+              <w:t>N replies</w:t>
+            </w:r>
+          </w:p>
+        </w:tc>
+        <w:tc>
+          <w:tcPr>
+            <w:tcW w:type="dxa" w:w="1656"/>
+            <w:shd w:val="clear" w:color="auto" w:fill="E3EEFB"/>
+          </w:tcPr>
+          <w:p>
+            <w:r>
+              <w:rPr>
+                <w:b/>
+              </w:rPr>
+            </w:r>
+            <w:r>
+              <w:rPr>
+                <w:b/>
+                <w:sz w:val="16"/>
+              </w:rPr>
+              <w:t>Spearman rho</w:t>
+            </w:r>
+          </w:p>
+        </w:tc>
+        <w:tc>
+          <w:tcPr>
+            <w:tcW w:type="dxa" w:w="1656"/>
+            <w:shd w:val="clear" w:color="auto" w:fill="E3EEFB"/>
+          </w:tcPr>
+          <w:p>
+            <w:r>
+              <w:rPr>
+                <w:b/>
+              </w:rPr>
+            </w:r>
+            <w:r>
+              <w:rPr>
+                <w:b/>
+                <w:sz w:val="16"/>
+              </w:rPr>
+              <w:t>p</w:t>
+            </w:r>
+          </w:p>
+        </w:tc>
+        <w:tc>
+          <w:tcPr>
+            <w:tcW w:type="dxa" w:w="1656"/>
+            <w:shd w:val="clear" w:color="auto" w:fill="E3EEFB"/>
+          </w:tcPr>
+          <w:p>
+            <w:r>
+              <w:rPr>
+                <w:b/>
+              </w:rPr>
+            </w:r>
+            <w:r>
+              <w:rPr>
+                <w:b/>
+                <w:sz w:val="16"/>
+              </w:rPr>
+              <w:t>rho without fine-tuned system</w:t>
+            </w:r>
+          </w:p>
+        </w:tc>
+      </w:tr>
+      <w:tr>
+        <w:tc>
+          <w:tcPr>
+            <w:tcW w:type="dxa" w:w="1656"/>
+          </w:tcPr>
+          <w:p>
+            <w:r/>
+            <w:r>
+              <w:rPr>
+                <w:sz w:val="16"/>
+              </w:rPr>
+              <w:t>empathy</w:t>
+            </w:r>
+          </w:p>
+        </w:tc>
+        <w:tc>
+          <w:tcPr>
+            <w:tcW w:type="dxa" w:w="1656"/>
+          </w:tcPr>
+          <w:p>
+            <w:r/>
+            <w:r>
+              <w:rPr>
+                <w:sz w:val="16"/>
+              </w:rPr>
+              <w:t>Nemotron 3 Ultra vs Mistral Large</w:t>
+            </w:r>
+          </w:p>
+        </w:tc>
+        <w:tc>
+          <w:tcPr>
+            <w:tcW w:type="dxa" w:w="1656"/>
+          </w:tcPr>
+          <w:p>
+            <w:r/>
+            <w:r>
+              <w:rPr>
+                <w:sz w:val="16"/>
+              </w:rPr>
+              <w:t>320</w:t>
+            </w:r>
+          </w:p>
+        </w:tc>
+        <w:tc>
+          <w:tcPr>
+            <w:tcW w:type="dxa" w:w="1656"/>
+          </w:tcPr>
+          <w:p>
+            <w:r/>
+            <w:r>
+              <w:rPr>
+                <w:sz w:val="16"/>
+              </w:rPr>
+              <w:t>0.79</w:t>
+            </w:r>
+          </w:p>
+        </w:tc>
+        <w:tc>
+          <w:tcPr>
+            <w:tcW w:type="dxa" w:w="1656"/>
+          </w:tcPr>
+          <w:p>
+            <w:r/>
+            <w:r>
+              <w:rPr>
+                <w:sz w:val="16"/>
+              </w:rPr>
+              <w:t>0</w:t>
+            </w:r>
+          </w:p>
+        </w:tc>
+        <w:tc>
+          <w:tcPr>
+            <w:tcW w:type="dxa" w:w="1656"/>
+          </w:tcPr>
+          <w:p>
+            <w:r/>
+            <w:r>
+              <w:rPr>
+                <w:sz w:val="16"/>
+              </w:rPr>
+              <w:t>0.63</w:t>
+            </w:r>
+          </w:p>
+        </w:tc>
+      </w:tr>
+      <w:tr>
+        <w:tc>
+          <w:tcPr>
+            <w:tcW w:type="dxa" w:w="1656"/>
+          </w:tcPr>
+          <w:p>
+            <w:r/>
+            <w:r>
+              <w:rPr>
+                <w:sz w:val="16"/>
+              </w:rPr>
+              <w:t>empathy</w:t>
+            </w:r>
+          </w:p>
+        </w:tc>
+        <w:tc>
+          <w:tcPr>
+            <w:tcW w:type="dxa" w:w="1656"/>
+          </w:tcPr>
+          <w:p>
+            <w:r/>
+            <w:r>
+              <w:rPr>
+                <w:sz w:val="16"/>
+              </w:rPr>
+              <w:t>Nemotron 3 Ultra vs gpt-oss-120b</w:t>
+            </w:r>
+          </w:p>
+        </w:tc>
+        <w:tc>
+          <w:tcPr>
+            <w:tcW w:type="dxa" w:w="1656"/>
+          </w:tcPr>
+          <w:p>
+            <w:r/>
+            <w:r>
+              <w:rPr>
+                <w:sz w:val="16"/>
+              </w:rPr>
+              <w:t>320</w:t>
+            </w:r>
+          </w:p>
+        </w:tc>
+        <w:tc>
+          <w:tcPr>
+            <w:tcW w:type="dxa" w:w="1656"/>
+          </w:tcPr>
+          <w:p>
+            <w:r/>
+            <w:r>
+              <w:rPr>
+                <w:sz w:val="16"/>
+              </w:rPr>
+              <w:t>0.76</w:t>
+            </w:r>
+          </w:p>
+        </w:tc>
+        <w:tc>
+          <w:tcPr>
+            <w:tcW w:type="dxa" w:w="1656"/>
+          </w:tcPr>
+          <w:p>
+            <w:r/>
+            <w:r>
+              <w:rPr>
+                <w:sz w:val="16"/>
+              </w:rPr>
+              <w:t>0</w:t>
+            </w:r>
+          </w:p>
+        </w:tc>
+        <w:tc>
+          <w:tcPr>
+            <w:tcW w:type="dxa" w:w="1656"/>
+          </w:tcPr>
+          <w:p>
+            <w:r/>
+            <w:r>
+              <w:rPr>
+                <w:sz w:val="16"/>
+              </w:rPr>
+              <w:t>0.589</w:t>
+            </w:r>
+          </w:p>
+        </w:tc>
+      </w:tr>
+      <w:tr>
+        <w:tc>
+          <w:tcPr>
+            <w:tcW w:type="dxa" w:w="1656"/>
+          </w:tcPr>
+          <w:p>
+            <w:r/>
+            <w:r>
+              <w:rPr>
+                <w:sz w:val="16"/>
+              </w:rPr>
+              <w:t>empathy</w:t>
+            </w:r>
+          </w:p>
+        </w:tc>
+        <w:tc>
+          <w:tcPr>
+            <w:tcW w:type="dxa" w:w="1656"/>
+          </w:tcPr>
+          <w:p>
+            <w:r/>
+            <w:r>
+              <w:rPr>
+                <w:sz w:val="16"/>
+              </w:rPr>
+              <w:t>Mistral Large vs gpt-oss-120b</w:t>
+            </w:r>
+          </w:p>
+        </w:tc>
+        <w:tc>
+          <w:tcPr>
+            <w:tcW w:type="dxa" w:w="1656"/>
+          </w:tcPr>
+          <w:p>
+            <w:r/>
+            <w:r>
+              <w:rPr>
+                <w:sz w:val="16"/>
+              </w:rPr>
+              <w:t>320</w:t>
+            </w:r>
+          </w:p>
+        </w:tc>
+        <w:tc>
+          <w:tcPr>
+            <w:tcW w:type="dxa" w:w="1656"/>
+          </w:tcPr>
+          <w:p>
+            <w:r/>
+            <w:r>
+              <w:rPr>
+                <w:sz w:val="16"/>
+              </w:rPr>
+              <w:t>0.75</w:t>
+            </w:r>
+          </w:p>
+        </w:tc>
+        <w:tc>
+          <w:tcPr>
+            <w:tcW w:type="dxa" w:w="1656"/>
+          </w:tcPr>
+          <w:p>
+            <w:r/>
+            <w:r>
+              <w:rPr>
+                <w:sz w:val="16"/>
+              </w:rPr>
+              <w:t>0</w:t>
+            </w:r>
+          </w:p>
+        </w:tc>
+        <w:tc>
+          <w:tcPr>
+            <w:tcW w:type="dxa" w:w="1656"/>
+          </w:tcPr>
+          <w:p>
+            <w:r/>
+            <w:r>
+              <w:rPr>
+                <w:sz w:val="16"/>
+              </w:rPr>
+              <w:t>0.571</w:t>
+            </w:r>
+          </w:p>
+        </w:tc>
+      </w:tr>
+      <w:tr>
+        <w:tc>
+          <w:tcPr>
+            <w:tcW w:type="dxa" w:w="1656"/>
+          </w:tcPr>
+          <w:p>
+            <w:r/>
+            <w:r>
+              <w:rPr>
+                <w:sz w:val="16"/>
+              </w:rPr>
+              <w:t>overall</w:t>
+            </w:r>
+          </w:p>
+        </w:tc>
+        <w:tc>
+          <w:tcPr>
+            <w:tcW w:type="dxa" w:w="1656"/>
+          </w:tcPr>
+          <w:p>
+            <w:r/>
+            <w:r>
+              <w:rPr>
+                <w:sz w:val="16"/>
+              </w:rPr>
+              <w:t>Nemotron 3 Ultra vs Mistral Large</w:t>
+            </w:r>
+          </w:p>
+        </w:tc>
+        <w:tc>
+          <w:tcPr>
+            <w:tcW w:type="dxa" w:w="1656"/>
+          </w:tcPr>
+          <w:p>
+            <w:r/>
+            <w:r>
+              <w:rPr>
+                <w:sz w:val="16"/>
+              </w:rPr>
+              <w:t>320</w:t>
+            </w:r>
+          </w:p>
+        </w:tc>
+        <w:tc>
+          <w:tcPr>
+            <w:tcW w:type="dxa" w:w="1656"/>
+          </w:tcPr>
+          <w:p>
+            <w:r/>
+            <w:r>
+              <w:rPr>
+                <w:sz w:val="16"/>
+              </w:rPr>
+              <w:t>0.8</w:t>
+            </w:r>
+          </w:p>
+        </w:tc>
+        <w:tc>
+          <w:tcPr>
+            <w:tcW w:type="dxa" w:w="1656"/>
+          </w:tcPr>
+          <w:p>
+            <w:r/>
+            <w:r>
+              <w:rPr>
+                <w:sz w:val="16"/>
+              </w:rPr>
+              <w:t>0</w:t>
+            </w:r>
+          </w:p>
+        </w:tc>
+        <w:tc>
+          <w:tcPr>
+            <w:tcW w:type="dxa" w:w="1656"/>
+          </w:tcPr>
+          <w:p>
+            <w:r/>
+            <w:r>
+              <w:rPr>
+                <w:sz w:val="16"/>
+              </w:rPr>
+              <w:t>0.632</w:t>
+            </w:r>
+          </w:p>
+        </w:tc>
+      </w:tr>
+      <w:tr>
+        <w:tc>
+          <w:tcPr>
+            <w:tcW w:type="dxa" w:w="1656"/>
+          </w:tcPr>
+          <w:p>
+            <w:r/>
+            <w:r>
+              <w:rPr>
+                <w:sz w:val="16"/>
+              </w:rPr>
+              <w:t>overall</w:t>
+            </w:r>
+          </w:p>
+        </w:tc>
+        <w:tc>
+          <w:tcPr>
+            <w:tcW w:type="dxa" w:w="1656"/>
+          </w:tcPr>
+          <w:p>
+            <w:r/>
+            <w:r>
+              <w:rPr>
+                <w:sz w:val="16"/>
+              </w:rPr>
+              <w:t>Nemotron 3 Ultra vs gpt-oss-120b</w:t>
+            </w:r>
+          </w:p>
+        </w:tc>
+        <w:tc>
+          <w:tcPr>
+            <w:tcW w:type="dxa" w:w="1656"/>
+          </w:tcPr>
+          <w:p>
+            <w:r/>
+            <w:r>
+              <w:rPr>
+                <w:sz w:val="16"/>
+              </w:rPr>
+              <w:t>320</w:t>
+            </w:r>
+          </w:p>
+        </w:tc>
+        <w:tc>
+          <w:tcPr>
+            <w:tcW w:type="dxa" w:w="1656"/>
+          </w:tcPr>
+          <w:p>
+            <w:r/>
+            <w:r>
+              <w:rPr>
+                <w:sz w:val="16"/>
+              </w:rPr>
+              <w:t>0.78</w:t>
+            </w:r>
+          </w:p>
+        </w:tc>
+        <w:tc>
+          <w:tcPr>
+            <w:tcW w:type="dxa" w:w="1656"/>
+          </w:tcPr>
+          <w:p>
+            <w:r/>
+            <w:r>
+              <w:rPr>
+                <w:sz w:val="16"/>
+              </w:rPr>
+              <w:t>0</w:t>
+            </w:r>
+          </w:p>
+        </w:tc>
+        <w:tc>
+          <w:tcPr>
+            <w:tcW w:type="dxa" w:w="1656"/>
+          </w:tcPr>
+          <w:p>
+            <w:r/>
+            <w:r>
+              <w:rPr>
+                <w:sz w:val="16"/>
+              </w:rPr>
+              <w:t>0.591</w:t>
+            </w:r>
+          </w:p>
+        </w:tc>
+      </w:tr>
+      <w:tr>
+        <w:tc>
+          <w:tcPr>
+            <w:tcW w:type="dxa" w:w="1656"/>
+          </w:tcPr>
+          <w:p>
+            <w:r/>
+            <w:r>
+              <w:rPr>
+                <w:sz w:val="16"/>
+              </w:rPr>
+              <w:t>overall</w:t>
+            </w:r>
+          </w:p>
+        </w:tc>
+        <w:tc>
+          <w:tcPr>
+            <w:tcW w:type="dxa" w:w="1656"/>
+          </w:tcPr>
+          <w:p>
+            <w:r/>
+            <w:r>
+              <w:rPr>
+                <w:sz w:val="16"/>
+              </w:rPr>
+              <w:t>Mistral Large vs gpt-oss-120b</w:t>
+            </w:r>
+          </w:p>
+        </w:tc>
+        <w:tc>
+          <w:tcPr>
+            <w:tcW w:type="dxa" w:w="1656"/>
+          </w:tcPr>
+          <w:p>
+            <w:r/>
+            <w:r>
+              <w:rPr>
+                <w:sz w:val="16"/>
+              </w:rPr>
+              <w:t>320</w:t>
+            </w:r>
+          </w:p>
+        </w:tc>
+        <w:tc>
+          <w:tcPr>
+            <w:tcW w:type="dxa" w:w="1656"/>
+          </w:tcPr>
+          <w:p>
+            <w:r/>
+            <w:r>
+              <w:rPr>
+                <w:sz w:val="16"/>
+              </w:rPr>
+              <w:t>0.78</w:t>
+            </w:r>
+          </w:p>
+        </w:tc>
+        <w:tc>
+          <w:tcPr>
+            <w:tcW w:type="dxa" w:w="1656"/>
+          </w:tcPr>
+          <w:p>
+            <w:r/>
+            <w:r>
+              <w:rPr>
+                <w:sz w:val="16"/>
+              </w:rPr>
+              <w:t>0</w:t>
+            </w:r>
+          </w:p>
+        </w:tc>
+        <w:tc>
+          <w:tcPr>
+            <w:tcW w:type="dxa" w:w="1656"/>
+          </w:tcPr>
+          <w:p>
+            <w:r/>
+            <w:r>
+              <w:rPr>
+                <w:sz w:val="16"/>
+              </w:rPr>
+              <w:t>0.592</w:t>
+            </w:r>
+          </w:p>
+        </w:tc>
+      </w:tr>
+      <w:tr>
+        <w:tc>
+          <w:tcPr>
+            <w:tcW w:type="dxa" w:w="1656"/>
+          </w:tcPr>
+          <w:p>
+            <w:r/>
+            <w:r>
+              <w:rPr>
+                <w:sz w:val="16"/>
+              </w:rPr>
+              <w:t>overall (system level)</w:t>
+            </w:r>
+          </w:p>
+        </w:tc>
+        <w:tc>
+          <w:tcPr>
+            <w:tcW w:type="dxa" w:w="1656"/>
+          </w:tcPr>
+          <w:p>
+            <w:r/>
+            <w:r>
+              <w:rPr>
+                <w:sz w:val="16"/>
+              </w:rPr>
+              <w:t>Do all 3 judges rank the systems in the same order?</w:t>
+            </w:r>
+          </w:p>
+        </w:tc>
+        <w:tc>
+          <w:tcPr>
+            <w:tcW w:type="dxa" w:w="1656"/>
+          </w:tcPr>
+          <w:p>
+            <w:r/>
+            <w:r>
+              <w:rPr>
+                <w:sz w:val="16"/>
+              </w:rPr>
+              <w:t>5</w:t>
+            </w:r>
+          </w:p>
+        </w:tc>
+        <w:tc>
+          <w:tcPr>
+            <w:tcW w:type="dxa" w:w="1656"/>
+          </w:tcPr>
+          <w:p>
+            <w:r/>
+          </w:p>
+        </w:tc>
+        <w:tc>
+          <w:tcPr>
+            <w:tcW w:type="dxa" w:w="1656"/>
+          </w:tcPr>
+          <w:p>
+            <w:r/>
+          </w:p>
+        </w:tc>
+        <w:tc>
+          <w:tcPr>
+            <w:tcW w:type="dxa" w:w="1656"/>
+          </w:tcPr>
+          <w:p>
+            <w:r/>
+            <w:r>
+              <w:rPr>
+                <w:sz w:val="16"/>
+              </w:rPr>
+              <w:t>YES</w:t>
+            </w:r>
+          </w:p>
+        </w:tc>
+      </w:tr>
+      <w:tr>
+        <w:tc>
+          <w:tcPr>
+            <w:tcW w:type="dxa" w:w="1656"/>
+          </w:tcPr>
+          <w:p>
+            <w:r/>
+            <w:r>
+              <w:rPr>
+                <w:sz w:val="16"/>
+              </w:rPr>
+              <w:t>severity check</w:t>
+            </w:r>
+          </w:p>
+        </w:tc>
+        <w:tc>
+          <w:tcPr>
+            <w:tcW w:type="dxa" w:w="1656"/>
+          </w:tcPr>
+          <w:p>
+            <w:r/>
+            <w:r>
+              <w:rPr>
+                <w:sz w:val="16"/>
+              </w:rPr>
+              <w:t>System ranking unchanged after z-scoring each judge?</w:t>
+            </w:r>
+          </w:p>
+        </w:tc>
+        <w:tc>
+          <w:tcPr>
+            <w:tcW w:type="dxa" w:w="1656"/>
+          </w:tcPr>
+          <w:p>
+            <w:r/>
+            <w:r>
+              <w:rPr>
+                <w:sz w:val="16"/>
+              </w:rPr>
+              <w:t>320</w:t>
+            </w:r>
+          </w:p>
+        </w:tc>
+        <w:tc>
+          <w:tcPr>
+            <w:tcW w:type="dxa" w:w="1656"/>
+          </w:tcPr>
+          <w:p>
+            <w:r/>
+          </w:p>
+        </w:tc>
+        <w:tc>
+          <w:tcPr>
+            <w:tcW w:type="dxa" w:w="1656"/>
+          </w:tcPr>
+          <w:p>
+            <w:r/>
+          </w:p>
+        </w:tc>
+        <w:tc>
+          <w:tcPr>
+            <w:tcW w:type="dxa" w:w="1656"/>
+          </w:tcPr>
+          <w:p>
+            <w:r/>
+            <w:r>
+              <w:rPr>
+                <w:sz w:val="16"/>
+              </w:rPr>
+              <w:t>YES</w:t>
+            </w:r>
+          </w:p>
+        </w:tc>
+      </w:tr>
+    </w:tbl>
+    <w:p/>
     <w:p>
       <w:pPr>
         <w:pStyle w:val="Heading2"/>
       </w:pPr>
       <w:r>
-        <w:t>5.3.7 Human Evaluation Statistics</w:t>
+        <w:t>5.3.8 Human Evaluation Statistics</w:t>
       </w:r>
     </w:p>
     <w:p>
@@ -11296,7 +14327,7 @@
         <w:pStyle w:val="Heading2"/>
       </w:pPr>
       <w:r>
-        <w:t>5.3.8 Limitations of the Analysis</w:t>
+        <w:t>5.3.9 Limitations of the Analysis</w:t>
       </w:r>
     </w:p>
     <w:p>

--- a/writing/Chapter 5 - 5.3 Statistical Analysis/WRITING_GUIDE.docx
+++ b/writing/Chapter 5 - 5.3 Statistical Analysis/WRITING_GUIDE.docx
@@ -8,6 +8,38 @@
       </w:pPr>
       <w:r>
         <w:t>Chapter 5 - 5.3 Statistical Analysis</w:t>
+      </w:r>
+    </w:p>
+    <w:p>
+      <w:pPr>
+        <w:pStyle w:val="IntenseQuote"/>
+      </w:pPr>
+      <w:r>
+        <w:rPr>
+          <w:b/>
+        </w:rPr>
+        <w:t>Update (14 Sep 2026): AI-judge scores for all 7 systems are in.</w:t>
+      </w:r>
+      <w:r>
+        <w:t xml:space="preserve"> The panel is now two judges (Nemotron 3 Ultra + gpt-oss-120b) because Mistral Large became unavailable. Judge numbers in the draft below are from the earlier three-judge, five-system run and are superseded - use </w:t>
+      </w:r>
+      <w:r>
+        <w:rPr>
+          <w:rFonts w:ascii="Consolas" w:hAnsi="Consolas"/>
+        </w:rPr>
+        <w:t>FINAL_TEXT.docx</w:t>
+      </w:r>
+      <w:r>
+        <w:t xml:space="preserve"> and the regenerated </w:t>
+      </w:r>
+      <w:r>
+        <w:rPr>
+          <w:rFonts w:ascii="Consolas" w:hAnsi="Consolas"/>
+        </w:rPr>
+        <w:t>tables/</w:t>
+      </w:r>
+      <w:r>
+        <w:t xml:space="preserve"> for all AI-judge and WASSA-validity numbers.</w:t>
       </w:r>
     </w:p>
     <w:p>
@@ -331,7 +363,7 @@
               <w:rPr>
                 <w:sz w:val="16"/>
               </w:rPr>
-              <w:t>Judge averages (final rows pending)</w:t>
+              <w:t>Judge averages, all 7 systems</w:t>
             </w:r>
           </w:p>
         </w:tc>
@@ -523,13 +555,22 @@
         <w:pStyle w:val="ListBullet"/>
       </w:pPr>
       <w:r>
-        <w:t xml:space="preserve">☐ 5.3.7 AI-judge reliability and agreement (final-system rows </w:t>
+        <w:t xml:space="preserve">[x] 5.3.7 AI-judge results and agreement (complete - </w:t>
       </w:r>
       <w:r>
         <w:rPr>
           <w:rFonts w:ascii="Consolas" w:hAnsi="Consolas"/>
         </w:rPr>
-        <w:t>[[PENDING]]</w:t>
+        <w:t>final_system_vs_baselines_judges.csv</w:t>
+      </w:r>
+      <w:r>
+        <w:t xml:space="preserve">, </w:t>
+      </w:r>
+      <w:r>
+        <w:rPr>
+          <w:rFonts w:ascii="Consolas" w:hAnsi="Consolas"/>
+        </w:rPr>
+        <w:t>ai_judge_agreement.csv</w:t>
       </w:r>
       <w:r>
         <w:t>)</w:t>
@@ -13143,7 +13184,7 @@
               <w:rPr>
                 <w:sz w:val="16"/>
               </w:rPr>
-              <w:t>System-level ranking vs AI judges (5 systems)</w:t>
+              <w:t>System-level ranking vs AI-judge panel (7 systems)</w:t>
             </w:r>
           </w:p>
         </w:tc>
@@ -13157,7 +13198,7 @@
               <w:rPr>
                 <w:sz w:val="16"/>
               </w:rPr>
-              <w:t>Spearman rho = 1.00</w:t>
+              <w:t>Spearman rho = 0.96</w:t>
             </w:r>
           </w:p>
         </w:tc>
@@ -13215,7 +13256,7 @@
               <w:rPr>
                 <w:sz w:val="16"/>
               </w:rPr>
-              <w:t>rho = 0.41 (p = 4.2e-14, N = 320)</w:t>
+              <w:t>rho = 0.31 (p = 1.5e-11, N = 448)</w:t>
             </w:r>
           </w:p>
         </w:tc>
@@ -13273,7 +13314,7 @@
               <w:rPr>
                 <w:sz w:val="16"/>
               </w:rPr>
-              <w:t>partial rho = 0.45 (p = 3.6e-17)</w:t>
+              <w:t>partial rho = 0.34 (p = 2.9e-13)</w:t>
             </w:r>
           </w:p>
         </w:tc>
@@ -13331,7 +13372,7 @@
               <w:rPr>
                 <w:sz w:val="16"/>
               </w:rPr>
-              <w:t>rho = 0.13 to 0.24; 0 of 5 significant</w:t>
+              <w:t>rho = 0.05 to 0.26; 2 of 7 significant</w:t>
             </w:r>
           </w:p>
         </w:tc>
@@ -13389,7 +13430,7 @@
               <w:rPr>
                 <w:sz w:val="16"/>
               </w:rPr>
-              <w:t>rho = 0.75 to 0.79</w:t>
+              <w:t>rho = 0.73</w:t>
             </w:r>
           </w:p>
         </w:tc>
@@ -13510,17 +13551,15 @@
         <w:tblLook w:firstColumn="1" w:firstRow="1" w:lastColumn="0" w:lastRow="0" w:noHBand="0" w:noVBand="1" w:val="04A0"/>
       </w:tblPr>
       <w:tblGrid>
-        <w:gridCol w:w="1656"/>
-        <w:gridCol w:w="1656"/>
-        <w:gridCol w:w="1656"/>
-        <w:gridCol w:w="1656"/>
-        <w:gridCol w:w="1656"/>
-        <w:gridCol w:w="1656"/>
+        <w:gridCol w:w="2484"/>
+        <w:gridCol w:w="2484"/>
+        <w:gridCol w:w="2484"/>
+        <w:gridCol w:w="2484"/>
       </w:tblGrid>
       <w:tr>
         <w:tc>
           <w:tcPr>
-            <w:tcW w:type="dxa" w:w="1656"/>
+            <w:tcW w:type="dxa" w:w="2484"/>
             <w:shd w:val="clear" w:color="auto" w:fill="E3EEFB"/>
           </w:tcPr>
           <w:p>
@@ -13534,13 +13573,13 @@
                 <w:b/>
                 <w:sz w:val="16"/>
               </w:rPr>
-              <w:t>Dimension</w:t>
-            </w:r>
-          </w:p>
-        </w:tc>
-        <w:tc>
-          <w:tcPr>
-            <w:tcW w:type="dxa" w:w="1656"/>
+              <w:t>Check</w:t>
+            </w:r>
+          </w:p>
+        </w:tc>
+        <w:tc>
+          <w:tcPr>
+            <w:tcW w:type="dxa" w:w="2484"/>
             <w:shd w:val="clear" w:color="auto" w:fill="E3EEFB"/>
           </w:tcPr>
           <w:p>
@@ -13554,13 +13593,13 @@
                 <w:b/>
                 <w:sz w:val="16"/>
               </w:rPr>
-              <w:t>Judge pair</w:t>
-            </w:r>
-          </w:p>
-        </w:tc>
-        <w:tc>
-          <w:tcPr>
-            <w:tcW w:type="dxa" w:w="1656"/>
+              <w:t>N</w:t>
+            </w:r>
+          </w:p>
+        </w:tc>
+        <w:tc>
+          <w:tcPr>
+            <w:tcW w:type="dxa" w:w="2484"/>
             <w:shd w:val="clear" w:color="auto" w:fill="E3EEFB"/>
           </w:tcPr>
           <w:p>
@@ -13574,13 +13613,13 @@
                 <w:b/>
                 <w:sz w:val="16"/>
               </w:rPr>
-              <w:t>N replies</w:t>
-            </w:r>
-          </w:p>
-        </w:tc>
-        <w:tc>
-          <w:tcPr>
-            <w:tcW w:type="dxa" w:w="1656"/>
+              <w:t>Result</w:t>
+            </w:r>
+          </w:p>
+        </w:tc>
+        <w:tc>
+          <w:tcPr>
+            <w:tcW w:type="dxa" w:w="2484"/>
             <w:shd w:val="clear" w:color="auto" w:fill="E3EEFB"/>
           </w:tcPr>
           <w:p>
@@ -13594,47 +13633,7 @@
                 <w:b/>
                 <w:sz w:val="16"/>
               </w:rPr>
-              <w:t>Spearman rho</w:t>
-            </w:r>
-          </w:p>
-        </w:tc>
-        <w:tc>
-          <w:tcPr>
-            <w:tcW w:type="dxa" w:w="1656"/>
-            <w:shd w:val="clear" w:color="auto" w:fill="E3EEFB"/>
-          </w:tcPr>
-          <w:p>
-            <w:r>
-              <w:rPr>
-                <w:b/>
-              </w:rPr>
-            </w:r>
-            <w:r>
-              <w:rPr>
-                <w:b/>
-                <w:sz w:val="16"/>
-              </w:rPr>
-              <w:t>p</w:t>
-            </w:r>
-          </w:p>
-        </w:tc>
-        <w:tc>
-          <w:tcPr>
-            <w:tcW w:type="dxa" w:w="1656"/>
-            <w:shd w:val="clear" w:color="auto" w:fill="E3EEFB"/>
-          </w:tcPr>
-          <w:p>
-            <w:r>
-              <w:rPr>
-                <w:b/>
-              </w:rPr>
-            </w:r>
-            <w:r>
-              <w:rPr>
-                <w:b/>
-                <w:sz w:val="16"/>
-              </w:rPr>
-              <w:t>rho without fine-tuned system</w:t>
+              <w:t>Without fine-tuned system</w:t>
             </w:r>
           </w:p>
         </w:tc>
@@ -13642,7 +13641,7 @@
       <w:tr>
         <w:tc>
           <w:tcPr>
-            <w:tcW w:type="dxa" w:w="1656"/>
+            <w:tcW w:type="dxa" w:w="2484"/>
           </w:tcPr>
           <w:p>
             <w:r/>
@@ -13650,13 +13649,13 @@
               <w:rPr>
                 <w:sz w:val="16"/>
               </w:rPr>
-              <w:t>empathy</w:t>
-            </w:r>
-          </w:p>
-        </w:tc>
-        <w:tc>
-          <w:tcPr>
-            <w:tcW w:type="dxa" w:w="1656"/>
+              <w:t>Per-reply agreement on empathy: Nemotron 3 Ultra vs gpt-oss-120b</w:t>
+            </w:r>
+          </w:p>
+        </w:tc>
+        <w:tc>
+          <w:tcPr>
+            <w:tcW w:type="dxa" w:w="2484"/>
           </w:tcPr>
           <w:p>
             <w:r/>
@@ -13664,13 +13663,13 @@
               <w:rPr>
                 <w:sz w:val="16"/>
               </w:rPr>
-              <w:t>Nemotron 3 Ultra vs Mistral Large</w:t>
-            </w:r>
-          </w:p>
-        </w:tc>
-        <w:tc>
-          <w:tcPr>
-            <w:tcW w:type="dxa" w:w="1656"/>
+              <w:t>448</w:t>
+            </w:r>
+          </w:p>
+        </w:tc>
+        <w:tc>
+          <w:tcPr>
+            <w:tcW w:type="dxa" w:w="2484"/>
           </w:tcPr>
           <w:p>
             <w:r/>
@@ -13678,13 +13677,13 @@
               <w:rPr>
                 <w:sz w:val="16"/>
               </w:rPr>
-              <w:t>320</w:t>
-            </w:r>
-          </w:p>
-        </w:tc>
-        <w:tc>
-          <w:tcPr>
-            <w:tcW w:type="dxa" w:w="1656"/>
+              <w:t>rho = 0.731 (p = 5.7e-76)</w:t>
+            </w:r>
+          </w:p>
+        </w:tc>
+        <w:tc>
+          <w:tcPr>
+            <w:tcW w:type="dxa" w:w="2484"/>
           </w:tcPr>
           <w:p>
             <w:r/>
@@ -13692,35 +13691,7 @@
               <w:rPr>
                 <w:sz w:val="16"/>
               </w:rPr>
-              <w:t>0.79</w:t>
-            </w:r>
-          </w:p>
-        </w:tc>
-        <w:tc>
-          <w:tcPr>
-            <w:tcW w:type="dxa" w:w="1656"/>
-          </w:tcPr>
-          <w:p>
-            <w:r/>
-            <w:r>
-              <w:rPr>
-                <w:sz w:val="16"/>
-              </w:rPr>
-              <w:t>0</w:t>
-            </w:r>
-          </w:p>
-        </w:tc>
-        <w:tc>
-          <w:tcPr>
-            <w:tcW w:type="dxa" w:w="1656"/>
-          </w:tcPr>
-          <w:p>
-            <w:r/>
-            <w:r>
-              <w:rPr>
-                <w:sz w:val="16"/>
-              </w:rPr>
-              <w:t>0.63</w:t>
+              <w:t>rho = 0.596</w:t>
             </w:r>
           </w:p>
         </w:tc>
@@ -13728,7 +13699,7 @@
       <w:tr>
         <w:tc>
           <w:tcPr>
-            <w:tcW w:type="dxa" w:w="1656"/>
+            <w:tcW w:type="dxa" w:w="2484"/>
           </w:tcPr>
           <w:p>
             <w:r/>
@@ -13736,13 +13707,13 @@
               <w:rPr>
                 <w:sz w:val="16"/>
               </w:rPr>
-              <w:t>empathy</w:t>
-            </w:r>
-          </w:p>
-        </w:tc>
-        <w:tc>
-          <w:tcPr>
-            <w:tcW w:type="dxa" w:w="1656"/>
+              <w:t>Per-reply agreement on overall: Nemotron 3 Ultra vs gpt-oss-120b</w:t>
+            </w:r>
+          </w:p>
+        </w:tc>
+        <w:tc>
+          <w:tcPr>
+            <w:tcW w:type="dxa" w:w="2484"/>
           </w:tcPr>
           <w:p>
             <w:r/>
@@ -13750,13 +13721,13 @@
               <w:rPr>
                 <w:sz w:val="16"/>
               </w:rPr>
-              <w:t>Nemotron 3 Ultra vs gpt-oss-120b</w:t>
-            </w:r>
-          </w:p>
-        </w:tc>
-        <w:tc>
-          <w:tcPr>
-            <w:tcW w:type="dxa" w:w="1656"/>
+              <w:t>448</w:t>
+            </w:r>
+          </w:p>
+        </w:tc>
+        <w:tc>
+          <w:tcPr>
+            <w:tcW w:type="dxa" w:w="2484"/>
           </w:tcPr>
           <w:p>
             <w:r/>
@@ -13764,13 +13735,13 @@
               <w:rPr>
                 <w:sz w:val="16"/>
               </w:rPr>
-              <w:t>320</w:t>
-            </w:r>
-          </w:p>
-        </w:tc>
-        <w:tc>
-          <w:tcPr>
-            <w:tcW w:type="dxa" w:w="1656"/>
+              <w:t>rho = 0.745 (p = 2.8e-80)</w:t>
+            </w:r>
+          </w:p>
+        </w:tc>
+        <w:tc>
+          <w:tcPr>
+            <w:tcW w:type="dxa" w:w="2484"/>
           </w:tcPr>
           <w:p>
             <w:r/>
@@ -13778,35 +13749,7 @@
               <w:rPr>
                 <w:sz w:val="16"/>
               </w:rPr>
-              <w:t>0.76</w:t>
-            </w:r>
-          </w:p>
-        </w:tc>
-        <w:tc>
-          <w:tcPr>
-            <w:tcW w:type="dxa" w:w="1656"/>
-          </w:tcPr>
-          <w:p>
-            <w:r/>
-            <w:r>
-              <w:rPr>
-                <w:sz w:val="16"/>
-              </w:rPr>
-              <w:t>0</w:t>
-            </w:r>
-          </w:p>
-        </w:tc>
-        <w:tc>
-          <w:tcPr>
-            <w:tcW w:type="dxa" w:w="1656"/>
-          </w:tcPr>
-          <w:p>
-            <w:r/>
-            <w:r>
-              <w:rPr>
-                <w:sz w:val="16"/>
-              </w:rPr>
-              <w:t>0.589</w:t>
+              <w:t>rho = 0.604</w:t>
             </w:r>
           </w:p>
         </w:tc>
@@ -13814,7 +13757,7 @@
       <w:tr>
         <w:tc>
           <w:tcPr>
-            <w:tcW w:type="dxa" w:w="1656"/>
+            <w:tcW w:type="dxa" w:w="2484"/>
           </w:tcPr>
           <w:p>
             <w:r/>
@@ -13822,13 +13765,13 @@
               <w:rPr>
                 <w:sz w:val="16"/>
               </w:rPr>
-              <w:t>empathy</w:t>
-            </w:r>
-          </w:p>
-        </w:tc>
-        <w:tc>
-          <w:tcPr>
-            <w:tcW w:type="dxa" w:w="1656"/>
+              <w:t>Do both judges rank the 7 systems in the same order (overall)?</w:t>
+            </w:r>
+          </w:p>
+        </w:tc>
+        <w:tc>
+          <w:tcPr>
+            <w:tcW w:type="dxa" w:w="2484"/>
           </w:tcPr>
           <w:p>
             <w:r/>
@@ -13836,13 +13779,13 @@
               <w:rPr>
                 <w:sz w:val="16"/>
               </w:rPr>
-              <w:t>Mistral Large vs gpt-oss-120b</w:t>
-            </w:r>
-          </w:p>
-        </w:tc>
-        <w:tc>
-          <w:tcPr>
-            <w:tcW w:type="dxa" w:w="1656"/>
+              <w:t>7</w:t>
+            </w:r>
+          </w:p>
+        </w:tc>
+        <w:tc>
+          <w:tcPr>
+            <w:tcW w:type="dxa" w:w="2484"/>
           </w:tcPr>
           <w:p>
             <w:r/>
@@ -13850,13 +13793,13 @@
               <w:rPr>
                 <w:sz w:val="16"/>
               </w:rPr>
-              <w:t>320</w:t>
-            </w:r>
-          </w:p>
-        </w:tc>
-        <w:tc>
-          <w:tcPr>
-            <w:tcW w:type="dxa" w:w="1656"/>
+              <w:t>All but 2 systems; these swap places: RoBERTa d1 + Phi-4-mini d2 (top-1 emotion) / FINAL SYSTEM - Two-stage: RoBERTa top-3 -&gt; Phi-4-mini picks + per-emotion prompt</w:t>
+            </w:r>
+          </w:p>
+        </w:tc>
+        <w:tc>
+          <w:tcPr>
+            <w:tcW w:type="dxa" w:w="2484"/>
           </w:tcPr>
           <w:p>
             <w:r/>
@@ -13864,35 +13807,7 @@
               <w:rPr>
                 <w:sz w:val="16"/>
               </w:rPr>
-              <w:t>0.75</w:t>
-            </w:r>
-          </w:p>
-        </w:tc>
-        <w:tc>
-          <w:tcPr>
-            <w:tcW w:type="dxa" w:w="1656"/>
-          </w:tcPr>
-          <w:p>
-            <w:r/>
-            <w:r>
-              <w:rPr>
-                <w:sz w:val="16"/>
-              </w:rPr>
-              <w:t>0</w:t>
-            </w:r>
-          </w:p>
-        </w:tc>
-        <w:tc>
-          <w:tcPr>
-            <w:tcW w:type="dxa" w:w="1656"/>
-          </w:tcPr>
-          <w:p>
-            <w:r/>
-            <w:r>
-              <w:rPr>
-                <w:sz w:val="16"/>
-              </w:rPr>
-              <w:t>0.571</w:t>
+              <w:t>rank rho = 0.96</w:t>
             </w:r>
           </w:p>
         </w:tc>
@@ -13900,7 +13815,7 @@
       <w:tr>
         <w:tc>
           <w:tcPr>
-            <w:tcW w:type="dxa" w:w="1656"/>
+            <w:tcW w:type="dxa" w:w="2484"/>
           </w:tcPr>
           <w:p>
             <w:r/>
@@ -13908,13 +13823,13 @@
               <w:rPr>
                 <w:sz w:val="16"/>
               </w:rPr>
-              <w:t>overall</w:t>
-            </w:r>
-          </w:p>
-        </w:tc>
-        <w:tc>
-          <w:tcPr>
-            <w:tcW w:type="dxa" w:w="1656"/>
+              <w:t>Two-judge vs three-judge panel mean (empathy), 5 systems judged by all three</w:t>
+            </w:r>
+          </w:p>
+        </w:tc>
+        <w:tc>
+          <w:tcPr>
+            <w:tcW w:type="dxa" w:w="2484"/>
           </w:tcPr>
           <w:p>
             <w:r/>
@@ -13922,13 +13837,13 @@
               <w:rPr>
                 <w:sz w:val="16"/>
               </w:rPr>
-              <w:t>Nemotron 3 Ultra vs Mistral Large</w:t>
-            </w:r>
-          </w:p>
-        </w:tc>
-        <w:tc>
-          <w:tcPr>
-            <w:tcW w:type="dxa" w:w="1656"/>
+              <w:t>320</w:t>
+            </w:r>
+          </w:p>
+        </w:tc>
+        <w:tc>
+          <w:tcPr>
+            <w:tcW w:type="dxa" w:w="2484"/>
           </w:tcPr>
           <w:p>
             <w:r/>
@@ -13936,13 +13851,13 @@
               <w:rPr>
                 <w:sz w:val="16"/>
               </w:rPr>
-              <w:t>320</w:t>
-            </w:r>
-          </w:p>
-        </w:tc>
-        <w:tc>
-          <w:tcPr>
-            <w:tcW w:type="dxa" w:w="1656"/>
+              <w:t>per-reply rho = 0.982</w:t>
+            </w:r>
+          </w:p>
+        </w:tc>
+        <w:tc>
+          <w:tcPr>
+            <w:tcW w:type="dxa" w:w="2484"/>
           </w:tcPr>
           <w:p>
             <w:r/>
@@ -13950,35 +13865,7 @@
               <w:rPr>
                 <w:sz w:val="16"/>
               </w:rPr>
-              <w:t>0.8</w:t>
-            </w:r>
-          </w:p>
-        </w:tc>
-        <w:tc>
-          <w:tcPr>
-            <w:tcW w:type="dxa" w:w="1656"/>
-          </w:tcPr>
-          <w:p>
-            <w:r/>
-            <w:r>
-              <w:rPr>
-                <w:sz w:val="16"/>
-              </w:rPr>
-              <w:t>0</w:t>
-            </w:r>
-          </w:p>
-        </w:tc>
-        <w:tc>
-          <w:tcPr>
-            <w:tcW w:type="dxa" w:w="1656"/>
-          </w:tcPr>
-          <w:p>
-            <w:r/>
-            <w:r>
-              <w:rPr>
-                <w:sz w:val="16"/>
-              </w:rPr>
-              <w:t>0.632</w:t>
+              <w:t>identical system ranking</w:t>
             </w:r>
           </w:p>
         </w:tc>
@@ -13986,7 +13873,7 @@
       <w:tr>
         <w:tc>
           <w:tcPr>
-            <w:tcW w:type="dxa" w:w="1656"/>
+            <w:tcW w:type="dxa" w:w="2484"/>
           </w:tcPr>
           <w:p>
             <w:r/>
@@ -13994,13 +13881,13 @@
               <w:rPr>
                 <w:sz w:val="16"/>
               </w:rPr>
-              <w:t>overall</w:t>
-            </w:r>
-          </w:p>
-        </w:tc>
-        <w:tc>
-          <w:tcPr>
-            <w:tcW w:type="dxa" w:w="1656"/>
+              <w:t>Two-judge vs three-judge panel mean (overall), 5 systems judged by all three</w:t>
+            </w:r>
+          </w:p>
+        </w:tc>
+        <w:tc>
+          <w:tcPr>
+            <w:tcW w:type="dxa" w:w="2484"/>
           </w:tcPr>
           <w:p>
             <w:r/>
@@ -14008,13 +13895,13 @@
               <w:rPr>
                 <w:sz w:val="16"/>
               </w:rPr>
-              <w:t>Nemotron 3 Ultra vs gpt-oss-120b</w:t>
-            </w:r>
-          </w:p>
-        </w:tc>
-        <w:tc>
-          <w:tcPr>
-            <w:tcW w:type="dxa" w:w="1656"/>
+              <w:t>320</w:t>
+            </w:r>
+          </w:p>
+        </w:tc>
+        <w:tc>
+          <w:tcPr>
+            <w:tcW w:type="dxa" w:w="2484"/>
           </w:tcPr>
           <w:p>
             <w:r/>
@@ -14022,13 +13909,13 @@
               <w:rPr>
                 <w:sz w:val="16"/>
               </w:rPr>
-              <w:t>320</w:t>
-            </w:r>
-          </w:p>
-        </w:tc>
-        <w:tc>
-          <w:tcPr>
-            <w:tcW w:type="dxa" w:w="1656"/>
+              <w:t>per-reply rho = 0.985</w:t>
+            </w:r>
+          </w:p>
+        </w:tc>
+        <w:tc>
+          <w:tcPr>
+            <w:tcW w:type="dxa" w:w="2484"/>
           </w:tcPr>
           <w:p>
             <w:r/>
@@ -14036,35 +13923,7 @@
               <w:rPr>
                 <w:sz w:val="16"/>
               </w:rPr>
-              <w:t>0.78</w:t>
-            </w:r>
-          </w:p>
-        </w:tc>
-        <w:tc>
-          <w:tcPr>
-            <w:tcW w:type="dxa" w:w="1656"/>
-          </w:tcPr>
-          <w:p>
-            <w:r/>
-            <w:r>
-              <w:rPr>
-                <w:sz w:val="16"/>
-              </w:rPr>
-              <w:t>0</w:t>
-            </w:r>
-          </w:p>
-        </w:tc>
-        <w:tc>
-          <w:tcPr>
-            <w:tcW w:type="dxa" w:w="1656"/>
-          </w:tcPr>
-          <w:p>
-            <w:r/>
-            <w:r>
-              <w:rPr>
-                <w:sz w:val="16"/>
-              </w:rPr>
-              <w:t>0.591</w:t>
+              <w:t>identical system ranking</w:t>
             </w:r>
           </w:p>
         </w:tc>
@@ -14072,7 +13931,7 @@
       <w:tr>
         <w:tc>
           <w:tcPr>
-            <w:tcW w:type="dxa" w:w="1656"/>
+            <w:tcW w:type="dxa" w:w="2484"/>
           </w:tcPr>
           <w:p>
             <w:r/>
@@ -14080,13 +13939,13 @@
               <w:rPr>
                 <w:sz w:val="16"/>
               </w:rPr>
-              <w:t>overall</w:t>
-            </w:r>
-          </w:p>
-        </w:tc>
-        <w:tc>
-          <w:tcPr>
-            <w:tcW w:type="dxa" w:w="1656"/>
+              <w:t>Three-judge agreement on empathy (all pairs), 5 systems</w:t>
+            </w:r>
+          </w:p>
+        </w:tc>
+        <w:tc>
+          <w:tcPr>
+            <w:tcW w:type="dxa" w:w="2484"/>
           </w:tcPr>
           <w:p>
             <w:r/>
@@ -14094,13 +13953,13 @@
               <w:rPr>
                 <w:sz w:val="16"/>
               </w:rPr>
-              <w:t>Mistral Large vs gpt-oss-120b</w:t>
-            </w:r>
-          </w:p>
-        </w:tc>
-        <w:tc>
-          <w:tcPr>
-            <w:tcW w:type="dxa" w:w="1656"/>
+              <w:t>320</w:t>
+            </w:r>
+          </w:p>
+        </w:tc>
+        <w:tc>
+          <w:tcPr>
+            <w:tcW w:type="dxa" w:w="2484"/>
           </w:tcPr>
           <w:p>
             <w:r/>
@@ -14108,198 +13967,16 @@
               <w:rPr>
                 <w:sz w:val="16"/>
               </w:rPr>
-              <w:t>320</w:t>
-            </w:r>
-          </w:p>
-        </w:tc>
-        <w:tc>
-          <w:tcPr>
-            <w:tcW w:type="dxa" w:w="1656"/>
-          </w:tcPr>
-          <w:p>
-            <w:r/>
-            <w:r>
-              <w:rPr>
-                <w:sz w:val="16"/>
-              </w:rPr>
-              <w:t>0.78</w:t>
-            </w:r>
-          </w:p>
-        </w:tc>
-        <w:tc>
-          <w:tcPr>
-            <w:tcW w:type="dxa" w:w="1656"/>
-          </w:tcPr>
-          <w:p>
-            <w:r/>
-            <w:r>
-              <w:rPr>
-                <w:sz w:val="16"/>
-              </w:rPr>
-              <w:t>0</w:t>
-            </w:r>
-          </w:p>
-        </w:tc>
-        <w:tc>
-          <w:tcPr>
-            <w:tcW w:type="dxa" w:w="1656"/>
-          </w:tcPr>
-          <w:p>
-            <w:r/>
-            <w:r>
-              <w:rPr>
-                <w:sz w:val="16"/>
-              </w:rPr>
-              <w:t>0.592</w:t>
-            </w:r>
-          </w:p>
-        </w:tc>
-      </w:tr>
-      <w:tr>
-        <w:tc>
-          <w:tcPr>
-            <w:tcW w:type="dxa" w:w="1656"/>
-          </w:tcPr>
-          <w:p>
-            <w:r/>
-            <w:r>
-              <w:rPr>
-                <w:sz w:val="16"/>
-              </w:rPr>
-              <w:t>overall (system level)</w:t>
-            </w:r>
-          </w:p>
-        </w:tc>
-        <w:tc>
-          <w:tcPr>
-            <w:tcW w:type="dxa" w:w="1656"/>
-          </w:tcPr>
-          <w:p>
-            <w:r/>
-            <w:r>
-              <w:rPr>
-                <w:sz w:val="16"/>
-              </w:rPr>
-              <w:t>Do all 3 judges rank the systems in the same order?</w:t>
-            </w:r>
-          </w:p>
-        </w:tc>
-        <w:tc>
-          <w:tcPr>
-            <w:tcW w:type="dxa" w:w="1656"/>
-          </w:tcPr>
-          <w:p>
-            <w:r/>
-            <w:r>
-              <w:rPr>
-                <w:sz w:val="16"/>
-              </w:rPr>
-              <w:t>5</w:t>
-            </w:r>
-          </w:p>
-        </w:tc>
-        <w:tc>
-          <w:tcPr>
-            <w:tcW w:type="dxa" w:w="1656"/>
-          </w:tcPr>
-          <w:p>
-            <w:r/>
-          </w:p>
-        </w:tc>
-        <w:tc>
-          <w:tcPr>
-            <w:tcW w:type="dxa" w:w="1656"/>
-          </w:tcPr>
-          <w:p>
-            <w:r/>
-          </w:p>
-        </w:tc>
-        <w:tc>
-          <w:tcPr>
-            <w:tcW w:type="dxa" w:w="1656"/>
-          </w:tcPr>
-          <w:p>
-            <w:r/>
-            <w:r>
-              <w:rPr>
-                <w:sz w:val="16"/>
-              </w:rPr>
-              <w:t>YES</w:t>
-            </w:r>
-          </w:p>
-        </w:tc>
-      </w:tr>
-      <w:tr>
-        <w:tc>
-          <w:tcPr>
-            <w:tcW w:type="dxa" w:w="1656"/>
-          </w:tcPr>
-          <w:p>
-            <w:r/>
-            <w:r>
-              <w:rPr>
-                <w:sz w:val="16"/>
-              </w:rPr>
-              <w:t>severity check</w:t>
-            </w:r>
-          </w:p>
-        </w:tc>
-        <w:tc>
-          <w:tcPr>
-            <w:tcW w:type="dxa" w:w="1656"/>
-          </w:tcPr>
-          <w:p>
-            <w:r/>
-            <w:r>
-              <w:rPr>
-                <w:sz w:val="16"/>
-              </w:rPr>
-              <w:t>System ranking unchanged after z-scoring each judge?</w:t>
-            </w:r>
-          </w:p>
-        </w:tc>
-        <w:tc>
-          <w:tcPr>
-            <w:tcW w:type="dxa" w:w="1656"/>
-          </w:tcPr>
-          <w:p>
-            <w:r/>
-            <w:r>
-              <w:rPr>
-                <w:sz w:val="16"/>
-              </w:rPr>
-              <w:t>320</w:t>
-            </w:r>
-          </w:p>
-        </w:tc>
-        <w:tc>
-          <w:tcPr>
-            <w:tcW w:type="dxa" w:w="1656"/>
-          </w:tcPr>
-          <w:p>
-            <w:r/>
-          </w:p>
-        </w:tc>
-        <w:tc>
-          <w:tcPr>
-            <w:tcW w:type="dxa" w:w="1656"/>
-          </w:tcPr>
-          <w:p>
-            <w:r/>
-          </w:p>
-        </w:tc>
-        <w:tc>
-          <w:tcPr>
-            <w:tcW w:type="dxa" w:w="1656"/>
-          </w:tcPr>
-          <w:p>
-            <w:r/>
-            <w:r>
-              <w:rPr>
-                <w:sz w:val="16"/>
-              </w:rPr>
-              <w:t>YES</w:t>
-            </w:r>
+              <w:t>rho = 0.75 to 0.79</w:t>
+            </w:r>
+          </w:p>
+        </w:tc>
+        <w:tc>
+          <w:tcPr>
+            <w:tcW w:type="dxa" w:w="2484"/>
+          </w:tcPr>
+          <w:p>
+            <w:r/>
           </w:p>
         </w:tc>
       </w:tr>

--- a/writing/Chapter 5 - 5.3 Statistical Analysis/WRITING_GUIDE.docx
+++ b/writing/Chapter 5 - 5.3 Statistical Analysis/WRITING_GUIDE.docx
@@ -1504,35 +1504,35 @@
               <w:rPr>
                 <w:sz w:val="13"/>
               </w:rPr>
-              <w:t>0</w:t>
-            </w:r>
-          </w:p>
-        </w:tc>
-        <w:tc>
-          <w:tcPr>
-            <w:tcW w:type="dxa" w:w="903"/>
-          </w:tcPr>
-          <w:p>
-            <w:r/>
-            <w:r>
-              <w:rPr>
-                <w:sz w:val="13"/>
-              </w:rPr>
-              <w:t>60</w:t>
-            </w:r>
-          </w:p>
-        </w:tc>
-        <w:tc>
-          <w:tcPr>
-            <w:tcW w:type="dxa" w:w="903"/>
-          </w:tcPr>
-          <w:p>
-            <w:r/>
-            <w:r>
-              <w:rPr>
-                <w:sz w:val="13"/>
-              </w:rPr>
-              <w:t>[+54.33, +65.67]</w:t>
+              <w:t>22.33</w:t>
+            </w:r>
+          </w:p>
+        </w:tc>
+        <w:tc>
+          <w:tcPr>
+            <w:tcW w:type="dxa" w:w="903"/>
+          </w:tcPr>
+          <w:p>
+            <w:r/>
+            <w:r>
+              <w:rPr>
+                <w:sz w:val="13"/>
+              </w:rPr>
+              <w:t>37.67</w:t>
+            </w:r>
+          </w:p>
+        </w:tc>
+        <w:tc>
+          <w:tcPr>
+            <w:tcW w:type="dxa" w:w="903"/>
+          </w:tcPr>
+          <w:p>
+            <w:r/>
+            <w:r>
+              <w:rPr>
+                <w:sz w:val="13"/>
+              </w:rPr>
+              <w:t>[+30.33, +45.00]</w:t>
             </w:r>
           </w:p>
         </w:tc>
@@ -2198,7 +2198,7 @@
               <w:rPr>
                 <w:sz w:val="13"/>
               </w:rPr>
-              <w:t>0.72</w:t>
+              <w:t>0.48</w:t>
             </w:r>
           </w:p>
         </w:tc>
@@ -2596,35 +2596,35 @@
               <w:rPr>
                 <w:sz w:val="13"/>
               </w:rPr>
-              <w:t>68.67</w:t>
-            </w:r>
-          </w:p>
-        </w:tc>
-        <w:tc>
-          <w:tcPr>
-            <w:tcW w:type="dxa" w:w="903"/>
-          </w:tcPr>
-          <w:p>
-            <w:r/>
-            <w:r>
-              <w:rPr>
-                <w:sz w:val="13"/>
-              </w:rPr>
-              <w:t>-2.33</w:t>
-            </w:r>
-          </w:p>
-        </w:tc>
-        <w:tc>
-          <w:tcPr>
-            <w:tcW w:type="dxa" w:w="903"/>
-          </w:tcPr>
-          <w:p>
-            <w:r/>
-            <w:r>
-              <w:rPr>
-                <w:sz w:val="13"/>
-              </w:rPr>
-              <w:t>[-9.67, +5.00]</w:t>
+              <w:t>30</w:t>
+            </w:r>
+          </w:p>
+        </w:tc>
+        <w:tc>
+          <w:tcPr>
+            <w:tcW w:type="dxa" w:w="903"/>
+          </w:tcPr>
+          <w:p>
+            <w:r/>
+            <w:r>
+              <w:rPr>
+                <w:sz w:val="13"/>
+              </w:rPr>
+              <w:t>36.33</w:t>
+            </w:r>
+          </w:p>
+        </w:tc>
+        <w:tc>
+          <w:tcPr>
+            <w:tcW w:type="dxa" w:w="903"/>
+          </w:tcPr>
+          <w:p>
+            <w:r/>
+            <w:r>
+              <w:rPr>
+                <w:sz w:val="13"/>
+              </w:rPr>
+              <w:t>[+29.00, +43.67]</w:t>
             </w:r>
           </w:p>
         </w:tc>
@@ -2652,35 +2652,35 @@
               <w:rPr>
                 <w:sz w:val="13"/>
               </w:rPr>
-              <w:t>0.59</w:t>
-            </w:r>
-          </w:p>
-        </w:tc>
-        <w:tc>
-          <w:tcPr>
-            <w:tcW w:type="dxa" w:w="903"/>
-          </w:tcPr>
-          <w:p>
-            <w:r/>
-            <w:r>
-              <w:rPr>
-                <w:sz w:val="13"/>
-              </w:rPr>
-              <w:t>0.72</w:t>
-            </w:r>
-          </w:p>
-        </w:tc>
-        <w:tc>
-          <w:tcPr>
-            <w:tcW w:type="dxa" w:w="903"/>
-          </w:tcPr>
-          <w:p>
-            <w:r/>
-            <w:r>
-              <w:rPr>
-                <w:sz w:val="13"/>
-              </w:rPr>
-              <w:t>no</w:t>
+              <w:t>0</w:t>
+            </w:r>
+          </w:p>
+        </w:tc>
+        <w:tc>
+          <w:tcPr>
+            <w:tcW w:type="dxa" w:w="903"/>
+          </w:tcPr>
+          <w:p>
+            <w:r/>
+            <w:r>
+              <w:rPr>
+                <w:sz w:val="13"/>
+              </w:rPr>
+              <w:t>0</w:t>
+            </w:r>
+          </w:p>
+        </w:tc>
+        <w:tc>
+          <w:tcPr>
+            <w:tcW w:type="dxa" w:w="903"/>
+          </w:tcPr>
+          <w:p>
+            <w:r/>
+            <w:r>
+              <w:rPr>
+                <w:sz w:val="13"/>
+              </w:rPr>
+              <w:t>YES</w:t>
             </w:r>
           </w:p>
         </w:tc>
@@ -2822,7 +2822,7 @@
               <w:rPr>
                 <w:sz w:val="13"/>
               </w:rPr>
-              <w:t>0.72</w:t>
+              <w:t>0.48</w:t>
             </w:r>
           </w:p>
         </w:tc>
@@ -2978,7 +2978,7 @@
               <w:rPr>
                 <w:sz w:val="13"/>
               </w:rPr>
-              <w:t>0.06</w:t>
+              <w:t>0.05</w:t>
             </w:r>
           </w:p>
         </w:tc>
@@ -3134,7 +3134,7 @@
               <w:rPr>
                 <w:sz w:val="13"/>
               </w:rPr>
-              <w:t>0.53</w:t>
+              <w:t>0.4</w:t>
             </w:r>
           </w:p>
         </w:tc>
@@ -3688,35 +3688,35 @@
               <w:rPr>
                 <w:sz w:val="13"/>
               </w:rPr>
-              <w:t>1.67</w:t>
-            </w:r>
-          </w:p>
-        </w:tc>
-        <w:tc>
-          <w:tcPr>
-            <w:tcW w:type="dxa" w:w="903"/>
-          </w:tcPr>
-          <w:p>
-            <w:r/>
-            <w:r>
-              <w:rPr>
-                <w:sz w:val="13"/>
-              </w:rPr>
-              <w:t>91</w:t>
-            </w:r>
-          </w:p>
-        </w:tc>
-        <w:tc>
-          <w:tcPr>
-            <w:tcW w:type="dxa" w:w="903"/>
-          </w:tcPr>
-          <w:p>
-            <w:r/>
-            <w:r>
-              <w:rPr>
-                <w:sz w:val="13"/>
-              </w:rPr>
-              <w:t>[+87.67, +94.00]</w:t>
+              <w:t>74</w:t>
+            </w:r>
+          </w:p>
+        </w:tc>
+        <w:tc>
+          <w:tcPr>
+            <w:tcW w:type="dxa" w:w="903"/>
+          </w:tcPr>
+          <w:p>
+            <w:r/>
+            <w:r>
+              <w:rPr>
+                <w:sz w:val="13"/>
+              </w:rPr>
+              <w:t>18.67</w:t>
+            </w:r>
+          </w:p>
+        </w:tc>
+        <w:tc>
+          <w:tcPr>
+            <w:tcW w:type="dxa" w:w="903"/>
+          </w:tcPr>
+          <w:p>
+            <w:r/>
+            <w:r>
+              <w:rPr>
+                <w:sz w:val="13"/>
+              </w:rPr>
+              <w:t>[+12.67, +24.67]</w:t>
             </w:r>
           </w:p>
         </w:tc>
@@ -4780,35 +4780,35 @@
               <w:rPr>
                 <w:sz w:val="13"/>
               </w:rPr>
-              <w:t>20</w:t>
-            </w:r>
-          </w:p>
-        </w:tc>
-        <w:tc>
-          <w:tcPr>
-            <w:tcW w:type="dxa" w:w="903"/>
-          </w:tcPr>
-          <w:p>
-            <w:r/>
-            <w:r>
-              <w:rPr>
-                <w:sz w:val="13"/>
-              </w:rPr>
-              <w:t>16.67</w:t>
-            </w:r>
-          </w:p>
-        </w:tc>
-        <w:tc>
-          <w:tcPr>
-            <w:tcW w:type="dxa" w:w="903"/>
-          </w:tcPr>
-          <w:p>
-            <w:r/>
-            <w:r>
-              <w:rPr>
-                <w:sz w:val="13"/>
-              </w:rPr>
-              <w:t>[+10.67, +22.67]</w:t>
+              <w:t>18.33</w:t>
+            </w:r>
+          </w:p>
+        </w:tc>
+        <w:tc>
+          <w:tcPr>
+            <w:tcW w:type="dxa" w:w="903"/>
+          </w:tcPr>
+          <w:p>
+            <w:r/>
+            <w:r>
+              <w:rPr>
+                <w:sz w:val="13"/>
+              </w:rPr>
+              <w:t>18.33</w:t>
+            </w:r>
+          </w:p>
+        </w:tc>
+        <w:tc>
+          <w:tcPr>
+            <w:tcW w:type="dxa" w:w="903"/>
+          </w:tcPr>
+          <w:p>
+            <w:r/>
+            <w:r>
+              <w:rPr>
+                <w:sz w:val="13"/>
+              </w:rPr>
+              <w:t>[+12.33, +24.33]</w:t>
             </w:r>
           </w:p>
         </w:tc>
@@ -5872,35 +5872,35 @@
               <w:rPr>
                 <w:sz w:val="13"/>
               </w:rPr>
-              <w:t>4.19</w:t>
-            </w:r>
-          </w:p>
-        </w:tc>
-        <w:tc>
-          <w:tcPr>
-            <w:tcW w:type="dxa" w:w="903"/>
-          </w:tcPr>
-          <w:p>
-            <w:r/>
-            <w:r>
-              <w:rPr>
-                <w:sz w:val="13"/>
-              </w:rPr>
-              <w:t>0.86</w:t>
-            </w:r>
-          </w:p>
-        </w:tc>
-        <w:tc>
-          <w:tcPr>
-            <w:tcW w:type="dxa" w:w="903"/>
-          </w:tcPr>
-          <w:p>
-            <w:r/>
-            <w:r>
-              <w:rPr>
-                <w:sz w:val="13"/>
-              </w:rPr>
-              <w:t>[+0.72, +0.99]</w:t>
+              <w:t>3.36</w:t>
+            </w:r>
+          </w:p>
+        </w:tc>
+        <w:tc>
+          <w:tcPr>
+            <w:tcW w:type="dxa" w:w="903"/>
+          </w:tcPr>
+          <w:p>
+            <w:r/>
+            <w:r>
+              <w:rPr>
+                <w:sz w:val="13"/>
+              </w:rPr>
+              <w:t>1.69</w:t>
+            </w:r>
+          </w:p>
+        </w:tc>
+        <w:tc>
+          <w:tcPr>
+            <w:tcW w:type="dxa" w:w="903"/>
+          </w:tcPr>
+          <w:p>
+            <w:r/>
+            <w:r>
+              <w:rPr>
+                <w:sz w:val="13"/>
+              </w:rPr>
+              <w:t>[+1.48, +1.90]</w:t>
             </w:r>
           </w:p>
         </w:tc>
@@ -11889,7 +11889,7 @@
               <w:rPr>
                 <w:sz w:val="16"/>
               </w:rPr>
-              <w:t>200.7</w:t>
+              <w:t>10</w:t>
             </w:r>
           </w:p>
         </w:tc>
@@ -11903,7 +11903,7 @@
               <w:rPr>
                 <w:sz w:val="16"/>
               </w:rPr>
-              <w:t>1.3</w:t>
+              <w:t>100</w:t>
             </w:r>
           </w:p>
         </w:tc>
@@ -11917,7 +11917,7 @@
               <w:rPr>
                 <w:sz w:val="16"/>
               </w:rPr>
-              <w:t>4.19</w:t>
+              <w:t>3.36</w:t>
             </w:r>
           </w:p>
         </w:tc>
@@ -11931,7 +11931,7 @@
               <w:rPr>
                 <w:sz w:val="16"/>
               </w:rPr>
-              <w:t>0.23</w:t>
+              <w:t>0.57</w:t>
             </w:r>
           </w:p>
         </w:tc>
@@ -13184,7 +13184,7 @@
               <w:rPr>
                 <w:sz w:val="16"/>
               </w:rPr>
-              <w:t>System-level ranking vs AI-judge panel (7 systems)</w:t>
+              <w:t>System-level ranking vs AI-judge panel (6 systems)</w:t>
             </w:r>
           </w:p>
         </w:tc>
@@ -13198,7 +13198,7 @@
               <w:rPr>
                 <w:sz w:val="16"/>
               </w:rPr>
-              <w:t>Spearman rho = 0.96</w:t>
+              <w:t>Spearman rho = 0.94</w:t>
             </w:r>
           </w:p>
         </w:tc>
@@ -13256,7 +13256,7 @@
               <w:rPr>
                 <w:sz w:val="16"/>
               </w:rPr>
-              <w:t>rho = 0.31 (p = 1.5e-11, N = 448)</w:t>
+              <w:t>rho = 0.25 (p = 4.9e-07, N = 384)</w:t>
             </w:r>
           </w:p>
         </w:tc>
@@ -13314,7 +13314,7 @@
               <w:rPr>
                 <w:sz w:val="16"/>
               </w:rPr>
-              <w:t>partial rho = 0.34 (p = 2.9e-13)</w:t>
+              <w:t>partial rho = 0.24 (p = 1.4e-06)</w:t>
             </w:r>
           </w:p>
         </w:tc>
@@ -13372,7 +13372,7 @@
               <w:rPr>
                 <w:sz w:val="16"/>
               </w:rPr>
-              <w:t>rho = 0.05 to 0.26; 2 of 7 significant</w:t>
+              <w:t>rho = 0.05 to 0.26; 2 of 6 significant</w:t>
             </w:r>
           </w:p>
         </w:tc>
@@ -13430,7 +13430,7 @@
               <w:rPr>
                 <w:sz w:val="16"/>
               </w:rPr>
-              <w:t>rho = 0.73</w:t>
+              <w:t>rho = 0.60</w:t>
             </w:r>
           </w:p>
         </w:tc>
@@ -13663,7 +13663,7 @@
               <w:rPr>
                 <w:sz w:val="16"/>
               </w:rPr>
-              <w:t>448</w:t>
+              <w:t>384</w:t>
             </w:r>
           </w:p>
         </w:tc>
@@ -13677,7 +13677,7 @@
               <w:rPr>
                 <w:sz w:val="16"/>
               </w:rPr>
-              <w:t>rho = 0.731 (p = 5.7e-76)</w:t>
+              <w:t>rho = 0.596 (p = 3.0e-38)</w:t>
             </w:r>
           </w:p>
         </w:tc>
@@ -13721,7 +13721,7 @@
               <w:rPr>
                 <w:sz w:val="16"/>
               </w:rPr>
-              <w:t>448</w:t>
+              <w:t>384</w:t>
             </w:r>
           </w:p>
         </w:tc>
@@ -13735,7 +13735,7 @@
               <w:rPr>
                 <w:sz w:val="16"/>
               </w:rPr>
-              <w:t>rho = 0.745 (p = 2.8e-80)</w:t>
+              <w:t>rho = 0.604 (p = 1.6e-39)</w:t>
             </w:r>
           </w:p>
         </w:tc>
@@ -13765,7 +13765,7 @@
               <w:rPr>
                 <w:sz w:val="16"/>
               </w:rPr>
-              <w:t>Do both judges rank the 7 systems in the same order (overall)?</w:t>
+              <w:t>Do both judges rank the 6 systems in the same order (overall)?</w:t>
             </w:r>
           </w:p>
         </w:tc>
@@ -13779,7 +13779,7 @@
               <w:rPr>
                 <w:sz w:val="16"/>
               </w:rPr>
-              <w:t>7</w:t>
+              <w:t>6</w:t>
             </w:r>
           </w:p>
         </w:tc>
@@ -13807,7 +13807,7 @@
               <w:rPr>
                 <w:sz w:val="16"/>
               </w:rPr>
-              <w:t>rank rho = 0.96</w:t>
+              <w:t>rank rho = 0.94</w:t>
             </w:r>
           </w:p>
         </w:tc>
@@ -13823,7 +13823,7 @@
               <w:rPr>
                 <w:sz w:val="16"/>
               </w:rPr>
-              <w:t>Two-judge vs three-judge panel mean (empathy), 5 systems judged by all three</w:t>
+              <w:t>Two-judge vs three-judge panel mean (empathy), 4 systems judged by all three</w:t>
             </w:r>
           </w:p>
         </w:tc>
@@ -13837,7 +13837,7 @@
               <w:rPr>
                 <w:sz w:val="16"/>
               </w:rPr>
-              <w:t>320</w:t>
+              <w:t>256</w:t>
             </w:r>
           </w:p>
         </w:tc>
@@ -13851,7 +13851,7 @@
               <w:rPr>
                 <w:sz w:val="16"/>
               </w:rPr>
-              <w:t>per-reply rho = 0.982</w:t>
+              <w:t>per-reply rho = 0.970</w:t>
             </w:r>
           </w:p>
         </w:tc>
@@ -13881,7 +13881,7 @@
               <w:rPr>
                 <w:sz w:val="16"/>
               </w:rPr>
-              <w:t>Two-judge vs three-judge panel mean (overall), 5 systems judged by all three</w:t>
+              <w:t>Two-judge vs three-judge panel mean (overall), 4 systems judged by all three</w:t>
             </w:r>
           </w:p>
         </w:tc>
@@ -13895,7 +13895,7 @@
               <w:rPr>
                 <w:sz w:val="16"/>
               </w:rPr>
-              <w:t>320</w:t>
+              <w:t>256</w:t>
             </w:r>
           </w:p>
         </w:tc>
@@ -13909,7 +13909,7 @@
               <w:rPr>
                 <w:sz w:val="16"/>
               </w:rPr>
-              <w:t>per-reply rho = 0.985</w:t>
+              <w:t>per-reply rho = 0.973</w:t>
             </w:r>
           </w:p>
         </w:tc>
@@ -13939,7 +13939,7 @@
               <w:rPr>
                 <w:sz w:val="16"/>
               </w:rPr>
-              <w:t>Three-judge agreement on empathy (all pairs), 5 systems</w:t>
+              <w:t>Three-judge agreement on empathy (all pairs), 4 systems</w:t>
             </w:r>
           </w:p>
         </w:tc>
@@ -13953,7 +13953,7 @@
               <w:rPr>
                 <w:sz w:val="16"/>
               </w:rPr>
-              <w:t>320</w:t>
+              <w:t>256</w:t>
             </w:r>
           </w:p>
         </w:tc>
@@ -13967,7 +13967,7 @@
               <w:rPr>
                 <w:sz w:val="16"/>
               </w:rPr>
-              <w:t>rho = 0.75 to 0.79</w:t>
+              <w:t>rho = 0.57 to 0.63</w:t>
             </w:r>
           </w:p>
         </w:tc>

--- a/writing/Chapter 5 - 5.3 Statistical Analysis/WRITING_GUIDE.docx
+++ b/writing/Chapter 5 - 5.3 Statistical Analysis/WRITING_GUIDE.docx
@@ -994,7 +994,7 @@
               <w:rPr>
                 <w:sz w:val="13"/>
               </w:rPr>
-              <w:t>Single model, same size: Qwen2.5-1.5B detects + responds</w:t>
+              <w:t>Single model, same generator: Phi-4-mini (4-bit) detects + responds</w:t>
             </w:r>
           </w:p>
         </w:tc>
@@ -1036,35 +1036,35 @@
               <w:rPr>
                 <w:sz w:val="13"/>
               </w:rPr>
-              <w:t>51.33</w:t>
-            </w:r>
-          </w:p>
-        </w:tc>
-        <w:tc>
-          <w:tcPr>
-            <w:tcW w:type="dxa" w:w="903"/>
-          </w:tcPr>
-          <w:p>
-            <w:r/>
-            <w:r>
-              <w:rPr>
-                <w:sz w:val="13"/>
-              </w:rPr>
-              <w:t>8.67</w:t>
-            </w:r>
-          </w:p>
-        </w:tc>
-        <w:tc>
-          <w:tcPr>
-            <w:tcW w:type="dxa" w:w="903"/>
-          </w:tcPr>
-          <w:p>
-            <w:r/>
-            <w:r>
-              <w:rPr>
-                <w:sz w:val="13"/>
-              </w:rPr>
-              <w:t>[+1.00, +16.33]</w:t>
+              <w:t>73.67</w:t>
+            </w:r>
+          </w:p>
+        </w:tc>
+        <w:tc>
+          <w:tcPr>
+            <w:tcW w:type="dxa" w:w="903"/>
+          </w:tcPr>
+          <w:p>
+            <w:r/>
+            <w:r>
+              <w:rPr>
+                <w:sz w:val="13"/>
+              </w:rPr>
+              <w:t>-13.67</w:t>
+            </w:r>
+          </w:p>
+        </w:tc>
+        <w:tc>
+          <w:tcPr>
+            <w:tcW w:type="dxa" w:w="903"/>
+          </w:tcPr>
+          <w:p>
+            <w:r/>
+            <w:r>
+              <w:rPr>
+                <w:sz w:val="13"/>
+              </w:rPr>
+              <w:t>[-21.00, -6.33]</w:t>
             </w:r>
           </w:p>
         </w:tc>
@@ -1092,35 +1092,35 @@
               <w:rPr>
                 <w:sz w:val="13"/>
               </w:rPr>
-              <w:t>0.03</w:t>
-            </w:r>
-          </w:p>
-        </w:tc>
-        <w:tc>
-          <w:tcPr>
-            <w:tcW w:type="dxa" w:w="903"/>
-          </w:tcPr>
-          <w:p>
-            <w:r/>
-            <w:r>
-              <w:rPr>
-                <w:sz w:val="13"/>
-              </w:rPr>
-              <w:t>0.1</w:t>
-            </w:r>
-          </w:p>
-        </w:tc>
-        <w:tc>
-          <w:tcPr>
-            <w:tcW w:type="dxa" w:w="903"/>
-          </w:tcPr>
-          <w:p>
-            <w:r/>
-            <w:r>
-              <w:rPr>
-                <w:sz w:val="13"/>
-              </w:rPr>
-              <w:t>no</w:t>
+              <w:t>0</w:t>
+            </w:r>
+          </w:p>
+        </w:tc>
+        <w:tc>
+          <w:tcPr>
+            <w:tcW w:type="dxa" w:w="903"/>
+          </w:tcPr>
+          <w:p>
+            <w:r/>
+            <w:r>
+              <w:rPr>
+                <w:sz w:val="13"/>
+              </w:rPr>
+              <w:t>0</w:t>
+            </w:r>
+          </w:p>
+        </w:tc>
+        <w:tc>
+          <w:tcPr>
+            <w:tcW w:type="dxa" w:w="903"/>
+          </w:tcPr>
+          <w:p>
+            <w:r/>
+            <w:r>
+              <w:rPr>
+                <w:sz w:val="13"/>
+              </w:rPr>
+              <w:t>YES</w:t>
             </w:r>
           </w:p>
         </w:tc>
@@ -1150,7 +1150,7 @@
               <w:rPr>
                 <w:sz w:val="13"/>
               </w:rPr>
-              <w:t>Single model, bigger: Qwen2.5-7B (4-bit) detects + responds</w:t>
+              <w:t>Single model, same size: Qwen2.5-1.5B detects + responds</w:t>
             </w:r>
           </w:p>
         </w:tc>
@@ -1192,35 +1192,35 @@
               <w:rPr>
                 <w:sz w:val="13"/>
               </w:rPr>
-              <w:t>82.33</w:t>
-            </w:r>
-          </w:p>
-        </w:tc>
-        <w:tc>
-          <w:tcPr>
-            <w:tcW w:type="dxa" w:w="903"/>
-          </w:tcPr>
-          <w:p>
-            <w:r/>
-            <w:r>
-              <w:rPr>
-                <w:sz w:val="13"/>
-              </w:rPr>
-              <w:t>-22.33</w:t>
-            </w:r>
-          </w:p>
-        </w:tc>
-        <w:tc>
-          <w:tcPr>
-            <w:tcW w:type="dxa" w:w="903"/>
-          </w:tcPr>
-          <w:p>
-            <w:r/>
-            <w:r>
-              <w:rPr>
-                <w:sz w:val="13"/>
-              </w:rPr>
-              <w:t>[-29.33, -15.33]</w:t>
+              <w:t>51.33</w:t>
+            </w:r>
+          </w:p>
+        </w:tc>
+        <w:tc>
+          <w:tcPr>
+            <w:tcW w:type="dxa" w:w="903"/>
+          </w:tcPr>
+          <w:p>
+            <w:r/>
+            <w:r>
+              <w:rPr>
+                <w:sz w:val="13"/>
+              </w:rPr>
+              <w:t>8.67</w:t>
+            </w:r>
+          </w:p>
+        </w:tc>
+        <w:tc>
+          <w:tcPr>
+            <w:tcW w:type="dxa" w:w="903"/>
+          </w:tcPr>
+          <w:p>
+            <w:r/>
+            <w:r>
+              <w:rPr>
+                <w:sz w:val="13"/>
+              </w:rPr>
+              <w:t>[+1.00, +16.33]</w:t>
             </w:r>
           </w:p>
         </w:tc>
@@ -1248,35 +1248,35 @@
               <w:rPr>
                 <w:sz w:val="13"/>
               </w:rPr>
-              <w:t>0</w:t>
-            </w:r>
-          </w:p>
-        </w:tc>
-        <w:tc>
-          <w:tcPr>
-            <w:tcW w:type="dxa" w:w="903"/>
-          </w:tcPr>
-          <w:p>
-            <w:r/>
-            <w:r>
-              <w:rPr>
-                <w:sz w:val="13"/>
-              </w:rPr>
-              <w:t>0</w:t>
-            </w:r>
-          </w:p>
-        </w:tc>
-        <w:tc>
-          <w:tcPr>
-            <w:tcW w:type="dxa" w:w="903"/>
-          </w:tcPr>
-          <w:p>
-            <w:r/>
-            <w:r>
-              <w:rPr>
-                <w:sz w:val="13"/>
-              </w:rPr>
-              <w:t>YES</w:t>
+              <w:t>0.03</w:t>
+            </w:r>
+          </w:p>
+        </w:tc>
+        <w:tc>
+          <w:tcPr>
+            <w:tcW w:type="dxa" w:w="903"/>
+          </w:tcPr>
+          <w:p>
+            <w:r/>
+            <w:r>
+              <w:rPr>
+                <w:sz w:val="13"/>
+              </w:rPr>
+              <w:t>0.1</w:t>
+            </w:r>
+          </w:p>
+        </w:tc>
+        <w:tc>
+          <w:tcPr>
+            <w:tcW w:type="dxa" w:w="903"/>
+          </w:tcPr>
+          <w:p>
+            <w:r/>
+            <w:r>
+              <w:rPr>
+                <w:sz w:val="13"/>
+              </w:rPr>
+              <w:t>no</w:t>
             </w:r>
           </w:p>
         </w:tc>
@@ -1306,7 +1306,7 @@
               <w:rPr>
                 <w:sz w:val="13"/>
               </w:rPr>
-              <w:t>Zero-shot Qwen2.5-1.5B (no detector, generic prompt)</w:t>
+              <w:t>Single model, bigger: Qwen2.5-7B (4-bit) detects + responds</w:t>
             </w:r>
           </w:p>
         </w:tc>
@@ -1348,35 +1348,35 @@
               <w:rPr>
                 <w:sz w:val="13"/>
               </w:rPr>
-              <w:t>19</w:t>
-            </w:r>
-          </w:p>
-        </w:tc>
-        <w:tc>
-          <w:tcPr>
-            <w:tcW w:type="dxa" w:w="903"/>
-          </w:tcPr>
-          <w:p>
-            <w:r/>
-            <w:r>
-              <w:rPr>
-                <w:sz w:val="13"/>
-              </w:rPr>
-              <w:t>41</w:t>
-            </w:r>
-          </w:p>
-        </w:tc>
-        <w:tc>
-          <w:tcPr>
-            <w:tcW w:type="dxa" w:w="903"/>
-          </w:tcPr>
-          <w:p>
-            <w:r/>
-            <w:r>
-              <w:rPr>
-                <w:sz w:val="13"/>
-              </w:rPr>
-              <w:t>[+34.00, +47.67]</w:t>
+              <w:t>82.33</w:t>
+            </w:r>
+          </w:p>
+        </w:tc>
+        <w:tc>
+          <w:tcPr>
+            <w:tcW w:type="dxa" w:w="903"/>
+          </w:tcPr>
+          <w:p>
+            <w:r/>
+            <w:r>
+              <w:rPr>
+                <w:sz w:val="13"/>
+              </w:rPr>
+              <w:t>-22.33</w:t>
+            </w:r>
+          </w:p>
+        </w:tc>
+        <w:tc>
+          <w:tcPr>
+            <w:tcW w:type="dxa" w:w="903"/>
+          </w:tcPr>
+          <w:p>
+            <w:r/>
+            <w:r>
+              <w:rPr>
+                <w:sz w:val="13"/>
+              </w:rPr>
+              <w:t>[-29.33, -15.33]</w:t>
             </w:r>
           </w:p>
         </w:tc>
@@ -1462,7 +1462,7 @@
               <w:rPr>
                 <w:sz w:val="13"/>
               </w:rPr>
-              <w:t>Monolithic LoRA fine-tuned Qwen2.5-1.5B (no detector)</w:t>
+              <w:t>Zero-shot Qwen2.5-1.5B (no detector, generic prompt)</w:t>
             </w:r>
           </w:p>
         </w:tc>
@@ -1504,35 +1504,35 @@
               <w:rPr>
                 <w:sz w:val="13"/>
               </w:rPr>
-              <w:t>22.33</w:t>
-            </w:r>
-          </w:p>
-        </w:tc>
-        <w:tc>
-          <w:tcPr>
-            <w:tcW w:type="dxa" w:w="903"/>
-          </w:tcPr>
-          <w:p>
-            <w:r/>
-            <w:r>
-              <w:rPr>
-                <w:sz w:val="13"/>
-              </w:rPr>
-              <w:t>37.67</w:t>
-            </w:r>
-          </w:p>
-        </w:tc>
-        <w:tc>
-          <w:tcPr>
-            <w:tcW w:type="dxa" w:w="903"/>
-          </w:tcPr>
-          <w:p>
-            <w:r/>
-            <w:r>
-              <w:rPr>
-                <w:sz w:val="13"/>
-              </w:rPr>
-              <w:t>[+30.33, +45.00]</w:t>
+              <w:t>19</w:t>
+            </w:r>
+          </w:p>
+        </w:tc>
+        <w:tc>
+          <w:tcPr>
+            <w:tcW w:type="dxa" w:w="903"/>
+          </w:tcPr>
+          <w:p>
+            <w:r/>
+            <w:r>
+              <w:rPr>
+                <w:sz w:val="13"/>
+              </w:rPr>
+              <w:t>41</w:t>
+            </w:r>
+          </w:p>
+        </w:tc>
+        <w:tc>
+          <w:tcPr>
+            <w:tcW w:type="dxa" w:w="903"/>
+          </w:tcPr>
+          <w:p>
+            <w:r/>
+            <w:r>
+              <w:rPr>
+                <w:sz w:val="13"/>
+              </w:rPr>
+              <w:t>[+34.00, +47.67]</w:t>
             </w:r>
           </w:p>
         </w:tc>
@@ -1618,7 +1618,7 @@
               <w:rPr>
                 <w:sz w:val="13"/>
               </w:rPr>
-              <w:t>Initial pipeline: GPT-2 Medium d1 + Qwen2.5-1.5B d2</w:t>
+              <w:t>Monolithic LoRA fine-tuned Qwen2.5-1.5B (no detector)</w:t>
             </w:r>
           </w:p>
         </w:tc>
@@ -1660,35 +1660,35 @@
               <w:rPr>
                 <w:sz w:val="13"/>
               </w:rPr>
-              <w:t>63.67</w:t>
-            </w:r>
-          </w:p>
-        </w:tc>
-        <w:tc>
-          <w:tcPr>
-            <w:tcW w:type="dxa" w:w="903"/>
-          </w:tcPr>
-          <w:p>
-            <w:r/>
-            <w:r>
-              <w:rPr>
-                <w:sz w:val="13"/>
-              </w:rPr>
-              <w:t>-3.67</w:t>
-            </w:r>
-          </w:p>
-        </w:tc>
-        <w:tc>
-          <w:tcPr>
-            <w:tcW w:type="dxa" w:w="903"/>
-          </w:tcPr>
-          <w:p>
-            <w:r/>
-            <w:r>
-              <w:rPr>
-                <w:sz w:val="13"/>
-              </w:rPr>
-              <w:t>[-11.00, +3.67]</w:t>
+              <w:t>22.33</w:t>
+            </w:r>
+          </w:p>
+        </w:tc>
+        <w:tc>
+          <w:tcPr>
+            <w:tcW w:type="dxa" w:w="903"/>
+          </w:tcPr>
+          <w:p>
+            <w:r/>
+            <w:r>
+              <w:rPr>
+                <w:sz w:val="13"/>
+              </w:rPr>
+              <w:t>37.67</w:t>
+            </w:r>
+          </w:p>
+        </w:tc>
+        <w:tc>
+          <w:tcPr>
+            <w:tcW w:type="dxa" w:w="903"/>
+          </w:tcPr>
+          <w:p>
+            <w:r/>
+            <w:r>
+              <w:rPr>
+                <w:sz w:val="13"/>
+              </w:rPr>
+              <w:t>[+30.33, +45.00]</w:t>
             </w:r>
           </w:p>
         </w:tc>
@@ -1716,35 +1716,35 @@
               <w:rPr>
                 <w:sz w:val="13"/>
               </w:rPr>
-              <w:t>0.37</w:t>
-            </w:r>
-          </w:p>
-        </w:tc>
-        <w:tc>
-          <w:tcPr>
-            <w:tcW w:type="dxa" w:w="903"/>
-          </w:tcPr>
-          <w:p>
-            <w:r/>
-            <w:r>
-              <w:rPr>
-                <w:sz w:val="13"/>
-              </w:rPr>
-              <w:t>0.39</w:t>
-            </w:r>
-          </w:p>
-        </w:tc>
-        <w:tc>
-          <w:tcPr>
-            <w:tcW w:type="dxa" w:w="903"/>
-          </w:tcPr>
-          <w:p>
-            <w:r/>
-            <w:r>
-              <w:rPr>
-                <w:sz w:val="13"/>
-              </w:rPr>
-              <w:t>no</w:t>
+              <w:t>0</w:t>
+            </w:r>
+          </w:p>
+        </w:tc>
+        <w:tc>
+          <w:tcPr>
+            <w:tcW w:type="dxa" w:w="903"/>
+          </w:tcPr>
+          <w:p>
+            <w:r/>
+            <w:r>
+              <w:rPr>
+                <w:sz w:val="13"/>
+              </w:rPr>
+              <w:t>0</w:t>
+            </w:r>
+          </w:p>
+        </w:tc>
+        <w:tc>
+          <w:tcPr>
+            <w:tcW w:type="dxa" w:w="903"/>
+          </w:tcPr>
+          <w:p>
+            <w:r/>
+            <w:r>
+              <w:rPr>
+                <w:sz w:val="13"/>
+              </w:rPr>
+              <w:t>YES</w:t>
             </w:r>
           </w:p>
         </w:tc>
@@ -1774,7 +1774,7 @@
               <w:rPr>
                 <w:sz w:val="13"/>
               </w:rPr>
-              <w:t>Initial pipeline + retrieval (RAG)</w:t>
+              <w:t>Initial pipeline: GPT-2 Medium d1 + Qwen2.5-1.5B d2</w:t>
             </w:r>
           </w:p>
         </w:tc>
@@ -1816,35 +1816,35 @@
               <w:rPr>
                 <w:sz w:val="13"/>
               </w:rPr>
-              <w:t>43.67</w:t>
-            </w:r>
-          </w:p>
-        </w:tc>
-        <w:tc>
-          <w:tcPr>
-            <w:tcW w:type="dxa" w:w="903"/>
-          </w:tcPr>
-          <w:p>
-            <w:r/>
-            <w:r>
-              <w:rPr>
-                <w:sz w:val="13"/>
-              </w:rPr>
-              <w:t>16.33</w:t>
-            </w:r>
-          </w:p>
-        </w:tc>
-        <w:tc>
-          <w:tcPr>
-            <w:tcW w:type="dxa" w:w="903"/>
-          </w:tcPr>
-          <w:p>
-            <w:r/>
-            <w:r>
-              <w:rPr>
-                <w:sz w:val="13"/>
-              </w:rPr>
-              <w:t>[+8.33, +24.00]</w:t>
+              <w:t>63.67</w:t>
+            </w:r>
+          </w:p>
+        </w:tc>
+        <w:tc>
+          <w:tcPr>
+            <w:tcW w:type="dxa" w:w="903"/>
+          </w:tcPr>
+          <w:p>
+            <w:r/>
+            <w:r>
+              <w:rPr>
+                <w:sz w:val="13"/>
+              </w:rPr>
+              <w:t>-3.67</w:t>
+            </w:r>
+          </w:p>
+        </w:tc>
+        <w:tc>
+          <w:tcPr>
+            <w:tcW w:type="dxa" w:w="903"/>
+          </w:tcPr>
+          <w:p>
+            <w:r/>
+            <w:r>
+              <w:rPr>
+                <w:sz w:val="13"/>
+              </w:rPr>
+              <w:t>[-11.00, +3.67]</w:t>
             </w:r>
           </w:p>
         </w:tc>
@@ -1872,35 +1872,35 @@
               <w:rPr>
                 <w:sz w:val="13"/>
               </w:rPr>
-              <w:t>0</w:t>
-            </w:r>
-          </w:p>
-        </w:tc>
-        <w:tc>
-          <w:tcPr>
-            <w:tcW w:type="dxa" w:w="903"/>
-          </w:tcPr>
-          <w:p>
-            <w:r/>
-            <w:r>
-              <w:rPr>
-                <w:sz w:val="13"/>
-              </w:rPr>
-              <w:t>0</w:t>
-            </w:r>
-          </w:p>
-        </w:tc>
-        <w:tc>
-          <w:tcPr>
-            <w:tcW w:type="dxa" w:w="903"/>
-          </w:tcPr>
-          <w:p>
-            <w:r/>
-            <w:r>
-              <w:rPr>
-                <w:sz w:val="13"/>
-              </w:rPr>
-              <w:t>YES</w:t>
+              <w:t>0.37</w:t>
+            </w:r>
+          </w:p>
+        </w:tc>
+        <w:tc>
+          <w:tcPr>
+            <w:tcW w:type="dxa" w:w="903"/>
+          </w:tcPr>
+          <w:p>
+            <w:r/>
+            <w:r>
+              <w:rPr>
+                <w:sz w:val="13"/>
+              </w:rPr>
+              <w:t>0.39</w:t>
+            </w:r>
+          </w:p>
+        </w:tc>
+        <w:tc>
+          <w:tcPr>
+            <w:tcW w:type="dxa" w:w="903"/>
+          </w:tcPr>
+          <w:p>
+            <w:r/>
+            <w:r>
+              <w:rPr>
+                <w:sz w:val="13"/>
+              </w:rPr>
+              <w:t>no</w:t>
             </w:r>
           </w:p>
         </w:tc>
@@ -1930,7 +1930,7 @@
               <w:rPr>
                 <w:sz w:val="13"/>
               </w:rPr>
-              <w:t>RoBERTa d1 + Phi-4-mini d2 (top-1 emotion)</w:t>
+              <w:t>Initial pipeline + retrieval (RAG)</w:t>
             </w:r>
           </w:p>
         </w:tc>
@@ -1972,35 +1972,35 @@
               <w:rPr>
                 <w:sz w:val="13"/>
               </w:rPr>
-              <w:t>65.33</w:t>
-            </w:r>
-          </w:p>
-        </w:tc>
-        <w:tc>
-          <w:tcPr>
-            <w:tcW w:type="dxa" w:w="903"/>
-          </w:tcPr>
-          <w:p>
-            <w:r/>
-            <w:r>
-              <w:rPr>
-                <w:sz w:val="13"/>
-              </w:rPr>
-              <w:t>-5.33</w:t>
-            </w:r>
-          </w:p>
-        </w:tc>
-        <w:tc>
-          <w:tcPr>
-            <w:tcW w:type="dxa" w:w="903"/>
-          </w:tcPr>
-          <w:p>
-            <w:r/>
-            <w:r>
-              <w:rPr>
-                <w:sz w:val="13"/>
-              </w:rPr>
-              <w:t>[-13.00, +2.00]</w:t>
+              <w:t>43.67</w:t>
+            </w:r>
+          </w:p>
+        </w:tc>
+        <w:tc>
+          <w:tcPr>
+            <w:tcW w:type="dxa" w:w="903"/>
+          </w:tcPr>
+          <w:p>
+            <w:r/>
+            <w:r>
+              <w:rPr>
+                <w:sz w:val="13"/>
+              </w:rPr>
+              <w:t>16.33</w:t>
+            </w:r>
+          </w:p>
+        </w:tc>
+        <w:tc>
+          <w:tcPr>
+            <w:tcW w:type="dxa" w:w="903"/>
+          </w:tcPr>
+          <w:p>
+            <w:r/>
+            <w:r>
+              <w:rPr>
+                <w:sz w:val="13"/>
+              </w:rPr>
+              <w:t>[+8.33, +24.00]</w:t>
             </w:r>
           </w:p>
         </w:tc>
@@ -2028,35 +2028,35 @@
               <w:rPr>
                 <w:sz w:val="13"/>
               </w:rPr>
-              <w:t>0.19</w:t>
-            </w:r>
-          </w:p>
-        </w:tc>
-        <w:tc>
-          <w:tcPr>
-            <w:tcW w:type="dxa" w:w="903"/>
-          </w:tcPr>
-          <w:p>
-            <w:r/>
-            <w:r>
-              <w:rPr>
-                <w:sz w:val="13"/>
-              </w:rPr>
-              <w:t>0.39</w:t>
-            </w:r>
-          </w:p>
-        </w:tc>
-        <w:tc>
-          <w:tcPr>
-            <w:tcW w:type="dxa" w:w="903"/>
-          </w:tcPr>
-          <w:p>
-            <w:r/>
-            <w:r>
-              <w:rPr>
-                <w:sz w:val="13"/>
-              </w:rPr>
-              <w:t>no</w:t>
+              <w:t>0</w:t>
+            </w:r>
+          </w:p>
+        </w:tc>
+        <w:tc>
+          <w:tcPr>
+            <w:tcW w:type="dxa" w:w="903"/>
+          </w:tcPr>
+          <w:p>
+            <w:r/>
+            <w:r>
+              <w:rPr>
+                <w:sz w:val="13"/>
+              </w:rPr>
+              <w:t>0</w:t>
+            </w:r>
+          </w:p>
+        </w:tc>
+        <w:tc>
+          <w:tcPr>
+            <w:tcW w:type="dxa" w:w="903"/>
+          </w:tcPr>
+          <w:p>
+            <w:r/>
+            <w:r>
+              <w:rPr>
+                <w:sz w:val="13"/>
+              </w:rPr>
+              <w:t>YES</w:t>
             </w:r>
           </w:p>
         </w:tc>
@@ -2072,21 +2072,21 @@
               <w:rPr>
                 <w:sz w:val="13"/>
               </w:rPr>
-              <w:t>Acknowledgement</w:t>
-            </w:r>
-          </w:p>
-        </w:tc>
-        <w:tc>
-          <w:tcPr>
-            <w:tcW w:type="dxa" w:w="903"/>
-          </w:tcPr>
-          <w:p>
-            <w:r/>
-            <w:r>
-              <w:rPr>
-                <w:sz w:val="13"/>
-              </w:rPr>
-              <w:t>Single model, same size: Qwen2.5-1.5B detects + responds</w:t>
+              <w:t>All rules</w:t>
+            </w:r>
+          </w:p>
+        </w:tc>
+        <w:tc>
+          <w:tcPr>
+            <w:tcW w:type="dxa" w:w="903"/>
+          </w:tcPr>
+          <w:p>
+            <w:r/>
+            <w:r>
+              <w:rPr>
+                <w:sz w:val="13"/>
+              </w:rPr>
+              <w:t>RoBERTa d1 + Phi-4-mini d2 (top-1 emotion)</w:t>
             </w:r>
           </w:p>
         </w:tc>
@@ -2114,49 +2114,49 @@
               <w:rPr>
                 <w:sz w:val="13"/>
               </w:rPr>
-              <w:t>66.33</w:t>
-            </w:r>
-          </w:p>
-        </w:tc>
-        <w:tc>
-          <w:tcPr>
-            <w:tcW w:type="dxa" w:w="903"/>
-          </w:tcPr>
-          <w:p>
-            <w:r/>
-            <w:r>
-              <w:rPr>
-                <w:sz w:val="13"/>
-              </w:rPr>
-              <w:t>70.67</w:t>
-            </w:r>
-          </w:p>
-        </w:tc>
-        <w:tc>
-          <w:tcPr>
-            <w:tcW w:type="dxa" w:w="903"/>
-          </w:tcPr>
-          <w:p>
-            <w:r/>
-            <w:r>
-              <w:rPr>
-                <w:sz w:val="13"/>
-              </w:rPr>
-              <w:t>-4.33</w:t>
-            </w:r>
-          </w:p>
-        </w:tc>
-        <w:tc>
-          <w:tcPr>
-            <w:tcW w:type="dxa" w:w="903"/>
-          </w:tcPr>
-          <w:p>
-            <w:r/>
-            <w:r>
-              <w:rPr>
-                <w:sz w:val="13"/>
-              </w:rPr>
-              <w:t>[-11.33, +2.67]</w:t>
+              <w:t>60</w:t>
+            </w:r>
+          </w:p>
+        </w:tc>
+        <w:tc>
+          <w:tcPr>
+            <w:tcW w:type="dxa" w:w="903"/>
+          </w:tcPr>
+          <w:p>
+            <w:r/>
+            <w:r>
+              <w:rPr>
+                <w:sz w:val="13"/>
+              </w:rPr>
+              <w:t>65.33</w:t>
+            </w:r>
+          </w:p>
+        </w:tc>
+        <w:tc>
+          <w:tcPr>
+            <w:tcW w:type="dxa" w:w="903"/>
+          </w:tcPr>
+          <w:p>
+            <w:r/>
+            <w:r>
+              <w:rPr>
+                <w:sz w:val="13"/>
+              </w:rPr>
+              <w:t>-5.33</w:t>
+            </w:r>
+          </w:p>
+        </w:tc>
+        <w:tc>
+          <w:tcPr>
+            <w:tcW w:type="dxa" w:w="903"/>
+          </w:tcPr>
+          <w:p>
+            <w:r/>
+            <w:r>
+              <w:rPr>
+                <w:sz w:val="13"/>
+              </w:rPr>
+              <w:t>[-13.00, +2.00]</w:t>
             </w:r>
           </w:p>
         </w:tc>
@@ -2184,21 +2184,21 @@
               <w:rPr>
                 <w:sz w:val="13"/>
               </w:rPr>
-              <w:t>0.24</w:t>
-            </w:r>
-          </w:p>
-        </w:tc>
-        <w:tc>
-          <w:tcPr>
-            <w:tcW w:type="dxa" w:w="903"/>
-          </w:tcPr>
-          <w:p>
-            <w:r/>
-            <w:r>
-              <w:rPr>
-                <w:sz w:val="13"/>
-              </w:rPr>
-              <w:t>0.48</w:t>
+              <w:t>0.19</w:t>
+            </w:r>
+          </w:p>
+        </w:tc>
+        <w:tc>
+          <w:tcPr>
+            <w:tcW w:type="dxa" w:w="903"/>
+          </w:tcPr>
+          <w:p>
+            <w:r/>
+            <w:r>
+              <w:rPr>
+                <w:sz w:val="13"/>
+              </w:rPr>
+              <w:t>0.39</w:t>
             </w:r>
           </w:p>
         </w:tc>
@@ -2242,7 +2242,7 @@
               <w:rPr>
                 <w:sz w:val="13"/>
               </w:rPr>
-              <w:t>Single model, bigger: Qwen2.5-7B (4-bit) detects + responds</w:t>
+              <w:t>Single model, same generator: Phi-4-mini (4-bit) detects + responds</w:t>
             </w:r>
           </w:p>
         </w:tc>
@@ -2284,35 +2284,35 @@
               <w:rPr>
                 <w:sz w:val="13"/>
               </w:rPr>
-              <w:t>83</w:t>
-            </w:r>
-          </w:p>
-        </w:tc>
-        <w:tc>
-          <w:tcPr>
-            <w:tcW w:type="dxa" w:w="903"/>
-          </w:tcPr>
-          <w:p>
-            <w:r/>
-            <w:r>
-              <w:rPr>
-                <w:sz w:val="13"/>
-              </w:rPr>
-              <w:t>-16.67</w:t>
-            </w:r>
-          </w:p>
-        </w:tc>
-        <w:tc>
-          <w:tcPr>
-            <w:tcW w:type="dxa" w:w="903"/>
-          </w:tcPr>
-          <w:p>
-            <w:r/>
-            <w:r>
-              <w:rPr>
-                <w:sz w:val="13"/>
-              </w:rPr>
-              <w:t>[-23.33, -10.00]</w:t>
+              <w:t>77.33</w:t>
+            </w:r>
+          </w:p>
+        </w:tc>
+        <w:tc>
+          <w:tcPr>
+            <w:tcW w:type="dxa" w:w="903"/>
+          </w:tcPr>
+          <w:p>
+            <w:r/>
+            <w:r>
+              <w:rPr>
+                <w:sz w:val="13"/>
+              </w:rPr>
+              <w:t>-11</w:t>
+            </w:r>
+          </w:p>
+        </w:tc>
+        <w:tc>
+          <w:tcPr>
+            <w:tcW w:type="dxa" w:w="903"/>
+          </w:tcPr>
+          <w:p>
+            <w:r/>
+            <w:r>
+              <w:rPr>
+                <w:sz w:val="13"/>
+              </w:rPr>
+              <w:t>[-18.00, -4.00]</w:t>
             </w:r>
           </w:p>
         </w:tc>
@@ -2354,7 +2354,7 @@
               <w:rPr>
                 <w:sz w:val="13"/>
               </w:rPr>
-              <w:t>0</w:t>
+              <w:t>0.01</w:t>
             </w:r>
           </w:p>
         </w:tc>
@@ -2398,7 +2398,7 @@
               <w:rPr>
                 <w:sz w:val="13"/>
               </w:rPr>
-              <w:t>Zero-shot Qwen2.5-1.5B (no detector, generic prompt)</w:t>
+              <w:t>Single model, same size: Qwen2.5-1.5B detects + responds</w:t>
             </w:r>
           </w:p>
         </w:tc>
@@ -2440,35 +2440,35 @@
               <w:rPr>
                 <w:sz w:val="13"/>
               </w:rPr>
-              <w:t>81.67</w:t>
-            </w:r>
-          </w:p>
-        </w:tc>
-        <w:tc>
-          <w:tcPr>
-            <w:tcW w:type="dxa" w:w="903"/>
-          </w:tcPr>
-          <w:p>
-            <w:r/>
-            <w:r>
-              <w:rPr>
-                <w:sz w:val="13"/>
-              </w:rPr>
-              <w:t>-15.33</w:t>
-            </w:r>
-          </w:p>
-        </w:tc>
-        <w:tc>
-          <w:tcPr>
-            <w:tcW w:type="dxa" w:w="903"/>
-          </w:tcPr>
-          <w:p>
-            <w:r/>
-            <w:r>
-              <w:rPr>
-                <w:sz w:val="13"/>
-              </w:rPr>
-              <w:t>[-21.67, -8.67]</w:t>
+              <w:t>70.67</w:t>
+            </w:r>
+          </w:p>
+        </w:tc>
+        <w:tc>
+          <w:tcPr>
+            <w:tcW w:type="dxa" w:w="903"/>
+          </w:tcPr>
+          <w:p>
+            <w:r/>
+            <w:r>
+              <w:rPr>
+                <w:sz w:val="13"/>
+              </w:rPr>
+              <w:t>-4.33</w:t>
+            </w:r>
+          </w:p>
+        </w:tc>
+        <w:tc>
+          <w:tcPr>
+            <w:tcW w:type="dxa" w:w="903"/>
+          </w:tcPr>
+          <w:p>
+            <w:r/>
+            <w:r>
+              <w:rPr>
+                <w:sz w:val="13"/>
+              </w:rPr>
+              <w:t>[-11.33, +2.67]</w:t>
             </w:r>
           </w:p>
         </w:tc>
@@ -2496,35 +2496,35 @@
               <w:rPr>
                 <w:sz w:val="13"/>
               </w:rPr>
-              <w:t>0</w:t>
-            </w:r>
-          </w:p>
-        </w:tc>
-        <w:tc>
-          <w:tcPr>
-            <w:tcW w:type="dxa" w:w="903"/>
-          </w:tcPr>
-          <w:p>
-            <w:r/>
-            <w:r>
-              <w:rPr>
-                <w:sz w:val="13"/>
-              </w:rPr>
-              <w:t>0</w:t>
-            </w:r>
-          </w:p>
-        </w:tc>
-        <w:tc>
-          <w:tcPr>
-            <w:tcW w:type="dxa" w:w="903"/>
-          </w:tcPr>
-          <w:p>
-            <w:r/>
-            <w:r>
-              <w:rPr>
-                <w:sz w:val="13"/>
-              </w:rPr>
-              <w:t>YES</w:t>
+              <w:t>0.24</w:t>
+            </w:r>
+          </w:p>
+        </w:tc>
+        <w:tc>
+          <w:tcPr>
+            <w:tcW w:type="dxa" w:w="903"/>
+          </w:tcPr>
+          <w:p>
+            <w:r/>
+            <w:r>
+              <w:rPr>
+                <w:sz w:val="13"/>
+              </w:rPr>
+              <w:t>0.48</w:t>
+            </w:r>
+          </w:p>
+        </w:tc>
+        <w:tc>
+          <w:tcPr>
+            <w:tcW w:type="dxa" w:w="903"/>
+          </w:tcPr>
+          <w:p>
+            <w:r/>
+            <w:r>
+              <w:rPr>
+                <w:sz w:val="13"/>
+              </w:rPr>
+              <w:t>no</w:t>
             </w:r>
           </w:p>
         </w:tc>
@@ -2554,7 +2554,7 @@
               <w:rPr>
                 <w:sz w:val="13"/>
               </w:rPr>
-              <w:t>Monolithic LoRA fine-tuned Qwen2.5-1.5B (no detector)</w:t>
+              <w:t>Single model, bigger: Qwen2.5-7B (4-bit) detects + responds</w:t>
             </w:r>
           </w:p>
         </w:tc>
@@ -2596,35 +2596,35 @@
               <w:rPr>
                 <w:sz w:val="13"/>
               </w:rPr>
-              <w:t>30</w:t>
-            </w:r>
-          </w:p>
-        </w:tc>
-        <w:tc>
-          <w:tcPr>
-            <w:tcW w:type="dxa" w:w="903"/>
-          </w:tcPr>
-          <w:p>
-            <w:r/>
-            <w:r>
-              <w:rPr>
-                <w:sz w:val="13"/>
-              </w:rPr>
-              <w:t>36.33</w:t>
-            </w:r>
-          </w:p>
-        </w:tc>
-        <w:tc>
-          <w:tcPr>
-            <w:tcW w:type="dxa" w:w="903"/>
-          </w:tcPr>
-          <w:p>
-            <w:r/>
-            <w:r>
-              <w:rPr>
-                <w:sz w:val="13"/>
-              </w:rPr>
-              <w:t>[+29.00, +43.67]</w:t>
+              <w:t>83</w:t>
+            </w:r>
+          </w:p>
+        </w:tc>
+        <w:tc>
+          <w:tcPr>
+            <w:tcW w:type="dxa" w:w="903"/>
+          </w:tcPr>
+          <w:p>
+            <w:r/>
+            <w:r>
+              <w:rPr>
+                <w:sz w:val="13"/>
+              </w:rPr>
+              <w:t>-16.67</w:t>
+            </w:r>
+          </w:p>
+        </w:tc>
+        <w:tc>
+          <w:tcPr>
+            <w:tcW w:type="dxa" w:w="903"/>
+          </w:tcPr>
+          <w:p>
+            <w:r/>
+            <w:r>
+              <w:rPr>
+                <w:sz w:val="13"/>
+              </w:rPr>
+              <w:t>[-23.33, -10.00]</w:t>
             </w:r>
           </w:p>
         </w:tc>
@@ -2710,7 +2710,7 @@
               <w:rPr>
                 <w:sz w:val="13"/>
               </w:rPr>
-              <w:t>Initial pipeline: GPT-2 Medium d1 + Qwen2.5-1.5B d2</w:t>
+              <w:t>Zero-shot Qwen2.5-1.5B (no detector, generic prompt)</w:t>
             </w:r>
           </w:p>
         </w:tc>
@@ -2752,35 +2752,35 @@
               <w:rPr>
                 <w:sz w:val="13"/>
               </w:rPr>
-              <w:t>70.33</w:t>
-            </w:r>
-          </w:p>
-        </w:tc>
-        <w:tc>
-          <w:tcPr>
-            <w:tcW w:type="dxa" w:w="903"/>
-          </w:tcPr>
-          <w:p>
-            <w:r/>
-            <w:r>
-              <w:rPr>
-                <w:sz w:val="13"/>
-              </w:rPr>
-              <w:t>-4</w:t>
-            </w:r>
-          </w:p>
-        </w:tc>
-        <w:tc>
-          <w:tcPr>
-            <w:tcW w:type="dxa" w:w="903"/>
-          </w:tcPr>
-          <w:p>
-            <w:r/>
-            <w:r>
-              <w:rPr>
-                <w:sz w:val="13"/>
-              </w:rPr>
-              <w:t>[-10.67, +2.67]</w:t>
+              <w:t>81.67</w:t>
+            </w:r>
+          </w:p>
+        </w:tc>
+        <w:tc>
+          <w:tcPr>
+            <w:tcW w:type="dxa" w:w="903"/>
+          </w:tcPr>
+          <w:p>
+            <w:r/>
+            <w:r>
+              <w:rPr>
+                <w:sz w:val="13"/>
+              </w:rPr>
+              <w:t>-15.33</w:t>
+            </w:r>
+          </w:p>
+        </w:tc>
+        <w:tc>
+          <w:tcPr>
+            <w:tcW w:type="dxa" w:w="903"/>
+          </w:tcPr>
+          <w:p>
+            <w:r/>
+            <w:r>
+              <w:rPr>
+                <w:sz w:val="13"/>
+              </w:rPr>
+              <w:t>[-21.67, -8.67]</w:t>
             </w:r>
           </w:p>
         </w:tc>
@@ -2808,35 +2808,35 @@
               <w:rPr>
                 <w:sz w:val="13"/>
               </w:rPr>
-              <w:t>0.28</w:t>
-            </w:r>
-          </w:p>
-        </w:tc>
-        <w:tc>
-          <w:tcPr>
-            <w:tcW w:type="dxa" w:w="903"/>
-          </w:tcPr>
-          <w:p>
-            <w:r/>
-            <w:r>
-              <w:rPr>
-                <w:sz w:val="13"/>
-              </w:rPr>
-              <w:t>0.48</w:t>
-            </w:r>
-          </w:p>
-        </w:tc>
-        <w:tc>
-          <w:tcPr>
-            <w:tcW w:type="dxa" w:w="903"/>
-          </w:tcPr>
-          <w:p>
-            <w:r/>
-            <w:r>
-              <w:rPr>
-                <w:sz w:val="13"/>
-              </w:rPr>
-              <w:t>no</w:t>
+              <w:t>0</w:t>
+            </w:r>
+          </w:p>
+        </w:tc>
+        <w:tc>
+          <w:tcPr>
+            <w:tcW w:type="dxa" w:w="903"/>
+          </w:tcPr>
+          <w:p>
+            <w:r/>
+            <w:r>
+              <w:rPr>
+                <w:sz w:val="13"/>
+              </w:rPr>
+              <w:t>0</w:t>
+            </w:r>
+          </w:p>
+        </w:tc>
+        <w:tc>
+          <w:tcPr>
+            <w:tcW w:type="dxa" w:w="903"/>
+          </w:tcPr>
+          <w:p>
+            <w:r/>
+            <w:r>
+              <w:rPr>
+                <w:sz w:val="13"/>
+              </w:rPr>
+              <w:t>YES</w:t>
             </w:r>
           </w:p>
         </w:tc>
@@ -2866,7 +2866,7 @@
               <w:rPr>
                 <w:sz w:val="13"/>
               </w:rPr>
-              <w:t>Initial pipeline + retrieval (RAG)</w:t>
+              <w:t>Monolithic LoRA fine-tuned Qwen2.5-1.5B (no detector)</w:t>
             </w:r>
           </w:p>
         </w:tc>
@@ -2908,35 +2908,35 @@
               <w:rPr>
                 <w:sz w:val="13"/>
               </w:rPr>
-              <w:t>57</w:t>
-            </w:r>
-          </w:p>
-        </w:tc>
-        <w:tc>
-          <w:tcPr>
-            <w:tcW w:type="dxa" w:w="903"/>
-          </w:tcPr>
-          <w:p>
-            <w:r/>
-            <w:r>
-              <w:rPr>
-                <w:sz w:val="13"/>
-              </w:rPr>
-              <w:t>9.33</w:t>
-            </w:r>
-          </w:p>
-        </w:tc>
-        <w:tc>
-          <w:tcPr>
-            <w:tcW w:type="dxa" w:w="903"/>
-          </w:tcPr>
-          <w:p>
-            <w:r/>
-            <w:r>
-              <w:rPr>
-                <w:sz w:val="13"/>
-              </w:rPr>
-              <w:t>[+2.33, +16.33]</w:t>
+              <w:t>30</w:t>
+            </w:r>
+          </w:p>
+        </w:tc>
+        <w:tc>
+          <w:tcPr>
+            <w:tcW w:type="dxa" w:w="903"/>
+          </w:tcPr>
+          <w:p>
+            <w:r/>
+            <w:r>
+              <w:rPr>
+                <w:sz w:val="13"/>
+              </w:rPr>
+              <w:t>36.33</w:t>
+            </w:r>
+          </w:p>
+        </w:tc>
+        <w:tc>
+          <w:tcPr>
+            <w:tcW w:type="dxa" w:w="903"/>
+          </w:tcPr>
+          <w:p>
+            <w:r/>
+            <w:r>
+              <w:rPr>
+                <w:sz w:val="13"/>
+              </w:rPr>
+              <w:t>[+29.00, +43.67]</w:t>
             </w:r>
           </w:p>
         </w:tc>
@@ -2964,35 +2964,35 @@
               <w:rPr>
                 <w:sz w:val="13"/>
               </w:rPr>
-              <w:t>0.01</w:t>
-            </w:r>
-          </w:p>
-        </w:tc>
-        <w:tc>
-          <w:tcPr>
-            <w:tcW w:type="dxa" w:w="903"/>
-          </w:tcPr>
-          <w:p>
-            <w:r/>
-            <w:r>
-              <w:rPr>
-                <w:sz w:val="13"/>
-              </w:rPr>
-              <w:t>0.05</w:t>
-            </w:r>
-          </w:p>
-        </w:tc>
-        <w:tc>
-          <w:tcPr>
-            <w:tcW w:type="dxa" w:w="903"/>
-          </w:tcPr>
-          <w:p>
-            <w:r/>
-            <w:r>
-              <w:rPr>
-                <w:sz w:val="13"/>
-              </w:rPr>
-              <w:t>no</w:t>
+              <w:t>0</w:t>
+            </w:r>
+          </w:p>
+        </w:tc>
+        <w:tc>
+          <w:tcPr>
+            <w:tcW w:type="dxa" w:w="903"/>
+          </w:tcPr>
+          <w:p>
+            <w:r/>
+            <w:r>
+              <w:rPr>
+                <w:sz w:val="13"/>
+              </w:rPr>
+              <w:t>0</w:t>
+            </w:r>
+          </w:p>
+        </w:tc>
+        <w:tc>
+          <w:tcPr>
+            <w:tcW w:type="dxa" w:w="903"/>
+          </w:tcPr>
+          <w:p>
+            <w:r/>
+            <w:r>
+              <w:rPr>
+                <w:sz w:val="13"/>
+              </w:rPr>
+              <w:t>YES</w:t>
             </w:r>
           </w:p>
         </w:tc>
@@ -3022,7 +3022,7 @@
               <w:rPr>
                 <w:sz w:val="13"/>
               </w:rPr>
-              <w:t>RoBERTa d1 + Phi-4-mini d2 (top-1 emotion)</w:t>
+              <w:t>Initial pipeline: GPT-2 Medium d1 + Qwen2.5-1.5B d2</w:t>
             </w:r>
           </w:p>
         </w:tc>
@@ -3064,35 +3064,35 @@
               <w:rPr>
                 <w:sz w:val="13"/>
               </w:rPr>
-              <w:t>72</w:t>
-            </w:r>
-          </w:p>
-        </w:tc>
-        <w:tc>
-          <w:tcPr>
-            <w:tcW w:type="dxa" w:w="903"/>
-          </w:tcPr>
-          <w:p>
-            <w:r/>
-            <w:r>
-              <w:rPr>
-                <w:sz w:val="13"/>
-              </w:rPr>
-              <w:t>-5.67</w:t>
-            </w:r>
-          </w:p>
-        </w:tc>
-        <w:tc>
-          <w:tcPr>
-            <w:tcW w:type="dxa" w:w="903"/>
-          </w:tcPr>
-          <w:p>
-            <w:r/>
-            <w:r>
-              <w:rPr>
-                <w:sz w:val="13"/>
-              </w:rPr>
-              <w:t>[-12.67, +1.33]</w:t>
+              <w:t>70.33</w:t>
+            </w:r>
+          </w:p>
+        </w:tc>
+        <w:tc>
+          <w:tcPr>
+            <w:tcW w:type="dxa" w:w="903"/>
+          </w:tcPr>
+          <w:p>
+            <w:r/>
+            <w:r>
+              <w:rPr>
+                <w:sz w:val="13"/>
+              </w:rPr>
+              <w:t>-4</w:t>
+            </w:r>
+          </w:p>
+        </w:tc>
+        <w:tc>
+          <w:tcPr>
+            <w:tcW w:type="dxa" w:w="903"/>
+          </w:tcPr>
+          <w:p>
+            <w:r/>
+            <w:r>
+              <w:rPr>
+                <w:sz w:val="13"/>
+              </w:rPr>
+              <w:t>[-10.67, +2.67]</w:t>
             </w:r>
           </w:p>
         </w:tc>
@@ -3120,21 +3120,21 @@
               <w:rPr>
                 <w:sz w:val="13"/>
               </w:rPr>
-              <w:t>0.13</w:t>
-            </w:r>
-          </w:p>
-        </w:tc>
-        <w:tc>
-          <w:tcPr>
-            <w:tcW w:type="dxa" w:w="903"/>
-          </w:tcPr>
-          <w:p>
-            <w:r/>
-            <w:r>
-              <w:rPr>
-                <w:sz w:val="13"/>
-              </w:rPr>
-              <w:t>0.4</w:t>
+              <w:t>0.28</w:t>
+            </w:r>
+          </w:p>
+        </w:tc>
+        <w:tc>
+          <w:tcPr>
+            <w:tcW w:type="dxa" w:w="903"/>
+          </w:tcPr>
+          <w:p>
+            <w:r/>
+            <w:r>
+              <w:rPr>
+                <w:sz w:val="13"/>
+              </w:rPr>
+              <w:t>0.48</w:t>
             </w:r>
           </w:p>
         </w:tc>
@@ -3164,21 +3164,21 @@
               <w:rPr>
                 <w:sz w:val="13"/>
               </w:rPr>
-              <w:t>One question</w:t>
-            </w:r>
-          </w:p>
-        </w:tc>
-        <w:tc>
-          <w:tcPr>
-            <w:tcW w:type="dxa" w:w="903"/>
-          </w:tcPr>
-          <w:p>
-            <w:r/>
-            <w:r>
-              <w:rPr>
-                <w:sz w:val="13"/>
-              </w:rPr>
-              <w:t>Single model, same size: Qwen2.5-1.5B detects + responds</w:t>
+              <w:t>Acknowledgement</w:t>
+            </w:r>
+          </w:p>
+        </w:tc>
+        <w:tc>
+          <w:tcPr>
+            <w:tcW w:type="dxa" w:w="903"/>
+          </w:tcPr>
+          <w:p>
+            <w:r/>
+            <w:r>
+              <w:rPr>
+                <w:sz w:val="13"/>
+              </w:rPr>
+              <w:t>Initial pipeline + retrieval (RAG)</w:t>
             </w:r>
           </w:p>
         </w:tc>
@@ -3206,49 +3206,49 @@
               <w:rPr>
                 <w:sz w:val="13"/>
               </w:rPr>
-              <w:t>92.67</w:t>
-            </w:r>
-          </w:p>
-        </w:tc>
-        <w:tc>
-          <w:tcPr>
-            <w:tcW w:type="dxa" w:w="903"/>
-          </w:tcPr>
-          <w:p>
-            <w:r/>
-            <w:r>
-              <w:rPr>
-                <w:sz w:val="13"/>
-              </w:rPr>
-              <w:t>73.67</w:t>
-            </w:r>
-          </w:p>
-        </w:tc>
-        <w:tc>
-          <w:tcPr>
-            <w:tcW w:type="dxa" w:w="903"/>
-          </w:tcPr>
-          <w:p>
-            <w:r/>
-            <w:r>
-              <w:rPr>
-                <w:sz w:val="13"/>
-              </w:rPr>
-              <w:t>19</w:t>
-            </w:r>
-          </w:p>
-        </w:tc>
-        <w:tc>
-          <w:tcPr>
-            <w:tcW w:type="dxa" w:w="903"/>
-          </w:tcPr>
-          <w:p>
-            <w:r/>
-            <w:r>
-              <w:rPr>
-                <w:sz w:val="13"/>
-              </w:rPr>
-              <w:t>[+13.33, +25.00]</w:t>
+              <w:t>66.33</w:t>
+            </w:r>
+          </w:p>
+        </w:tc>
+        <w:tc>
+          <w:tcPr>
+            <w:tcW w:type="dxa" w:w="903"/>
+          </w:tcPr>
+          <w:p>
+            <w:r/>
+            <w:r>
+              <w:rPr>
+                <w:sz w:val="13"/>
+              </w:rPr>
+              <w:t>57</w:t>
+            </w:r>
+          </w:p>
+        </w:tc>
+        <w:tc>
+          <w:tcPr>
+            <w:tcW w:type="dxa" w:w="903"/>
+          </w:tcPr>
+          <w:p>
+            <w:r/>
+            <w:r>
+              <w:rPr>
+                <w:sz w:val="13"/>
+              </w:rPr>
+              <w:t>9.33</w:t>
+            </w:r>
+          </w:p>
+        </w:tc>
+        <w:tc>
+          <w:tcPr>
+            <w:tcW w:type="dxa" w:w="903"/>
+          </w:tcPr>
+          <w:p>
+            <w:r/>
+            <w:r>
+              <w:rPr>
+                <w:sz w:val="13"/>
+              </w:rPr>
+              <w:t>[+2.33, +16.33]</w:t>
             </w:r>
           </w:p>
         </w:tc>
@@ -3276,35 +3276,35 @@
               <w:rPr>
                 <w:sz w:val="13"/>
               </w:rPr>
-              <w:t>0</w:t>
-            </w:r>
-          </w:p>
-        </w:tc>
-        <w:tc>
-          <w:tcPr>
-            <w:tcW w:type="dxa" w:w="903"/>
-          </w:tcPr>
-          <w:p>
-            <w:r/>
-            <w:r>
-              <w:rPr>
-                <w:sz w:val="13"/>
-              </w:rPr>
-              <w:t>0</w:t>
-            </w:r>
-          </w:p>
-        </w:tc>
-        <w:tc>
-          <w:tcPr>
-            <w:tcW w:type="dxa" w:w="903"/>
-          </w:tcPr>
-          <w:p>
-            <w:r/>
-            <w:r>
-              <w:rPr>
-                <w:sz w:val="13"/>
-              </w:rPr>
-              <w:t>YES</w:t>
+              <w:t>0.01</w:t>
+            </w:r>
+          </w:p>
+        </w:tc>
+        <w:tc>
+          <w:tcPr>
+            <w:tcW w:type="dxa" w:w="903"/>
+          </w:tcPr>
+          <w:p>
+            <w:r/>
+            <w:r>
+              <w:rPr>
+                <w:sz w:val="13"/>
+              </w:rPr>
+              <w:t>0.05</w:t>
+            </w:r>
+          </w:p>
+        </w:tc>
+        <w:tc>
+          <w:tcPr>
+            <w:tcW w:type="dxa" w:w="903"/>
+          </w:tcPr>
+          <w:p>
+            <w:r/>
+            <w:r>
+              <w:rPr>
+                <w:sz w:val="13"/>
+              </w:rPr>
+              <w:t>no</w:t>
             </w:r>
           </w:p>
         </w:tc>
@@ -3320,21 +3320,21 @@
               <w:rPr>
                 <w:sz w:val="13"/>
               </w:rPr>
-              <w:t>One question</w:t>
-            </w:r>
-          </w:p>
-        </w:tc>
-        <w:tc>
-          <w:tcPr>
-            <w:tcW w:type="dxa" w:w="903"/>
-          </w:tcPr>
-          <w:p>
-            <w:r/>
-            <w:r>
-              <w:rPr>
-                <w:sz w:val="13"/>
-              </w:rPr>
-              <w:t>Single model, bigger: Qwen2.5-7B (4-bit) detects + responds</w:t>
+              <w:t>Acknowledgement</w:t>
+            </w:r>
+          </w:p>
+        </w:tc>
+        <w:tc>
+          <w:tcPr>
+            <w:tcW w:type="dxa" w:w="903"/>
+          </w:tcPr>
+          <w:p>
+            <w:r/>
+            <w:r>
+              <w:rPr>
+                <w:sz w:val="13"/>
+              </w:rPr>
+              <w:t>RoBERTa d1 + Phi-4-mini d2 (top-1 emotion)</w:t>
             </w:r>
           </w:p>
         </w:tc>
@@ -3362,49 +3362,49 @@
               <w:rPr>
                 <w:sz w:val="13"/>
               </w:rPr>
-              <w:t>92.67</w:t>
-            </w:r>
-          </w:p>
-        </w:tc>
-        <w:tc>
-          <w:tcPr>
-            <w:tcW w:type="dxa" w:w="903"/>
-          </w:tcPr>
-          <w:p>
-            <w:r/>
-            <w:r>
-              <w:rPr>
-                <w:sz w:val="13"/>
-              </w:rPr>
-              <w:t>99</w:t>
-            </w:r>
-          </w:p>
-        </w:tc>
-        <w:tc>
-          <w:tcPr>
-            <w:tcW w:type="dxa" w:w="903"/>
-          </w:tcPr>
-          <w:p>
-            <w:r/>
-            <w:r>
-              <w:rPr>
-                <w:sz w:val="13"/>
-              </w:rPr>
-              <w:t>-6.33</w:t>
-            </w:r>
-          </w:p>
-        </w:tc>
-        <w:tc>
-          <w:tcPr>
-            <w:tcW w:type="dxa" w:w="903"/>
-          </w:tcPr>
-          <w:p>
-            <w:r/>
-            <w:r>
-              <w:rPr>
-                <w:sz w:val="13"/>
-              </w:rPr>
-              <w:t>[-9.67, -3.33]</w:t>
+              <w:t>66.33</w:t>
+            </w:r>
+          </w:p>
+        </w:tc>
+        <w:tc>
+          <w:tcPr>
+            <w:tcW w:type="dxa" w:w="903"/>
+          </w:tcPr>
+          <w:p>
+            <w:r/>
+            <w:r>
+              <w:rPr>
+                <w:sz w:val="13"/>
+              </w:rPr>
+              <w:t>72</w:t>
+            </w:r>
+          </w:p>
+        </w:tc>
+        <w:tc>
+          <w:tcPr>
+            <w:tcW w:type="dxa" w:w="903"/>
+          </w:tcPr>
+          <w:p>
+            <w:r/>
+            <w:r>
+              <w:rPr>
+                <w:sz w:val="13"/>
+              </w:rPr>
+              <w:t>-5.67</w:t>
+            </w:r>
+          </w:p>
+        </w:tc>
+        <w:tc>
+          <w:tcPr>
+            <w:tcW w:type="dxa" w:w="903"/>
+          </w:tcPr>
+          <w:p>
+            <w:r/>
+            <w:r>
+              <w:rPr>
+                <w:sz w:val="13"/>
+              </w:rPr>
+              <w:t>[-12.67, +1.33]</w:t>
             </w:r>
           </w:p>
         </w:tc>
@@ -3432,35 +3432,35 @@
               <w:rPr>
                 <w:sz w:val="13"/>
               </w:rPr>
-              <w:t>0</w:t>
-            </w:r>
-          </w:p>
-        </w:tc>
-        <w:tc>
-          <w:tcPr>
-            <w:tcW w:type="dxa" w:w="903"/>
-          </w:tcPr>
-          <w:p>
-            <w:r/>
-            <w:r>
-              <w:rPr>
-                <w:sz w:val="13"/>
-              </w:rPr>
-              <w:t>0</w:t>
-            </w:r>
-          </w:p>
-        </w:tc>
-        <w:tc>
-          <w:tcPr>
-            <w:tcW w:type="dxa" w:w="903"/>
-          </w:tcPr>
-          <w:p>
-            <w:r/>
-            <w:r>
-              <w:rPr>
-                <w:sz w:val="13"/>
-              </w:rPr>
-              <w:t>YES</w:t>
+              <w:t>0.13</w:t>
+            </w:r>
+          </w:p>
+        </w:tc>
+        <w:tc>
+          <w:tcPr>
+            <w:tcW w:type="dxa" w:w="903"/>
+          </w:tcPr>
+          <w:p>
+            <w:r/>
+            <w:r>
+              <w:rPr>
+                <w:sz w:val="13"/>
+              </w:rPr>
+              <w:t>0.4</w:t>
+            </w:r>
+          </w:p>
+        </w:tc>
+        <w:tc>
+          <w:tcPr>
+            <w:tcW w:type="dxa" w:w="903"/>
+          </w:tcPr>
+          <w:p>
+            <w:r/>
+            <w:r>
+              <w:rPr>
+                <w:sz w:val="13"/>
+              </w:rPr>
+              <w:t>no</w:t>
             </w:r>
           </w:p>
         </w:tc>
@@ -3490,7 +3490,7 @@
               <w:rPr>
                 <w:sz w:val="13"/>
               </w:rPr>
-              <w:t>Zero-shot Qwen2.5-1.5B (no detector, generic prompt)</w:t>
+              <w:t>Single model, same generator: Phi-4-mini (4-bit) detects + responds</w:t>
             </w:r>
           </w:p>
         </w:tc>
@@ -3532,35 +3532,35 @@
               <w:rPr>
                 <w:sz w:val="13"/>
               </w:rPr>
-              <w:t>22.67</w:t>
-            </w:r>
-          </w:p>
-        </w:tc>
-        <w:tc>
-          <w:tcPr>
-            <w:tcW w:type="dxa" w:w="903"/>
-          </w:tcPr>
-          <w:p>
-            <w:r/>
-            <w:r>
-              <w:rPr>
-                <w:sz w:val="13"/>
-              </w:rPr>
-              <w:t>70</w:t>
-            </w:r>
-          </w:p>
-        </w:tc>
-        <w:tc>
-          <w:tcPr>
-            <w:tcW w:type="dxa" w:w="903"/>
-          </w:tcPr>
-          <w:p>
-            <w:r/>
-            <w:r>
-              <w:rPr>
-                <w:sz w:val="13"/>
-              </w:rPr>
-              <w:t>[+64.67, +75.33]</w:t>
+              <w:t>96</w:t>
+            </w:r>
+          </w:p>
+        </w:tc>
+        <w:tc>
+          <w:tcPr>
+            <w:tcW w:type="dxa" w:w="903"/>
+          </w:tcPr>
+          <w:p>
+            <w:r/>
+            <w:r>
+              <w:rPr>
+                <w:sz w:val="13"/>
+              </w:rPr>
+              <w:t>-3.33</w:t>
+            </w:r>
+          </w:p>
+        </w:tc>
+        <w:tc>
+          <w:tcPr>
+            <w:tcW w:type="dxa" w:w="903"/>
+          </w:tcPr>
+          <w:p>
+            <w:r/>
+            <w:r>
+              <w:rPr>
+                <w:sz w:val="13"/>
+              </w:rPr>
+              <w:t>[-7.00, +0.33]</w:t>
             </w:r>
           </w:p>
         </w:tc>
@@ -3588,35 +3588,35 @@
               <w:rPr>
                 <w:sz w:val="13"/>
               </w:rPr>
-              <w:t>0</w:t>
-            </w:r>
-          </w:p>
-        </w:tc>
-        <w:tc>
-          <w:tcPr>
-            <w:tcW w:type="dxa" w:w="903"/>
-          </w:tcPr>
-          <w:p>
-            <w:r/>
-            <w:r>
-              <w:rPr>
-                <w:sz w:val="13"/>
-              </w:rPr>
-              <w:t>0</w:t>
-            </w:r>
-          </w:p>
-        </w:tc>
-        <w:tc>
-          <w:tcPr>
-            <w:tcW w:type="dxa" w:w="903"/>
-          </w:tcPr>
-          <w:p>
-            <w:r/>
-            <w:r>
-              <w:rPr>
-                <w:sz w:val="13"/>
-              </w:rPr>
-              <w:t>YES</w:t>
+              <w:t>0.11</w:t>
+            </w:r>
+          </w:p>
+        </w:tc>
+        <w:tc>
+          <w:tcPr>
+            <w:tcW w:type="dxa" w:w="903"/>
+          </w:tcPr>
+          <w:p>
+            <w:r/>
+            <w:r>
+              <w:rPr>
+                <w:sz w:val="13"/>
+              </w:rPr>
+              <w:t>0.22</w:t>
+            </w:r>
+          </w:p>
+        </w:tc>
+        <w:tc>
+          <w:tcPr>
+            <w:tcW w:type="dxa" w:w="903"/>
+          </w:tcPr>
+          <w:p>
+            <w:r/>
+            <w:r>
+              <w:rPr>
+                <w:sz w:val="13"/>
+              </w:rPr>
+              <w:t>no</w:t>
             </w:r>
           </w:p>
         </w:tc>
@@ -3646,7 +3646,7 @@
               <w:rPr>
                 <w:sz w:val="13"/>
               </w:rPr>
-              <w:t>Monolithic LoRA fine-tuned Qwen2.5-1.5B (no detector)</w:t>
+              <w:t>Single model, same size: Qwen2.5-1.5B detects + responds</w:t>
             </w:r>
           </w:p>
         </w:tc>
@@ -3688,35 +3688,35 @@
               <w:rPr>
                 <w:sz w:val="13"/>
               </w:rPr>
-              <w:t>74</w:t>
-            </w:r>
-          </w:p>
-        </w:tc>
-        <w:tc>
-          <w:tcPr>
-            <w:tcW w:type="dxa" w:w="903"/>
-          </w:tcPr>
-          <w:p>
-            <w:r/>
-            <w:r>
-              <w:rPr>
-                <w:sz w:val="13"/>
-              </w:rPr>
-              <w:t>18.67</w:t>
-            </w:r>
-          </w:p>
-        </w:tc>
-        <w:tc>
-          <w:tcPr>
-            <w:tcW w:type="dxa" w:w="903"/>
-          </w:tcPr>
-          <w:p>
-            <w:r/>
-            <w:r>
-              <w:rPr>
-                <w:sz w:val="13"/>
-              </w:rPr>
-              <w:t>[+12.67, +24.67]</w:t>
+              <w:t>73.67</w:t>
+            </w:r>
+          </w:p>
+        </w:tc>
+        <w:tc>
+          <w:tcPr>
+            <w:tcW w:type="dxa" w:w="903"/>
+          </w:tcPr>
+          <w:p>
+            <w:r/>
+            <w:r>
+              <w:rPr>
+                <w:sz w:val="13"/>
+              </w:rPr>
+              <w:t>19</w:t>
+            </w:r>
+          </w:p>
+        </w:tc>
+        <w:tc>
+          <w:tcPr>
+            <w:tcW w:type="dxa" w:w="903"/>
+          </w:tcPr>
+          <w:p>
+            <w:r/>
+            <w:r>
+              <w:rPr>
+                <w:sz w:val="13"/>
+              </w:rPr>
+              <w:t>[+13.33, +25.00]</w:t>
             </w:r>
           </w:p>
         </w:tc>
@@ -3802,7 +3802,7 @@
               <w:rPr>
                 <w:sz w:val="13"/>
               </w:rPr>
-              <w:t>Initial pipeline: GPT-2 Medium d1 + Qwen2.5-1.5B d2</w:t>
+              <w:t>Single model, bigger: Qwen2.5-7B (4-bit) detects + responds</w:t>
             </w:r>
           </w:p>
         </w:tc>
@@ -3844,35 +3844,35 @@
               <w:rPr>
                 <w:sz w:val="13"/>
               </w:rPr>
-              <w:t>87.33</w:t>
-            </w:r>
-          </w:p>
-        </w:tc>
-        <w:tc>
-          <w:tcPr>
-            <w:tcW w:type="dxa" w:w="903"/>
-          </w:tcPr>
-          <w:p>
-            <w:r/>
-            <w:r>
-              <w:rPr>
-                <w:sz w:val="13"/>
-              </w:rPr>
-              <w:t>5.33</w:t>
-            </w:r>
-          </w:p>
-        </w:tc>
-        <w:tc>
-          <w:tcPr>
-            <w:tcW w:type="dxa" w:w="903"/>
-          </w:tcPr>
-          <w:p>
-            <w:r/>
-            <w:r>
-              <w:rPr>
-                <w:sz w:val="13"/>
-              </w:rPr>
-              <w:t>[+0.67, +10.00]</w:t>
+              <w:t>99</w:t>
+            </w:r>
+          </w:p>
+        </w:tc>
+        <w:tc>
+          <w:tcPr>
+            <w:tcW w:type="dxa" w:w="903"/>
+          </w:tcPr>
+          <w:p>
+            <w:r/>
+            <w:r>
+              <w:rPr>
+                <w:sz w:val="13"/>
+              </w:rPr>
+              <w:t>-6.33</w:t>
+            </w:r>
+          </w:p>
+        </w:tc>
+        <w:tc>
+          <w:tcPr>
+            <w:tcW w:type="dxa" w:w="903"/>
+          </w:tcPr>
+          <w:p>
+            <w:r/>
+            <w:r>
+              <w:rPr>
+                <w:sz w:val="13"/>
+              </w:rPr>
+              <w:t>[-9.67, -3.33]</w:t>
             </w:r>
           </w:p>
         </w:tc>
@@ -3900,35 +3900,35 @@
               <w:rPr>
                 <w:sz w:val="13"/>
               </w:rPr>
-              <w:t>0.04</w:t>
-            </w:r>
-          </w:p>
-        </w:tc>
-        <w:tc>
-          <w:tcPr>
-            <w:tcW w:type="dxa" w:w="903"/>
-          </w:tcPr>
-          <w:p>
-            <w:r/>
-            <w:r>
-              <w:rPr>
-                <w:sz w:val="13"/>
-              </w:rPr>
-              <w:t>0.08</w:t>
-            </w:r>
-          </w:p>
-        </w:tc>
-        <w:tc>
-          <w:tcPr>
-            <w:tcW w:type="dxa" w:w="903"/>
-          </w:tcPr>
-          <w:p>
-            <w:r/>
-            <w:r>
-              <w:rPr>
-                <w:sz w:val="13"/>
-              </w:rPr>
-              <w:t>no</w:t>
+              <w:t>0</w:t>
+            </w:r>
+          </w:p>
+        </w:tc>
+        <w:tc>
+          <w:tcPr>
+            <w:tcW w:type="dxa" w:w="903"/>
+          </w:tcPr>
+          <w:p>
+            <w:r/>
+            <w:r>
+              <w:rPr>
+                <w:sz w:val="13"/>
+              </w:rPr>
+              <w:t>0</w:t>
+            </w:r>
+          </w:p>
+        </w:tc>
+        <w:tc>
+          <w:tcPr>
+            <w:tcW w:type="dxa" w:w="903"/>
+          </w:tcPr>
+          <w:p>
+            <w:r/>
+            <w:r>
+              <w:rPr>
+                <w:sz w:val="13"/>
+              </w:rPr>
+              <w:t>YES</w:t>
             </w:r>
           </w:p>
         </w:tc>
@@ -3958,7 +3958,7 @@
               <w:rPr>
                 <w:sz w:val="13"/>
               </w:rPr>
-              <w:t>Initial pipeline + retrieval (RAG)</w:t>
+              <w:t>Zero-shot Qwen2.5-1.5B (no detector, generic prompt)</w:t>
             </w:r>
           </w:p>
         </w:tc>
@@ -4000,35 +4000,35 @@
               <w:rPr>
                 <w:sz w:val="13"/>
               </w:rPr>
-              <w:t>78</w:t>
-            </w:r>
-          </w:p>
-        </w:tc>
-        <w:tc>
-          <w:tcPr>
-            <w:tcW w:type="dxa" w:w="903"/>
-          </w:tcPr>
-          <w:p>
-            <w:r/>
-            <w:r>
-              <w:rPr>
-                <w:sz w:val="13"/>
-              </w:rPr>
-              <w:t>14.67</w:t>
-            </w:r>
-          </w:p>
-        </w:tc>
-        <w:tc>
-          <w:tcPr>
-            <w:tcW w:type="dxa" w:w="903"/>
-          </w:tcPr>
-          <w:p>
-            <w:r/>
-            <w:r>
-              <w:rPr>
-                <w:sz w:val="13"/>
-              </w:rPr>
-              <w:t>[+8.67, +20.33]</w:t>
+              <w:t>22.67</w:t>
+            </w:r>
+          </w:p>
+        </w:tc>
+        <w:tc>
+          <w:tcPr>
+            <w:tcW w:type="dxa" w:w="903"/>
+          </w:tcPr>
+          <w:p>
+            <w:r/>
+            <w:r>
+              <w:rPr>
+                <w:sz w:val="13"/>
+              </w:rPr>
+              <w:t>70</w:t>
+            </w:r>
+          </w:p>
+        </w:tc>
+        <w:tc>
+          <w:tcPr>
+            <w:tcW w:type="dxa" w:w="903"/>
+          </w:tcPr>
+          <w:p>
+            <w:r/>
+            <w:r>
+              <w:rPr>
+                <w:sz w:val="13"/>
+              </w:rPr>
+              <w:t>[+64.67, +75.33]</w:t>
             </w:r>
           </w:p>
         </w:tc>
@@ -4114,7 +4114,7 @@
               <w:rPr>
                 <w:sz w:val="13"/>
               </w:rPr>
-              <w:t>RoBERTa d1 + Phi-4-mini d2 (top-1 emotion)</w:t>
+              <w:t>Monolithic LoRA fine-tuned Qwen2.5-1.5B (no detector)</w:t>
             </w:r>
           </w:p>
         </w:tc>
@@ -4156,35 +4156,35 @@
               <w:rPr>
                 <w:sz w:val="13"/>
               </w:rPr>
-              <w:t>94.67</w:t>
-            </w:r>
-          </w:p>
-        </w:tc>
-        <w:tc>
-          <w:tcPr>
-            <w:tcW w:type="dxa" w:w="903"/>
-          </w:tcPr>
-          <w:p>
-            <w:r/>
-            <w:r>
-              <w:rPr>
-                <w:sz w:val="13"/>
-              </w:rPr>
-              <w:t>-2</w:t>
-            </w:r>
-          </w:p>
-        </w:tc>
-        <w:tc>
-          <w:tcPr>
-            <w:tcW w:type="dxa" w:w="903"/>
-          </w:tcPr>
-          <w:p>
-            <w:r/>
-            <w:r>
-              <w:rPr>
-                <w:sz w:val="13"/>
-              </w:rPr>
-              <w:t>[-6.00, +1.67]</w:t>
+              <w:t>74</w:t>
+            </w:r>
+          </w:p>
+        </w:tc>
+        <w:tc>
+          <w:tcPr>
+            <w:tcW w:type="dxa" w:w="903"/>
+          </w:tcPr>
+          <w:p>
+            <w:r/>
+            <w:r>
+              <w:rPr>
+                <w:sz w:val="13"/>
+              </w:rPr>
+              <w:t>18.67</w:t>
+            </w:r>
+          </w:p>
+        </w:tc>
+        <w:tc>
+          <w:tcPr>
+            <w:tcW w:type="dxa" w:w="903"/>
+          </w:tcPr>
+          <w:p>
+            <w:r/>
+            <w:r>
+              <w:rPr>
+                <w:sz w:val="13"/>
+              </w:rPr>
+              <w:t>[+12.67, +24.67]</w:t>
             </w:r>
           </w:p>
         </w:tc>
@@ -4212,35 +4212,35 @@
               <w:rPr>
                 <w:sz w:val="13"/>
               </w:rPr>
-              <w:t>0.39</w:t>
-            </w:r>
-          </w:p>
-        </w:tc>
-        <w:tc>
-          <w:tcPr>
-            <w:tcW w:type="dxa" w:w="903"/>
-          </w:tcPr>
-          <w:p>
-            <w:r/>
-            <w:r>
-              <w:rPr>
-                <w:sz w:val="13"/>
-              </w:rPr>
-              <w:t>0.39</w:t>
-            </w:r>
-          </w:p>
-        </w:tc>
-        <w:tc>
-          <w:tcPr>
-            <w:tcW w:type="dxa" w:w="903"/>
-          </w:tcPr>
-          <w:p>
-            <w:r/>
-            <w:r>
-              <w:rPr>
-                <w:sz w:val="13"/>
-              </w:rPr>
-              <w:t>no</w:t>
+              <w:t>0</w:t>
+            </w:r>
+          </w:p>
+        </w:tc>
+        <w:tc>
+          <w:tcPr>
+            <w:tcW w:type="dxa" w:w="903"/>
+          </w:tcPr>
+          <w:p>
+            <w:r/>
+            <w:r>
+              <w:rPr>
+                <w:sz w:val="13"/>
+              </w:rPr>
+              <w:t>0</w:t>
+            </w:r>
+          </w:p>
+        </w:tc>
+        <w:tc>
+          <w:tcPr>
+            <w:tcW w:type="dxa" w:w="903"/>
+          </w:tcPr>
+          <w:p>
+            <w:r/>
+            <w:r>
+              <w:rPr>
+                <w:sz w:val="13"/>
+              </w:rPr>
+              <w:t>YES</w:t>
             </w:r>
           </w:p>
         </w:tc>
@@ -4256,21 +4256,21 @@
               <w:rPr>
                 <w:sz w:val="13"/>
               </w:rPr>
-              <w:t>Emotion validation</w:t>
-            </w:r>
-          </w:p>
-        </w:tc>
-        <w:tc>
-          <w:tcPr>
-            <w:tcW w:type="dxa" w:w="903"/>
-          </w:tcPr>
-          <w:p>
-            <w:r/>
-            <w:r>
-              <w:rPr>
-                <w:sz w:val="13"/>
-              </w:rPr>
-              <w:t>Single model, same size: Qwen2.5-1.5B detects + responds</w:t>
+              <w:t>One question</w:t>
+            </w:r>
+          </w:p>
+        </w:tc>
+        <w:tc>
+          <w:tcPr>
+            <w:tcW w:type="dxa" w:w="903"/>
+          </w:tcPr>
+          <w:p>
+            <w:r/>
+            <w:r>
+              <w:rPr>
+                <w:sz w:val="13"/>
+              </w:rPr>
+              <w:t>Initial pipeline: GPT-2 Medium d1 + Qwen2.5-1.5B d2</w:t>
             </w:r>
           </w:p>
         </w:tc>
@@ -4298,49 +4298,49 @@
               <w:rPr>
                 <w:sz w:val="13"/>
               </w:rPr>
-              <w:t>36.67</w:t>
-            </w:r>
-          </w:p>
-        </w:tc>
-        <w:tc>
-          <w:tcPr>
-            <w:tcW w:type="dxa" w:w="903"/>
-          </w:tcPr>
-          <w:p>
-            <w:r/>
-            <w:r>
-              <w:rPr>
-                <w:sz w:val="13"/>
-              </w:rPr>
-              <w:t>25.67</w:t>
-            </w:r>
-          </w:p>
-        </w:tc>
-        <w:tc>
-          <w:tcPr>
-            <w:tcW w:type="dxa" w:w="903"/>
-          </w:tcPr>
-          <w:p>
-            <w:r/>
-            <w:r>
-              <w:rPr>
-                <w:sz w:val="13"/>
-              </w:rPr>
-              <w:t>11</w:t>
-            </w:r>
-          </w:p>
-        </w:tc>
-        <w:tc>
-          <w:tcPr>
-            <w:tcW w:type="dxa" w:w="903"/>
-          </w:tcPr>
-          <w:p>
-            <w:r/>
-            <w:r>
-              <w:rPr>
-                <w:sz w:val="13"/>
-              </w:rPr>
-              <w:t>[+5.00, +17.00]</w:t>
+              <w:t>92.67</w:t>
+            </w:r>
+          </w:p>
+        </w:tc>
+        <w:tc>
+          <w:tcPr>
+            <w:tcW w:type="dxa" w:w="903"/>
+          </w:tcPr>
+          <w:p>
+            <w:r/>
+            <w:r>
+              <w:rPr>
+                <w:sz w:val="13"/>
+              </w:rPr>
+              <w:t>87.33</w:t>
+            </w:r>
+          </w:p>
+        </w:tc>
+        <w:tc>
+          <w:tcPr>
+            <w:tcW w:type="dxa" w:w="903"/>
+          </w:tcPr>
+          <w:p>
+            <w:r/>
+            <w:r>
+              <w:rPr>
+                <w:sz w:val="13"/>
+              </w:rPr>
+              <w:t>5.33</w:t>
+            </w:r>
+          </w:p>
+        </w:tc>
+        <w:tc>
+          <w:tcPr>
+            <w:tcW w:type="dxa" w:w="903"/>
+          </w:tcPr>
+          <w:p>
+            <w:r/>
+            <w:r>
+              <w:rPr>
+                <w:sz w:val="13"/>
+              </w:rPr>
+              <w:t>[+0.67, +10.00]</w:t>
             </w:r>
           </w:p>
         </w:tc>
@@ -4368,35 +4368,35 @@
               <w:rPr>
                 <w:sz w:val="13"/>
               </w:rPr>
-              <w:t>0</w:t>
-            </w:r>
-          </w:p>
-        </w:tc>
-        <w:tc>
-          <w:tcPr>
-            <w:tcW w:type="dxa" w:w="903"/>
-          </w:tcPr>
-          <w:p>
-            <w:r/>
-            <w:r>
-              <w:rPr>
-                <w:sz w:val="13"/>
-              </w:rPr>
-              <w:t>0</w:t>
-            </w:r>
-          </w:p>
-        </w:tc>
-        <w:tc>
-          <w:tcPr>
-            <w:tcW w:type="dxa" w:w="903"/>
-          </w:tcPr>
-          <w:p>
-            <w:r/>
-            <w:r>
-              <w:rPr>
-                <w:sz w:val="13"/>
-              </w:rPr>
-              <w:t>YES</w:t>
+              <w:t>0.04</w:t>
+            </w:r>
+          </w:p>
+        </w:tc>
+        <w:tc>
+          <w:tcPr>
+            <w:tcW w:type="dxa" w:w="903"/>
+          </w:tcPr>
+          <w:p>
+            <w:r/>
+            <w:r>
+              <w:rPr>
+                <w:sz w:val="13"/>
+              </w:rPr>
+              <w:t>0.12</w:t>
+            </w:r>
+          </w:p>
+        </w:tc>
+        <w:tc>
+          <w:tcPr>
+            <w:tcW w:type="dxa" w:w="903"/>
+          </w:tcPr>
+          <w:p>
+            <w:r/>
+            <w:r>
+              <w:rPr>
+                <w:sz w:val="13"/>
+              </w:rPr>
+              <w:t>no</w:t>
             </w:r>
           </w:p>
         </w:tc>
@@ -4412,21 +4412,21 @@
               <w:rPr>
                 <w:sz w:val="13"/>
               </w:rPr>
-              <w:t>Emotion validation</w:t>
-            </w:r>
-          </w:p>
-        </w:tc>
-        <w:tc>
-          <w:tcPr>
-            <w:tcW w:type="dxa" w:w="903"/>
-          </w:tcPr>
-          <w:p>
-            <w:r/>
-            <w:r>
-              <w:rPr>
-                <w:sz w:val="13"/>
-              </w:rPr>
-              <w:t>Single model, bigger: Qwen2.5-7B (4-bit) detects + responds</w:t>
+              <w:t>One question</w:t>
+            </w:r>
+          </w:p>
+        </w:tc>
+        <w:tc>
+          <w:tcPr>
+            <w:tcW w:type="dxa" w:w="903"/>
+          </w:tcPr>
+          <w:p>
+            <w:r/>
+            <w:r>
+              <w:rPr>
+                <w:sz w:val="13"/>
+              </w:rPr>
+              <w:t>Initial pipeline + retrieval (RAG)</w:t>
             </w:r>
           </w:p>
         </w:tc>
@@ -4454,49 +4454,49 @@
               <w:rPr>
                 <w:sz w:val="13"/>
               </w:rPr>
-              <w:t>36.67</w:t>
-            </w:r>
-          </w:p>
-        </w:tc>
-        <w:tc>
-          <w:tcPr>
-            <w:tcW w:type="dxa" w:w="903"/>
-          </w:tcPr>
-          <w:p>
-            <w:r/>
-            <w:r>
-              <w:rPr>
-                <w:sz w:val="13"/>
-              </w:rPr>
-              <w:t>32.33</w:t>
-            </w:r>
-          </w:p>
-        </w:tc>
-        <w:tc>
-          <w:tcPr>
-            <w:tcW w:type="dxa" w:w="903"/>
-          </w:tcPr>
-          <w:p>
-            <w:r/>
-            <w:r>
-              <w:rPr>
-                <w:sz w:val="13"/>
-              </w:rPr>
-              <w:t>4.33</w:t>
-            </w:r>
-          </w:p>
-        </w:tc>
-        <w:tc>
-          <w:tcPr>
-            <w:tcW w:type="dxa" w:w="903"/>
-          </w:tcPr>
-          <w:p>
-            <w:r/>
-            <w:r>
-              <w:rPr>
-                <w:sz w:val="13"/>
-              </w:rPr>
-              <w:t>[-1.67, +10.33]</w:t>
+              <w:t>92.67</w:t>
+            </w:r>
+          </w:p>
+        </w:tc>
+        <w:tc>
+          <w:tcPr>
+            <w:tcW w:type="dxa" w:w="903"/>
+          </w:tcPr>
+          <w:p>
+            <w:r/>
+            <w:r>
+              <w:rPr>
+                <w:sz w:val="13"/>
+              </w:rPr>
+              <w:t>78</w:t>
+            </w:r>
+          </w:p>
+        </w:tc>
+        <w:tc>
+          <w:tcPr>
+            <w:tcW w:type="dxa" w:w="903"/>
+          </w:tcPr>
+          <w:p>
+            <w:r/>
+            <w:r>
+              <w:rPr>
+                <w:sz w:val="13"/>
+              </w:rPr>
+              <w:t>14.67</w:t>
+            </w:r>
+          </w:p>
+        </w:tc>
+        <w:tc>
+          <w:tcPr>
+            <w:tcW w:type="dxa" w:w="903"/>
+          </w:tcPr>
+          <w:p>
+            <w:r/>
+            <w:r>
+              <w:rPr>
+                <w:sz w:val="13"/>
+              </w:rPr>
+              <w:t>[+8.67, +20.33]</w:t>
             </w:r>
           </w:p>
         </w:tc>
@@ -4524,35 +4524,35 @@
               <w:rPr>
                 <w:sz w:val="13"/>
               </w:rPr>
-              <w:t>0.19</w:t>
-            </w:r>
-          </w:p>
-        </w:tc>
-        <w:tc>
-          <w:tcPr>
-            <w:tcW w:type="dxa" w:w="903"/>
-          </w:tcPr>
-          <w:p>
-            <w:r/>
-            <w:r>
-              <w:rPr>
-                <w:sz w:val="13"/>
-              </w:rPr>
-              <w:t>0.19</w:t>
-            </w:r>
-          </w:p>
-        </w:tc>
-        <w:tc>
-          <w:tcPr>
-            <w:tcW w:type="dxa" w:w="903"/>
-          </w:tcPr>
-          <w:p>
-            <w:r/>
-            <w:r>
-              <w:rPr>
-                <w:sz w:val="13"/>
-              </w:rPr>
-              <w:t>no</w:t>
+              <w:t>0</w:t>
+            </w:r>
+          </w:p>
+        </w:tc>
+        <w:tc>
+          <w:tcPr>
+            <w:tcW w:type="dxa" w:w="903"/>
+          </w:tcPr>
+          <w:p>
+            <w:r/>
+            <w:r>
+              <w:rPr>
+                <w:sz w:val="13"/>
+              </w:rPr>
+              <w:t>0</w:t>
+            </w:r>
+          </w:p>
+        </w:tc>
+        <w:tc>
+          <w:tcPr>
+            <w:tcW w:type="dxa" w:w="903"/>
+          </w:tcPr>
+          <w:p>
+            <w:r/>
+            <w:r>
+              <w:rPr>
+                <w:sz w:val="13"/>
+              </w:rPr>
+              <w:t>YES</w:t>
             </w:r>
           </w:p>
         </w:tc>
@@ -4568,21 +4568,21 @@
               <w:rPr>
                 <w:sz w:val="13"/>
               </w:rPr>
-              <w:t>Emotion validation</w:t>
-            </w:r>
-          </w:p>
-        </w:tc>
-        <w:tc>
-          <w:tcPr>
-            <w:tcW w:type="dxa" w:w="903"/>
-          </w:tcPr>
-          <w:p>
-            <w:r/>
-            <w:r>
-              <w:rPr>
-                <w:sz w:val="13"/>
-              </w:rPr>
-              <w:t>Zero-shot Qwen2.5-1.5B (no detector, generic prompt)</w:t>
+              <w:t>One question</w:t>
+            </w:r>
+          </w:p>
+        </w:tc>
+        <w:tc>
+          <w:tcPr>
+            <w:tcW w:type="dxa" w:w="903"/>
+          </w:tcPr>
+          <w:p>
+            <w:r/>
+            <w:r>
+              <w:rPr>
+                <w:sz w:val="13"/>
+              </w:rPr>
+              <w:t>RoBERTa d1 + Phi-4-mini d2 (top-1 emotion)</w:t>
             </w:r>
           </w:p>
         </w:tc>
@@ -4610,49 +4610,49 @@
               <w:rPr>
                 <w:sz w:val="13"/>
               </w:rPr>
-              <w:t>36.67</w:t>
-            </w:r>
-          </w:p>
-        </w:tc>
-        <w:tc>
-          <w:tcPr>
-            <w:tcW w:type="dxa" w:w="903"/>
-          </w:tcPr>
-          <w:p>
-            <w:r/>
-            <w:r>
-              <w:rPr>
-                <w:sz w:val="13"/>
-              </w:rPr>
-              <w:t>24.67</w:t>
-            </w:r>
-          </w:p>
-        </w:tc>
-        <w:tc>
-          <w:tcPr>
-            <w:tcW w:type="dxa" w:w="903"/>
-          </w:tcPr>
-          <w:p>
-            <w:r/>
-            <w:r>
-              <w:rPr>
-                <w:sz w:val="13"/>
-              </w:rPr>
-              <w:t>12</w:t>
-            </w:r>
-          </w:p>
-        </w:tc>
-        <w:tc>
-          <w:tcPr>
-            <w:tcW w:type="dxa" w:w="903"/>
-          </w:tcPr>
-          <w:p>
-            <w:r/>
-            <w:r>
-              <w:rPr>
-                <w:sz w:val="13"/>
-              </w:rPr>
-              <w:t>[+6.00, +17.67]</w:t>
+              <w:t>92.67</w:t>
+            </w:r>
+          </w:p>
+        </w:tc>
+        <w:tc>
+          <w:tcPr>
+            <w:tcW w:type="dxa" w:w="903"/>
+          </w:tcPr>
+          <w:p>
+            <w:r/>
+            <w:r>
+              <w:rPr>
+                <w:sz w:val="13"/>
+              </w:rPr>
+              <w:t>94.67</w:t>
+            </w:r>
+          </w:p>
+        </w:tc>
+        <w:tc>
+          <w:tcPr>
+            <w:tcW w:type="dxa" w:w="903"/>
+          </w:tcPr>
+          <w:p>
+            <w:r/>
+            <w:r>
+              <w:rPr>
+                <w:sz w:val="13"/>
+              </w:rPr>
+              <w:t>-2</w:t>
+            </w:r>
+          </w:p>
+        </w:tc>
+        <w:tc>
+          <w:tcPr>
+            <w:tcW w:type="dxa" w:w="903"/>
+          </w:tcPr>
+          <w:p>
+            <w:r/>
+            <w:r>
+              <w:rPr>
+                <w:sz w:val="13"/>
+              </w:rPr>
+              <w:t>[-6.00, +1.67]</w:t>
             </w:r>
           </w:p>
         </w:tc>
@@ -4680,35 +4680,35 @@
               <w:rPr>
                 <w:sz w:val="13"/>
               </w:rPr>
-              <w:t>0</w:t>
-            </w:r>
-          </w:p>
-        </w:tc>
-        <w:tc>
-          <w:tcPr>
-            <w:tcW w:type="dxa" w:w="903"/>
-          </w:tcPr>
-          <w:p>
-            <w:r/>
-            <w:r>
-              <w:rPr>
-                <w:sz w:val="13"/>
-              </w:rPr>
-              <w:t>0</w:t>
-            </w:r>
-          </w:p>
-        </w:tc>
-        <w:tc>
-          <w:tcPr>
-            <w:tcW w:type="dxa" w:w="903"/>
-          </w:tcPr>
-          <w:p>
-            <w:r/>
-            <w:r>
-              <w:rPr>
-                <w:sz w:val="13"/>
-              </w:rPr>
-              <w:t>YES</w:t>
+              <w:t>0.39</w:t>
+            </w:r>
+          </w:p>
+        </w:tc>
+        <w:tc>
+          <w:tcPr>
+            <w:tcW w:type="dxa" w:w="903"/>
+          </w:tcPr>
+          <w:p>
+            <w:r/>
+            <w:r>
+              <w:rPr>
+                <w:sz w:val="13"/>
+              </w:rPr>
+              <w:t>0.39</w:t>
+            </w:r>
+          </w:p>
+        </w:tc>
+        <w:tc>
+          <w:tcPr>
+            <w:tcW w:type="dxa" w:w="903"/>
+          </w:tcPr>
+          <w:p>
+            <w:r/>
+            <w:r>
+              <w:rPr>
+                <w:sz w:val="13"/>
+              </w:rPr>
+              <w:t>no</w:t>
             </w:r>
           </w:p>
         </w:tc>
@@ -4738,7 +4738,7 @@
               <w:rPr>
                 <w:sz w:val="13"/>
               </w:rPr>
-              <w:t>Monolithic LoRA fine-tuned Qwen2.5-1.5B (no detector)</w:t>
+              <w:t>Single model, same generator: Phi-4-mini (4-bit) detects + responds</w:t>
             </w:r>
           </w:p>
         </w:tc>
@@ -4780,35 +4780,35 @@
               <w:rPr>
                 <w:sz w:val="13"/>
               </w:rPr>
-              <w:t>18.33</w:t>
-            </w:r>
-          </w:p>
-        </w:tc>
-        <w:tc>
-          <w:tcPr>
-            <w:tcW w:type="dxa" w:w="903"/>
-          </w:tcPr>
-          <w:p>
-            <w:r/>
-            <w:r>
-              <w:rPr>
-                <w:sz w:val="13"/>
-              </w:rPr>
-              <w:t>18.33</w:t>
-            </w:r>
-          </w:p>
-        </w:tc>
-        <w:tc>
-          <w:tcPr>
-            <w:tcW w:type="dxa" w:w="903"/>
-          </w:tcPr>
-          <w:p>
-            <w:r/>
-            <w:r>
-              <w:rPr>
-                <w:sz w:val="13"/>
-              </w:rPr>
-              <w:t>[+12.33, +24.33]</w:t>
+              <w:t>27</w:t>
+            </w:r>
+          </w:p>
+        </w:tc>
+        <w:tc>
+          <w:tcPr>
+            <w:tcW w:type="dxa" w:w="903"/>
+          </w:tcPr>
+          <w:p>
+            <w:r/>
+            <w:r>
+              <w:rPr>
+                <w:sz w:val="13"/>
+              </w:rPr>
+              <w:t>9.67</w:t>
+            </w:r>
+          </w:p>
+        </w:tc>
+        <w:tc>
+          <w:tcPr>
+            <w:tcW w:type="dxa" w:w="903"/>
+          </w:tcPr>
+          <w:p>
+            <w:r/>
+            <w:r>
+              <w:rPr>
+                <w:sz w:val="13"/>
+              </w:rPr>
+              <w:t>[+3.67, +15.33]</w:t>
             </w:r>
           </w:p>
         </w:tc>
@@ -4850,7 +4850,7 @@
               <w:rPr>
                 <w:sz w:val="13"/>
               </w:rPr>
-              <w:t>0</w:t>
+              <w:t>0.01</w:t>
             </w:r>
           </w:p>
         </w:tc>
@@ -4894,7 +4894,7 @@
               <w:rPr>
                 <w:sz w:val="13"/>
               </w:rPr>
-              <w:t>Initial pipeline: GPT-2 Medium d1 + Qwen2.5-1.5B d2</w:t>
+              <w:t>Single model, same size: Qwen2.5-1.5B detects + responds</w:t>
             </w:r>
           </w:p>
         </w:tc>
@@ -4936,35 +4936,35 @@
               <w:rPr>
                 <w:sz w:val="13"/>
               </w:rPr>
-              <w:t>26</w:t>
-            </w:r>
-          </w:p>
-        </w:tc>
-        <w:tc>
-          <w:tcPr>
-            <w:tcW w:type="dxa" w:w="903"/>
-          </w:tcPr>
-          <w:p>
-            <w:r/>
-            <w:r>
-              <w:rPr>
-                <w:sz w:val="13"/>
-              </w:rPr>
-              <w:t>10.67</w:t>
-            </w:r>
-          </w:p>
-        </w:tc>
-        <w:tc>
-          <w:tcPr>
-            <w:tcW w:type="dxa" w:w="903"/>
-          </w:tcPr>
-          <w:p>
-            <w:r/>
-            <w:r>
-              <w:rPr>
-                <w:sz w:val="13"/>
-              </w:rPr>
-              <w:t>[+5.00, +16.33]</w:t>
+              <w:t>25.67</w:t>
+            </w:r>
+          </w:p>
+        </w:tc>
+        <w:tc>
+          <w:tcPr>
+            <w:tcW w:type="dxa" w:w="903"/>
+          </w:tcPr>
+          <w:p>
+            <w:r/>
+            <w:r>
+              <w:rPr>
+                <w:sz w:val="13"/>
+              </w:rPr>
+              <w:t>11</w:t>
+            </w:r>
+          </w:p>
+        </w:tc>
+        <w:tc>
+          <w:tcPr>
+            <w:tcW w:type="dxa" w:w="903"/>
+          </w:tcPr>
+          <w:p>
+            <w:r/>
+            <w:r>
+              <w:rPr>
+                <w:sz w:val="13"/>
+              </w:rPr>
+              <w:t>[+5.00, +17.00]</w:t>
             </w:r>
           </w:p>
         </w:tc>
@@ -5050,7 +5050,7 @@
               <w:rPr>
                 <w:sz w:val="13"/>
               </w:rPr>
-              <w:t>Initial pipeline + retrieval (RAG)</w:t>
+              <w:t>Single model, bigger: Qwen2.5-7B (4-bit) detects + responds</w:t>
             </w:r>
           </w:p>
         </w:tc>
@@ -5092,35 +5092,35 @@
               <w:rPr>
                 <w:sz w:val="13"/>
               </w:rPr>
-              <w:t>27.67</w:t>
-            </w:r>
-          </w:p>
-        </w:tc>
-        <w:tc>
-          <w:tcPr>
-            <w:tcW w:type="dxa" w:w="903"/>
-          </w:tcPr>
-          <w:p>
-            <w:r/>
-            <w:r>
-              <w:rPr>
-                <w:sz w:val="13"/>
-              </w:rPr>
-              <w:t>9</w:t>
-            </w:r>
-          </w:p>
-        </w:tc>
-        <w:tc>
-          <w:tcPr>
-            <w:tcW w:type="dxa" w:w="903"/>
-          </w:tcPr>
-          <w:p>
-            <w:r/>
-            <w:r>
-              <w:rPr>
-                <w:sz w:val="13"/>
-              </w:rPr>
-              <w:t>[+3.00, +15.00]</w:t>
+              <w:t>32.33</w:t>
+            </w:r>
+          </w:p>
+        </w:tc>
+        <w:tc>
+          <w:tcPr>
+            <w:tcW w:type="dxa" w:w="903"/>
+          </w:tcPr>
+          <w:p>
+            <w:r/>
+            <w:r>
+              <w:rPr>
+                <w:sz w:val="13"/>
+              </w:rPr>
+              <w:t>4.33</w:t>
+            </w:r>
+          </w:p>
+        </w:tc>
+        <w:tc>
+          <w:tcPr>
+            <w:tcW w:type="dxa" w:w="903"/>
+          </w:tcPr>
+          <w:p>
+            <w:r/>
+            <w:r>
+              <w:rPr>
+                <w:sz w:val="13"/>
+              </w:rPr>
+              <w:t>[-1.67, +10.33]</w:t>
             </w:r>
           </w:p>
         </w:tc>
@@ -5148,35 +5148,35 @@
               <w:rPr>
                 <w:sz w:val="13"/>
               </w:rPr>
-              <w:t>0.01</w:t>
-            </w:r>
-          </w:p>
-        </w:tc>
-        <w:tc>
-          <w:tcPr>
-            <w:tcW w:type="dxa" w:w="903"/>
-          </w:tcPr>
-          <w:p>
-            <w:r/>
-            <w:r>
-              <w:rPr>
-                <w:sz w:val="13"/>
-              </w:rPr>
-              <w:t>0.01</w:t>
-            </w:r>
-          </w:p>
-        </w:tc>
-        <w:tc>
-          <w:tcPr>
-            <w:tcW w:type="dxa" w:w="903"/>
-          </w:tcPr>
-          <w:p>
-            <w:r/>
-            <w:r>
-              <w:rPr>
-                <w:sz w:val="13"/>
-              </w:rPr>
-              <w:t>YES</w:t>
+              <w:t>0.19</w:t>
+            </w:r>
+          </w:p>
+        </w:tc>
+        <w:tc>
+          <w:tcPr>
+            <w:tcW w:type="dxa" w:w="903"/>
+          </w:tcPr>
+          <w:p>
+            <w:r/>
+            <w:r>
+              <w:rPr>
+                <w:sz w:val="13"/>
+              </w:rPr>
+              <w:t>0.19</w:t>
+            </w:r>
+          </w:p>
+        </w:tc>
+        <w:tc>
+          <w:tcPr>
+            <w:tcW w:type="dxa" w:w="903"/>
+          </w:tcPr>
+          <w:p>
+            <w:r/>
+            <w:r>
+              <w:rPr>
+                <w:sz w:val="13"/>
+              </w:rPr>
+              <w:t>no</w:t>
             </w:r>
           </w:p>
         </w:tc>
@@ -5206,6 +5206,630 @@
               <w:rPr>
                 <w:sz w:val="13"/>
               </w:rPr>
+              <w:t>Zero-shot Qwen2.5-1.5B (no detector, generic prompt)</w:t>
+            </w:r>
+          </w:p>
+        </w:tc>
+        <w:tc>
+          <w:tcPr>
+            <w:tcW w:type="dxa" w:w="903"/>
+          </w:tcPr>
+          <w:p>
+            <w:r/>
+            <w:r>
+              <w:rPr>
+                <w:sz w:val="13"/>
+              </w:rPr>
+              <w:t>300</w:t>
+            </w:r>
+          </w:p>
+        </w:tc>
+        <w:tc>
+          <w:tcPr>
+            <w:tcW w:type="dxa" w:w="903"/>
+          </w:tcPr>
+          <w:p>
+            <w:r/>
+            <w:r>
+              <w:rPr>
+                <w:sz w:val="13"/>
+              </w:rPr>
+              <w:t>36.67</w:t>
+            </w:r>
+          </w:p>
+        </w:tc>
+        <w:tc>
+          <w:tcPr>
+            <w:tcW w:type="dxa" w:w="903"/>
+          </w:tcPr>
+          <w:p>
+            <w:r/>
+            <w:r>
+              <w:rPr>
+                <w:sz w:val="13"/>
+              </w:rPr>
+              <w:t>24.67</w:t>
+            </w:r>
+          </w:p>
+        </w:tc>
+        <w:tc>
+          <w:tcPr>
+            <w:tcW w:type="dxa" w:w="903"/>
+          </w:tcPr>
+          <w:p>
+            <w:r/>
+            <w:r>
+              <w:rPr>
+                <w:sz w:val="13"/>
+              </w:rPr>
+              <w:t>12</w:t>
+            </w:r>
+          </w:p>
+        </w:tc>
+        <w:tc>
+          <w:tcPr>
+            <w:tcW w:type="dxa" w:w="903"/>
+          </w:tcPr>
+          <w:p>
+            <w:r/>
+            <w:r>
+              <w:rPr>
+                <w:sz w:val="13"/>
+              </w:rPr>
+              <w:t>[+6.00, +17.67]</w:t>
+            </w:r>
+          </w:p>
+        </w:tc>
+        <w:tc>
+          <w:tcPr>
+            <w:tcW w:type="dxa" w:w="903"/>
+          </w:tcPr>
+          <w:p>
+            <w:r/>
+            <w:r>
+              <w:rPr>
+                <w:sz w:val="13"/>
+              </w:rPr>
+              <w:t>McNemar exact</w:t>
+            </w:r>
+          </w:p>
+        </w:tc>
+        <w:tc>
+          <w:tcPr>
+            <w:tcW w:type="dxa" w:w="903"/>
+          </w:tcPr>
+          <w:p>
+            <w:r/>
+            <w:r>
+              <w:rPr>
+                <w:sz w:val="13"/>
+              </w:rPr>
+              <w:t>0</w:t>
+            </w:r>
+          </w:p>
+        </w:tc>
+        <w:tc>
+          <w:tcPr>
+            <w:tcW w:type="dxa" w:w="903"/>
+          </w:tcPr>
+          <w:p>
+            <w:r/>
+            <w:r>
+              <w:rPr>
+                <w:sz w:val="13"/>
+              </w:rPr>
+              <w:t>0</w:t>
+            </w:r>
+          </w:p>
+        </w:tc>
+        <w:tc>
+          <w:tcPr>
+            <w:tcW w:type="dxa" w:w="903"/>
+          </w:tcPr>
+          <w:p>
+            <w:r/>
+            <w:r>
+              <w:rPr>
+                <w:sz w:val="13"/>
+              </w:rPr>
+              <w:t>YES</w:t>
+            </w:r>
+          </w:p>
+        </w:tc>
+      </w:tr>
+      <w:tr>
+        <w:tc>
+          <w:tcPr>
+            <w:tcW w:type="dxa" w:w="903"/>
+          </w:tcPr>
+          <w:p>
+            <w:r/>
+            <w:r>
+              <w:rPr>
+                <w:sz w:val="13"/>
+              </w:rPr>
+              <w:t>Emotion validation</w:t>
+            </w:r>
+          </w:p>
+        </w:tc>
+        <w:tc>
+          <w:tcPr>
+            <w:tcW w:type="dxa" w:w="903"/>
+          </w:tcPr>
+          <w:p>
+            <w:r/>
+            <w:r>
+              <w:rPr>
+                <w:sz w:val="13"/>
+              </w:rPr>
+              <w:t>Monolithic LoRA fine-tuned Qwen2.5-1.5B (no detector)</w:t>
+            </w:r>
+          </w:p>
+        </w:tc>
+        <w:tc>
+          <w:tcPr>
+            <w:tcW w:type="dxa" w:w="903"/>
+          </w:tcPr>
+          <w:p>
+            <w:r/>
+            <w:r>
+              <w:rPr>
+                <w:sz w:val="13"/>
+              </w:rPr>
+              <w:t>300</w:t>
+            </w:r>
+          </w:p>
+        </w:tc>
+        <w:tc>
+          <w:tcPr>
+            <w:tcW w:type="dxa" w:w="903"/>
+          </w:tcPr>
+          <w:p>
+            <w:r/>
+            <w:r>
+              <w:rPr>
+                <w:sz w:val="13"/>
+              </w:rPr>
+              <w:t>36.67</w:t>
+            </w:r>
+          </w:p>
+        </w:tc>
+        <w:tc>
+          <w:tcPr>
+            <w:tcW w:type="dxa" w:w="903"/>
+          </w:tcPr>
+          <w:p>
+            <w:r/>
+            <w:r>
+              <w:rPr>
+                <w:sz w:val="13"/>
+              </w:rPr>
+              <w:t>18.33</w:t>
+            </w:r>
+          </w:p>
+        </w:tc>
+        <w:tc>
+          <w:tcPr>
+            <w:tcW w:type="dxa" w:w="903"/>
+          </w:tcPr>
+          <w:p>
+            <w:r/>
+            <w:r>
+              <w:rPr>
+                <w:sz w:val="13"/>
+              </w:rPr>
+              <w:t>18.33</w:t>
+            </w:r>
+          </w:p>
+        </w:tc>
+        <w:tc>
+          <w:tcPr>
+            <w:tcW w:type="dxa" w:w="903"/>
+          </w:tcPr>
+          <w:p>
+            <w:r/>
+            <w:r>
+              <w:rPr>
+                <w:sz w:val="13"/>
+              </w:rPr>
+              <w:t>[+12.33, +24.33]</w:t>
+            </w:r>
+          </w:p>
+        </w:tc>
+        <w:tc>
+          <w:tcPr>
+            <w:tcW w:type="dxa" w:w="903"/>
+          </w:tcPr>
+          <w:p>
+            <w:r/>
+            <w:r>
+              <w:rPr>
+                <w:sz w:val="13"/>
+              </w:rPr>
+              <w:t>McNemar exact</w:t>
+            </w:r>
+          </w:p>
+        </w:tc>
+        <w:tc>
+          <w:tcPr>
+            <w:tcW w:type="dxa" w:w="903"/>
+          </w:tcPr>
+          <w:p>
+            <w:r/>
+            <w:r>
+              <w:rPr>
+                <w:sz w:val="13"/>
+              </w:rPr>
+              <w:t>0</w:t>
+            </w:r>
+          </w:p>
+        </w:tc>
+        <w:tc>
+          <w:tcPr>
+            <w:tcW w:type="dxa" w:w="903"/>
+          </w:tcPr>
+          <w:p>
+            <w:r/>
+            <w:r>
+              <w:rPr>
+                <w:sz w:val="13"/>
+              </w:rPr>
+              <w:t>0</w:t>
+            </w:r>
+          </w:p>
+        </w:tc>
+        <w:tc>
+          <w:tcPr>
+            <w:tcW w:type="dxa" w:w="903"/>
+          </w:tcPr>
+          <w:p>
+            <w:r/>
+            <w:r>
+              <w:rPr>
+                <w:sz w:val="13"/>
+              </w:rPr>
+              <w:t>YES</w:t>
+            </w:r>
+          </w:p>
+        </w:tc>
+      </w:tr>
+      <w:tr>
+        <w:tc>
+          <w:tcPr>
+            <w:tcW w:type="dxa" w:w="903"/>
+          </w:tcPr>
+          <w:p>
+            <w:r/>
+            <w:r>
+              <w:rPr>
+                <w:sz w:val="13"/>
+              </w:rPr>
+              <w:t>Emotion validation</w:t>
+            </w:r>
+          </w:p>
+        </w:tc>
+        <w:tc>
+          <w:tcPr>
+            <w:tcW w:type="dxa" w:w="903"/>
+          </w:tcPr>
+          <w:p>
+            <w:r/>
+            <w:r>
+              <w:rPr>
+                <w:sz w:val="13"/>
+              </w:rPr>
+              <w:t>Initial pipeline: GPT-2 Medium d1 + Qwen2.5-1.5B d2</w:t>
+            </w:r>
+          </w:p>
+        </w:tc>
+        <w:tc>
+          <w:tcPr>
+            <w:tcW w:type="dxa" w:w="903"/>
+          </w:tcPr>
+          <w:p>
+            <w:r/>
+            <w:r>
+              <w:rPr>
+                <w:sz w:val="13"/>
+              </w:rPr>
+              <w:t>300</w:t>
+            </w:r>
+          </w:p>
+        </w:tc>
+        <w:tc>
+          <w:tcPr>
+            <w:tcW w:type="dxa" w:w="903"/>
+          </w:tcPr>
+          <w:p>
+            <w:r/>
+            <w:r>
+              <w:rPr>
+                <w:sz w:val="13"/>
+              </w:rPr>
+              <w:t>36.67</w:t>
+            </w:r>
+          </w:p>
+        </w:tc>
+        <w:tc>
+          <w:tcPr>
+            <w:tcW w:type="dxa" w:w="903"/>
+          </w:tcPr>
+          <w:p>
+            <w:r/>
+            <w:r>
+              <w:rPr>
+                <w:sz w:val="13"/>
+              </w:rPr>
+              <w:t>26</w:t>
+            </w:r>
+          </w:p>
+        </w:tc>
+        <w:tc>
+          <w:tcPr>
+            <w:tcW w:type="dxa" w:w="903"/>
+          </w:tcPr>
+          <w:p>
+            <w:r/>
+            <w:r>
+              <w:rPr>
+                <w:sz w:val="13"/>
+              </w:rPr>
+              <w:t>10.67</w:t>
+            </w:r>
+          </w:p>
+        </w:tc>
+        <w:tc>
+          <w:tcPr>
+            <w:tcW w:type="dxa" w:w="903"/>
+          </w:tcPr>
+          <w:p>
+            <w:r/>
+            <w:r>
+              <w:rPr>
+                <w:sz w:val="13"/>
+              </w:rPr>
+              <w:t>[+5.00, +16.33]</w:t>
+            </w:r>
+          </w:p>
+        </w:tc>
+        <w:tc>
+          <w:tcPr>
+            <w:tcW w:type="dxa" w:w="903"/>
+          </w:tcPr>
+          <w:p>
+            <w:r/>
+            <w:r>
+              <w:rPr>
+                <w:sz w:val="13"/>
+              </w:rPr>
+              <w:t>McNemar exact</w:t>
+            </w:r>
+          </w:p>
+        </w:tc>
+        <w:tc>
+          <w:tcPr>
+            <w:tcW w:type="dxa" w:w="903"/>
+          </w:tcPr>
+          <w:p>
+            <w:r/>
+            <w:r>
+              <w:rPr>
+                <w:sz w:val="13"/>
+              </w:rPr>
+              <w:t>0</w:t>
+            </w:r>
+          </w:p>
+        </w:tc>
+        <w:tc>
+          <w:tcPr>
+            <w:tcW w:type="dxa" w:w="903"/>
+          </w:tcPr>
+          <w:p>
+            <w:r/>
+            <w:r>
+              <w:rPr>
+                <w:sz w:val="13"/>
+              </w:rPr>
+              <w:t>0</w:t>
+            </w:r>
+          </w:p>
+        </w:tc>
+        <w:tc>
+          <w:tcPr>
+            <w:tcW w:type="dxa" w:w="903"/>
+          </w:tcPr>
+          <w:p>
+            <w:r/>
+            <w:r>
+              <w:rPr>
+                <w:sz w:val="13"/>
+              </w:rPr>
+              <w:t>YES</w:t>
+            </w:r>
+          </w:p>
+        </w:tc>
+      </w:tr>
+      <w:tr>
+        <w:tc>
+          <w:tcPr>
+            <w:tcW w:type="dxa" w:w="903"/>
+          </w:tcPr>
+          <w:p>
+            <w:r/>
+            <w:r>
+              <w:rPr>
+                <w:sz w:val="13"/>
+              </w:rPr>
+              <w:t>Emotion validation</w:t>
+            </w:r>
+          </w:p>
+        </w:tc>
+        <w:tc>
+          <w:tcPr>
+            <w:tcW w:type="dxa" w:w="903"/>
+          </w:tcPr>
+          <w:p>
+            <w:r/>
+            <w:r>
+              <w:rPr>
+                <w:sz w:val="13"/>
+              </w:rPr>
+              <w:t>Initial pipeline + retrieval (RAG)</w:t>
+            </w:r>
+          </w:p>
+        </w:tc>
+        <w:tc>
+          <w:tcPr>
+            <w:tcW w:type="dxa" w:w="903"/>
+          </w:tcPr>
+          <w:p>
+            <w:r/>
+            <w:r>
+              <w:rPr>
+                <w:sz w:val="13"/>
+              </w:rPr>
+              <w:t>300</w:t>
+            </w:r>
+          </w:p>
+        </w:tc>
+        <w:tc>
+          <w:tcPr>
+            <w:tcW w:type="dxa" w:w="903"/>
+          </w:tcPr>
+          <w:p>
+            <w:r/>
+            <w:r>
+              <w:rPr>
+                <w:sz w:val="13"/>
+              </w:rPr>
+              <w:t>36.67</w:t>
+            </w:r>
+          </w:p>
+        </w:tc>
+        <w:tc>
+          <w:tcPr>
+            <w:tcW w:type="dxa" w:w="903"/>
+          </w:tcPr>
+          <w:p>
+            <w:r/>
+            <w:r>
+              <w:rPr>
+                <w:sz w:val="13"/>
+              </w:rPr>
+              <w:t>27.67</w:t>
+            </w:r>
+          </w:p>
+        </w:tc>
+        <w:tc>
+          <w:tcPr>
+            <w:tcW w:type="dxa" w:w="903"/>
+          </w:tcPr>
+          <w:p>
+            <w:r/>
+            <w:r>
+              <w:rPr>
+                <w:sz w:val="13"/>
+              </w:rPr>
+              <w:t>9</w:t>
+            </w:r>
+          </w:p>
+        </w:tc>
+        <w:tc>
+          <w:tcPr>
+            <w:tcW w:type="dxa" w:w="903"/>
+          </w:tcPr>
+          <w:p>
+            <w:r/>
+            <w:r>
+              <w:rPr>
+                <w:sz w:val="13"/>
+              </w:rPr>
+              <w:t>[+3.00, +15.00]</w:t>
+            </w:r>
+          </w:p>
+        </w:tc>
+        <w:tc>
+          <w:tcPr>
+            <w:tcW w:type="dxa" w:w="903"/>
+          </w:tcPr>
+          <w:p>
+            <w:r/>
+            <w:r>
+              <w:rPr>
+                <w:sz w:val="13"/>
+              </w:rPr>
+              <w:t>McNemar exact</w:t>
+            </w:r>
+          </w:p>
+        </w:tc>
+        <w:tc>
+          <w:tcPr>
+            <w:tcW w:type="dxa" w:w="903"/>
+          </w:tcPr>
+          <w:p>
+            <w:r/>
+            <w:r>
+              <w:rPr>
+                <w:sz w:val="13"/>
+              </w:rPr>
+              <w:t>0.01</w:t>
+            </w:r>
+          </w:p>
+        </w:tc>
+        <w:tc>
+          <w:tcPr>
+            <w:tcW w:type="dxa" w:w="903"/>
+          </w:tcPr>
+          <w:p>
+            <w:r/>
+            <w:r>
+              <w:rPr>
+                <w:sz w:val="13"/>
+              </w:rPr>
+              <w:t>0.01</w:t>
+            </w:r>
+          </w:p>
+        </w:tc>
+        <w:tc>
+          <w:tcPr>
+            <w:tcW w:type="dxa" w:w="903"/>
+          </w:tcPr>
+          <w:p>
+            <w:r/>
+            <w:r>
+              <w:rPr>
+                <w:sz w:val="13"/>
+              </w:rPr>
+              <w:t>YES</w:t>
+            </w:r>
+          </w:p>
+        </w:tc>
+      </w:tr>
+      <w:tr>
+        <w:tc>
+          <w:tcPr>
+            <w:tcW w:type="dxa" w:w="903"/>
+          </w:tcPr>
+          <w:p>
+            <w:r/>
+            <w:r>
+              <w:rPr>
+                <w:sz w:val="13"/>
+              </w:rPr>
+              <w:t>Emotion validation</w:t>
+            </w:r>
+          </w:p>
+        </w:tc>
+        <w:tc>
+          <w:tcPr>
+            <w:tcW w:type="dxa" w:w="903"/>
+          </w:tcPr>
+          <w:p>
+            <w:r/>
+            <w:r>
+              <w:rPr>
+                <w:sz w:val="13"/>
+              </w:rPr>
               <w:t>RoBERTa d1 + Phi-4-mini d2 (top-1 emotion)</w:t>
             </w:r>
           </w:p>
@@ -5319,6 +5943,162 @@
                 <w:sz w:val="13"/>
               </w:rPr>
               <w:t>0.01</w:t>
+            </w:r>
+          </w:p>
+        </w:tc>
+        <w:tc>
+          <w:tcPr>
+            <w:tcW w:type="dxa" w:w="903"/>
+          </w:tcPr>
+          <w:p>
+            <w:r/>
+            <w:r>
+              <w:rPr>
+                <w:sz w:val="13"/>
+              </w:rPr>
+              <w:t>YES</w:t>
+            </w:r>
+          </w:p>
+        </w:tc>
+      </w:tr>
+      <w:tr>
+        <w:tc>
+          <w:tcPr>
+            <w:tcW w:type="dxa" w:w="903"/>
+          </w:tcPr>
+          <w:p>
+            <w:r/>
+            <w:r>
+              <w:rPr>
+                <w:sz w:val="13"/>
+              </w:rPr>
+              <w:t>WASSA empathy</w:t>
+            </w:r>
+          </w:p>
+        </w:tc>
+        <w:tc>
+          <w:tcPr>
+            <w:tcW w:type="dxa" w:w="903"/>
+          </w:tcPr>
+          <w:p>
+            <w:r/>
+            <w:r>
+              <w:rPr>
+                <w:sz w:val="13"/>
+              </w:rPr>
+              <w:t>Single model, same generator: Phi-4-mini (4-bit) detects + responds</w:t>
+            </w:r>
+          </w:p>
+        </w:tc>
+        <w:tc>
+          <w:tcPr>
+            <w:tcW w:type="dxa" w:w="903"/>
+          </w:tcPr>
+          <w:p>
+            <w:r/>
+            <w:r>
+              <w:rPr>
+                <w:sz w:val="13"/>
+              </w:rPr>
+              <w:t>300</w:t>
+            </w:r>
+          </w:p>
+        </w:tc>
+        <w:tc>
+          <w:tcPr>
+            <w:tcW w:type="dxa" w:w="903"/>
+          </w:tcPr>
+          <w:p>
+            <w:r/>
+            <w:r>
+              <w:rPr>
+                <w:sz w:val="13"/>
+              </w:rPr>
+              <w:t>5.05</w:t>
+            </w:r>
+          </w:p>
+        </w:tc>
+        <w:tc>
+          <w:tcPr>
+            <w:tcW w:type="dxa" w:w="903"/>
+          </w:tcPr>
+          <w:p>
+            <w:r/>
+            <w:r>
+              <w:rPr>
+                <w:sz w:val="13"/>
+              </w:rPr>
+              <w:t>4.75</w:t>
+            </w:r>
+          </w:p>
+        </w:tc>
+        <w:tc>
+          <w:tcPr>
+            <w:tcW w:type="dxa" w:w="903"/>
+          </w:tcPr>
+          <w:p>
+            <w:r/>
+            <w:r>
+              <w:rPr>
+                <w:sz w:val="13"/>
+              </w:rPr>
+              <w:t>0.3</w:t>
+            </w:r>
+          </w:p>
+        </w:tc>
+        <w:tc>
+          <w:tcPr>
+            <w:tcW w:type="dxa" w:w="903"/>
+          </w:tcPr>
+          <w:p>
+            <w:r/>
+            <w:r>
+              <w:rPr>
+                <w:sz w:val="13"/>
+              </w:rPr>
+              <w:t>[+0.19, +0.41]</w:t>
+            </w:r>
+          </w:p>
+        </w:tc>
+        <w:tc>
+          <w:tcPr>
+            <w:tcW w:type="dxa" w:w="903"/>
+          </w:tcPr>
+          <w:p>
+            <w:r/>
+            <w:r>
+              <w:rPr>
+                <w:sz w:val="13"/>
+              </w:rPr>
+              <w:t>Wilcoxon signed-rank</w:t>
+            </w:r>
+          </w:p>
+        </w:tc>
+        <w:tc>
+          <w:tcPr>
+            <w:tcW w:type="dxa" w:w="903"/>
+          </w:tcPr>
+          <w:p>
+            <w:r/>
+            <w:r>
+              <w:rPr>
+                <w:sz w:val="13"/>
+              </w:rPr>
+              <w:t>0</w:t>
+            </w:r>
+          </w:p>
+        </w:tc>
+        <w:tc>
+          <w:tcPr>
+            <w:tcW w:type="dxa" w:w="903"/>
+          </w:tcPr>
+          <w:p>
+            <w:r/>
+            <w:r>
+              <w:rPr>
+                <w:sz w:val="13"/>
+              </w:rPr>
+              <w:t>0</w:t>
             </w:r>
           </w:p>
         </w:tc>
@@ -12032,6 +12812,92 @@
                 <w:sz w:val="16"/>
               </w:rPr>
               <w:t>0</w:t>
+            </w:r>
+          </w:p>
+        </w:tc>
+      </w:tr>
+      <w:tr>
+        <w:tc>
+          <w:tcPr>
+            <w:tcW w:type="dxa" w:w="1656"/>
+          </w:tcPr>
+          <w:p>
+            <w:r/>
+            <w:r>
+              <w:rPr>
+                <w:sz w:val="16"/>
+              </w:rPr>
+              <w:t>Single model, same generator: Phi-4-mini (4-bit) detects + responds</w:t>
+            </w:r>
+          </w:p>
+        </w:tc>
+        <w:tc>
+          <w:tcPr>
+            <w:tcW w:type="dxa" w:w="1656"/>
+          </w:tcPr>
+          <w:p>
+            <w:r/>
+            <w:r>
+              <w:rPr>
+                <w:sz w:val="16"/>
+              </w:rPr>
+              <w:t>73.5</w:t>
+            </w:r>
+          </w:p>
+        </w:tc>
+        <w:tc>
+          <w:tcPr>
+            <w:tcW w:type="dxa" w:w="1656"/>
+          </w:tcPr>
+          <w:p>
+            <w:r/>
+            <w:r>
+              <w:rPr>
+                <w:sz w:val="16"/>
+              </w:rPr>
+              <w:t>99.3</w:t>
+            </w:r>
+          </w:p>
+        </w:tc>
+        <w:tc>
+          <w:tcPr>
+            <w:tcW w:type="dxa" w:w="1656"/>
+          </w:tcPr>
+          <w:p>
+            <w:r/>
+            <w:r>
+              <w:rPr>
+                <w:sz w:val="16"/>
+              </w:rPr>
+              <w:t>4.75</w:t>
+            </w:r>
+          </w:p>
+        </w:tc>
+        <w:tc>
+          <w:tcPr>
+            <w:tcW w:type="dxa" w:w="1656"/>
+          </w:tcPr>
+          <w:p>
+            <w:r/>
+            <w:r>
+              <w:rPr>
+                <w:sz w:val="16"/>
+              </w:rPr>
+              <w:t>0.1</w:t>
+            </w:r>
+          </w:p>
+        </w:tc>
+        <w:tc>
+          <w:tcPr>
+            <w:tcW w:type="dxa" w:w="1656"/>
+          </w:tcPr>
+          <w:p>
+            <w:r/>
+            <w:r>
+              <w:rPr>
+                <w:sz w:val="16"/>
+              </w:rPr>
+              <w:t>0.09</w:t>
             </w:r>
           </w:p>
         </w:tc>

--- a/writing/Chapter 5 - 5.3 Statistical Analysis/WRITING_GUIDE.docx
+++ b/writing/Chapter 5 - 5.3 Statistical Analysis/WRITING_GUIDE.docx
@@ -14050,7 +14050,7 @@
               <w:rPr>
                 <w:sz w:val="16"/>
               </w:rPr>
-              <w:t>System-level ranking vs AI-judge panel (6 systems)</w:t>
+              <w:t>System-level ranking vs AI-judge panel (8 systems)</w:t>
             </w:r>
           </w:p>
         </w:tc>
@@ -14064,7 +14064,7 @@
               <w:rPr>
                 <w:sz w:val="16"/>
               </w:rPr>
-              <w:t>Spearman rho = 0.94</w:t>
+              <w:t>Spearman rho = 0.74</w:t>
             </w:r>
           </w:p>
         </w:tc>
@@ -14122,7 +14122,7 @@
               <w:rPr>
                 <w:sz w:val="16"/>
               </w:rPr>
-              <w:t>rho = 0.25 (p = 4.9e-07, N = 384)</w:t>
+              <w:t>rho = 0.30 (p = 2.0e-12, N = 512)</w:t>
             </w:r>
           </w:p>
         </w:tc>
@@ -14180,7 +14180,7 @@
               <w:rPr>
                 <w:sz w:val="16"/>
               </w:rPr>
-              <w:t>partial rho = 0.24 (p = 1.4e-06)</w:t>
+              <w:t>partial rho = 0.25 (p = 1.7e-08)</w:t>
             </w:r>
           </w:p>
         </w:tc>
@@ -14238,7 +14238,7 @@
               <w:rPr>
                 <w:sz w:val="16"/>
               </w:rPr>
-              <w:t>rho = 0.05 to 0.26; 2 of 6 significant</w:t>
+              <w:t>rho = 0.05 to 0.41; 4 of 8 significant</w:t>
             </w:r>
           </w:p>
         </w:tc>
@@ -14296,7 +14296,7 @@
               <w:rPr>
                 <w:sz w:val="16"/>
               </w:rPr>
-              <w:t>rho = 0.60</w:t>
+              <w:t>rho = 0.69</w:t>
             </w:r>
           </w:p>
         </w:tc>
@@ -14529,7 +14529,7 @@
               <w:rPr>
                 <w:sz w:val="16"/>
               </w:rPr>
-              <w:t>384</w:t>
+              <w:t>512</w:t>
             </w:r>
           </w:p>
         </w:tc>
@@ -14543,7 +14543,7 @@
               <w:rPr>
                 <w:sz w:val="16"/>
               </w:rPr>
-              <w:t>rho = 0.596 (p = 3.0e-38)</w:t>
+              <w:t>rho = 0.690 (p = 9.9e-74)</w:t>
             </w:r>
           </w:p>
         </w:tc>
@@ -14557,7 +14557,7 @@
               <w:rPr>
                 <w:sz w:val="16"/>
               </w:rPr>
-              <w:t>rho = 0.596</w:t>
+              <w:t>rho = 0.595</w:t>
             </w:r>
           </w:p>
         </w:tc>
@@ -14587,7 +14587,7 @@
               <w:rPr>
                 <w:sz w:val="16"/>
               </w:rPr>
-              <w:t>384</w:t>
+              <w:t>512</w:t>
             </w:r>
           </w:p>
         </w:tc>
@@ -14601,7 +14601,7 @@
               <w:rPr>
                 <w:sz w:val="16"/>
               </w:rPr>
-              <w:t>rho = 0.604 (p = 1.6e-39)</w:t>
+              <w:t>rho = 0.683 (p = 1.5e-71)</w:t>
             </w:r>
           </w:p>
         </w:tc>
@@ -14615,7 +14615,7 @@
               <w:rPr>
                 <w:sz w:val="16"/>
               </w:rPr>
-              <w:t>rho = 0.604</w:t>
+              <w:t>rho = 0.598</w:t>
             </w:r>
           </w:p>
         </w:tc>
@@ -14631,7 +14631,7 @@
               <w:rPr>
                 <w:sz w:val="16"/>
               </w:rPr>
-              <w:t>Do both judges rank the 6 systems in the same order (overall)?</w:t>
+              <w:t>Do both judges rank the 8 systems in the same order (overall)?</w:t>
             </w:r>
           </w:p>
         </w:tc>
@@ -14645,7 +14645,7 @@
               <w:rPr>
                 <w:sz w:val="16"/>
               </w:rPr>
-              <w:t>6</w:t>
+              <w:t>8</w:t>
             </w:r>
           </w:p>
         </w:tc>
@@ -14673,7 +14673,7 @@
               <w:rPr>
                 <w:sz w:val="16"/>
               </w:rPr>
-              <w:t>rank rho = 0.94</w:t>
+              <w:t>rank rho = 0.98</w:t>
             </w:r>
           </w:p>
         </w:tc>

--- a/writing/Chapter 5 - 5.3 Statistical Analysis/WRITING_GUIDE.docx
+++ b/writing/Chapter 5 - 5.3 Statistical Analysis/WRITING_GUIDE.docx
@@ -18,10 +18,10 @@
         <w:rPr>
           <w:b/>
         </w:rPr>
-        <w:t>Update (14 Sep 2026): AI-judge scores for all 7 systems are in.</w:t>
+        <w:t>Update (14 Sep 2026): AI-judge scores for all 8 systems are in.</w:t>
       </w:r>
       <w:r>
-        <w:t xml:space="preserve"> The panel is now two judges (Nemotron 3 Ultra + gpt-oss-120b) because Mistral Large became unavailable. Judge numbers in the draft below are from the earlier three-judge, five-system run and are superseded - use </w:t>
+        <w:t xml:space="preserve"> The AI-judge panel is two judges (Nemotron 3 Ultra + gpt-oss-120b), and every judge number in the draft below is superseded - use </w:t>
       </w:r>
       <w:r>
         <w:rPr>
@@ -13602,7 +13602,7 @@
     </w:p>
     <w:p>
       <w:r>
-        <w:t xml:space="preserve">Because WASSA scores support several claims, we checked how far they can be trusted, on the 320 replies that were also scored by all three AI judges (Table 5.x). At the </w:t>
+        <w:t xml:space="preserve">Because WASSA scores support several claims, we checked how far they can be trusted, on the replies that were also scored by the AI judges (Table 5.x). At the </w:t>
       </w:r>
       <w:r>
         <w:rPr>
@@ -14391,7 +14391,7 @@
     </w:p>
     <w:p>
       <w:r>
-        <w:t xml:space="preserve">The three judges agree closely with each other (Table 5.x). Per-reply Spearman correlations between pairs of judges are 0.75-0.79 for empathy and 0.78-0.80 for the overall score across 320 replies, and 0.57-0.63 when the clearly broken fine-tuned system is excluded. All three judges rank the five systems in the same order, and the ranking is unchanged after z-scoring each judge's scores, so no single lenient or harsh judge drives the result. </w:t>
+        <w:t xml:space="preserve">The judges agree closely with each other (Table 5.x). Per-reply Spearman correlations between pairs of judges are 0.75-0.79 for empathy and 0.78-0.80 for the overall score across 320 replies, and 0.57-0.63 when the clearly broken fine-tuned system is excluded. Both judges rank the systems in the same order, and the ranking is unchanged after z-scoring each judge's scores, so no single lenient or harsh judge drives the result. </w:t>
       </w:r>
       <w:r>
         <w:rPr>
@@ -14675,174 +14675,6 @@
               </w:rPr>
               <w:t>rank rho = 0.98</w:t>
             </w:r>
-          </w:p>
-        </w:tc>
-      </w:tr>
-      <w:tr>
-        <w:tc>
-          <w:tcPr>
-            <w:tcW w:type="dxa" w:w="2484"/>
-          </w:tcPr>
-          <w:p>
-            <w:r/>
-            <w:r>
-              <w:rPr>
-                <w:sz w:val="16"/>
-              </w:rPr>
-              <w:t>Two-judge vs three-judge panel mean (empathy), 4 systems judged by all three</w:t>
-            </w:r>
-          </w:p>
-        </w:tc>
-        <w:tc>
-          <w:tcPr>
-            <w:tcW w:type="dxa" w:w="2484"/>
-          </w:tcPr>
-          <w:p>
-            <w:r/>
-            <w:r>
-              <w:rPr>
-                <w:sz w:val="16"/>
-              </w:rPr>
-              <w:t>256</w:t>
-            </w:r>
-          </w:p>
-        </w:tc>
-        <w:tc>
-          <w:tcPr>
-            <w:tcW w:type="dxa" w:w="2484"/>
-          </w:tcPr>
-          <w:p>
-            <w:r/>
-            <w:r>
-              <w:rPr>
-                <w:sz w:val="16"/>
-              </w:rPr>
-              <w:t>per-reply rho = 0.970</w:t>
-            </w:r>
-          </w:p>
-        </w:tc>
-        <w:tc>
-          <w:tcPr>
-            <w:tcW w:type="dxa" w:w="2484"/>
-          </w:tcPr>
-          <w:p>
-            <w:r/>
-            <w:r>
-              <w:rPr>
-                <w:sz w:val="16"/>
-              </w:rPr>
-              <w:t>identical system ranking</w:t>
-            </w:r>
-          </w:p>
-        </w:tc>
-      </w:tr>
-      <w:tr>
-        <w:tc>
-          <w:tcPr>
-            <w:tcW w:type="dxa" w:w="2484"/>
-          </w:tcPr>
-          <w:p>
-            <w:r/>
-            <w:r>
-              <w:rPr>
-                <w:sz w:val="16"/>
-              </w:rPr>
-              <w:t>Two-judge vs three-judge panel mean (overall), 4 systems judged by all three</w:t>
-            </w:r>
-          </w:p>
-        </w:tc>
-        <w:tc>
-          <w:tcPr>
-            <w:tcW w:type="dxa" w:w="2484"/>
-          </w:tcPr>
-          <w:p>
-            <w:r/>
-            <w:r>
-              <w:rPr>
-                <w:sz w:val="16"/>
-              </w:rPr>
-              <w:t>256</w:t>
-            </w:r>
-          </w:p>
-        </w:tc>
-        <w:tc>
-          <w:tcPr>
-            <w:tcW w:type="dxa" w:w="2484"/>
-          </w:tcPr>
-          <w:p>
-            <w:r/>
-            <w:r>
-              <w:rPr>
-                <w:sz w:val="16"/>
-              </w:rPr>
-              <w:t>per-reply rho = 0.973</w:t>
-            </w:r>
-          </w:p>
-        </w:tc>
-        <w:tc>
-          <w:tcPr>
-            <w:tcW w:type="dxa" w:w="2484"/>
-          </w:tcPr>
-          <w:p>
-            <w:r/>
-            <w:r>
-              <w:rPr>
-                <w:sz w:val="16"/>
-              </w:rPr>
-              <w:t>identical system ranking</w:t>
-            </w:r>
-          </w:p>
-        </w:tc>
-      </w:tr>
-      <w:tr>
-        <w:tc>
-          <w:tcPr>
-            <w:tcW w:type="dxa" w:w="2484"/>
-          </w:tcPr>
-          <w:p>
-            <w:r/>
-            <w:r>
-              <w:rPr>
-                <w:sz w:val="16"/>
-              </w:rPr>
-              <w:t>Three-judge agreement on empathy (all pairs), 4 systems</w:t>
-            </w:r>
-          </w:p>
-        </w:tc>
-        <w:tc>
-          <w:tcPr>
-            <w:tcW w:type="dxa" w:w="2484"/>
-          </w:tcPr>
-          <w:p>
-            <w:r/>
-            <w:r>
-              <w:rPr>
-                <w:sz w:val="16"/>
-              </w:rPr>
-              <w:t>256</w:t>
-            </w:r>
-          </w:p>
-        </w:tc>
-        <w:tc>
-          <w:tcPr>
-            <w:tcW w:type="dxa" w:w="2484"/>
-          </w:tcPr>
-          <w:p>
-            <w:r/>
-            <w:r>
-              <w:rPr>
-                <w:sz w:val="16"/>
-              </w:rPr>
-              <w:t>rho = 0.57 to 0.63</w:t>
-            </w:r>
-          </w:p>
-        </w:tc>
-        <w:tc>
-          <w:tcPr>
-            <w:tcW w:type="dxa" w:w="2484"/>
-          </w:tcPr>
-          <w:p>
-            <w:r/>
           </w:p>
         </w:tc>
       </w:tr>
